--- a/Lab8_PPPTPMHDT/1150080059_TranNguyenMinhKhoi.docx
+++ b/Lab8_PPPTPMHDT/1150080059_TranNguyenMinhKhoi.docx
@@ -3,77 +3,270 @@
 <w:document xmlns:wpc="http://schemas.microsoft.com/office/word/2010/wordprocessingCanvas" xmlns:cx="http://schemas.microsoft.com/office/drawing/2014/chartex" xmlns:cx1="http://schemas.microsoft.com/office/drawing/2015/9/8/chartex" xmlns:cx2="http://schemas.microsoft.com/office/drawing/2015/10/21/chartex" xmlns:cx3="http://schemas.microsoft.com/office/drawing/2016/5/9/chartex" xmlns:cx4="http://schemas.microsoft.com/office/drawing/2016/5/10/chartex" xmlns:cx5="http://schemas.microsoft.com/office/drawing/2016/5/11/chartex" xmlns:cx6="http://schemas.microsoft.com/office/drawing/2016/5/12/chartex" xmlns:cx7="http://schemas.microsoft.com/office/drawing/2016/5/13/chartex" xmlns:cx8="http://schemas.microsoft.com/office/drawing/2016/5/14/chartex" xmlns:mc="http://schemas.openxmlformats.org/markup-compatibility/2006" xmlns:aink="http://schemas.microsoft.com/office/drawing/2016/ink" xmlns:am3d="http://schemas.microsoft.com/office/drawing/2017/model3d" xmlns:o="urn:schemas-microsoft-com:office:office" xmlns:oel="http://schemas.microsoft.com/office/2019/extlst" xmlns:r="http://schemas.openxmlformats.org/officeDocument/2006/relationships" xmlns:m="http://schemas.openxmlformats.org/officeDocument/2006/math" xmlns:v="urn:schemas-microsoft-com:vml" xmlns:wp14="http://schemas.microsoft.com/office/word/2010/wordprocessingDrawing" xmlns:wp="http://schemas.openxmlformats.org/drawingml/2006/wordprocessingDrawing" xmlns:w10="urn:schemas-microsoft-com:office:word" xmlns:w="http://schemas.openxmlformats.org/wordprocessingml/2006/main" xmlns:w14="http://schemas.microsoft.com/office/word/2010/wordml" xmlns:w15="http://schemas.microsoft.com/office/word/2012/wordml" xmlns:w16cex="http://schemas.microsoft.com/office/word/2018/wordml/cex" xmlns:w16cid="http://schemas.microsoft.com/office/word/2016/wordml/cid" xmlns:w16="http://schemas.microsoft.com/office/word/2018/wordml" xmlns:w16sdtdh="http://schemas.microsoft.com/office/word/2020/wordml/sdtdatahash" xmlns:w16se="http://schemas.microsoft.com/office/word/2015/wordml/symex" xmlns:wpg="http://schemas.microsoft.com/office/word/2010/wordprocessingGroup" xmlns:wpi="http://schemas.microsoft.com/office/word/2010/wordprocessingInk" xmlns:wne="http://schemas.microsoft.com/office/word/2006/wordml" xmlns:wps="http://schemas.microsoft.com/office/word/2010/wordprocessingShape" mc:Ignorable="w14 w15 w16se w16cid w16 w16cex w16sdtdh wp14">
   <w:body>
     <w:p>
-      <w:proofErr w:type="gramStart"/>
-      <w:r>
-        <w:t>1150080059:Trần</w:t>
-      </w:r>
-      <w:proofErr w:type="gramEnd"/>
-      <w:r>
-        <w:t xml:space="preserve"> Nguyễn Minh Khôi</w:t>
-      </w:r>
-    </w:p>
-    <w:p>
       <w:pPr>
         <w:jc w:val="center"/>
-      </w:pPr>
-      <w:r>
-        <w:t>BÀI LÀM</w:t>
-      </w:r>
-    </w:p>
-    <w:p>
-      <w:r>
-        <w:t>B. Nội dung</w:t>
-      </w:r>
-    </w:p>
-    <w:p>
-      <w:pPr>
-        <w:rPr>
+        <w:rPr>
+          <w:rFonts w:asciiTheme="majorHAnsi" w:hAnsiTheme="majorHAnsi" w:cstheme="majorHAnsi"/>
           <w:b/>
           <w:bCs/>
-        </w:rPr>
-      </w:pPr>
-      <w:r>
-        <w:rPr>
+          <w:sz w:val="26"/>
+          <w:szCs w:val="26"/>
+          <w:lang w:val="en-US"/>
+        </w:rPr>
+      </w:pPr>
+      <w:r>
+        <w:rPr>
+          <w:rFonts w:asciiTheme="majorHAnsi" w:hAnsiTheme="majorHAnsi" w:cstheme="majorHAnsi"/>
           <w:b/>
           <w:bCs/>
+          <w:sz w:val="26"/>
+          <w:szCs w:val="26"/>
+          <w:lang w:val="en-US"/>
+        </w:rPr>
+        <w:t>PPPTPMHDM Buổi 7</w:t>
+      </w:r>
+    </w:p>
+    <w:p>
+      <w:pPr>
+        <w:rPr>
+          <w:rFonts w:asciiTheme="majorHAnsi" w:hAnsiTheme="majorHAnsi" w:cstheme="majorHAnsi"/>
+          <w:sz w:val="26"/>
+          <w:szCs w:val="26"/>
+          <w:lang w:val="en-US"/>
+        </w:rPr>
+      </w:pPr>
+      <w:r>
+        <w:rPr>
+          <w:rFonts w:asciiTheme="majorHAnsi" w:hAnsiTheme="majorHAnsi" w:cstheme="majorHAnsi"/>
+          <w:sz w:val="26"/>
+          <w:szCs w:val="26"/>
+          <w:lang w:val="en-US"/>
+        </w:rPr>
+        <w:t xml:space="preserve">Tên: </w:t>
+      </w:r>
+      <w:r>
+        <w:rPr>
+          <w:rFonts w:asciiTheme="majorHAnsi" w:hAnsiTheme="majorHAnsi" w:cstheme="majorHAnsi"/>
+          <w:sz w:val="26"/>
+          <w:szCs w:val="26"/>
+          <w:lang w:val="en-US"/>
+        </w:rPr>
+        <w:t xml:space="preserve">Trần Nguyễn Minh Khôi </w:t>
+      </w:r>
+    </w:p>
+    <w:p>
+      <w:pPr>
+        <w:rPr>
+          <w:rFonts w:asciiTheme="majorHAnsi" w:hAnsiTheme="majorHAnsi" w:cstheme="majorHAnsi"/>
+          <w:sz w:val="26"/>
+          <w:szCs w:val="26"/>
+          <w:lang w:val="en-US"/>
+        </w:rPr>
+      </w:pPr>
+      <w:r>
+        <w:rPr>
+          <w:rFonts w:asciiTheme="majorHAnsi" w:hAnsiTheme="majorHAnsi" w:cstheme="majorHAnsi"/>
+          <w:sz w:val="26"/>
+          <w:szCs w:val="26"/>
+          <w:lang w:val="en-US"/>
+        </w:rPr>
+        <w:t xml:space="preserve">MSSV: </w:t>
+      </w:r>
+      <w:r>
+        <w:rPr>
+          <w:rFonts w:asciiTheme="majorHAnsi" w:hAnsiTheme="majorHAnsi" w:cstheme="majorHAnsi"/>
+          <w:sz w:val="26"/>
+          <w:szCs w:val="26"/>
+          <w:lang w:val="en-US"/>
+        </w:rPr>
+        <w:t>1150</w:t>
+      </w:r>
+      <w:r>
+        <w:rPr>
+          <w:rFonts w:asciiTheme="majorHAnsi" w:hAnsiTheme="majorHAnsi" w:cstheme="majorHAnsi"/>
+          <w:sz w:val="26"/>
+          <w:szCs w:val="26"/>
+          <w:lang w:val="en-US"/>
+        </w:rPr>
+        <w:t>0</w:t>
+      </w:r>
+      <w:r>
+        <w:rPr>
+          <w:rFonts w:asciiTheme="majorHAnsi" w:hAnsiTheme="majorHAnsi" w:cstheme="majorHAnsi"/>
+          <w:sz w:val="26"/>
+          <w:szCs w:val="26"/>
+          <w:lang w:val="en-US"/>
+        </w:rPr>
+        <w:t xml:space="preserve">80059 </w:t>
+      </w:r>
+    </w:p>
+    <w:p>
+      <w:pPr>
+        <w:rPr>
+          <w:rFonts w:asciiTheme="majorHAnsi" w:hAnsiTheme="majorHAnsi" w:cstheme="majorHAnsi"/>
+          <w:sz w:val="26"/>
+          <w:szCs w:val="26"/>
+          <w:lang w:val="en-US"/>
+        </w:rPr>
+      </w:pPr>
+      <w:r>
+        <w:rPr>
+          <w:rFonts w:asciiTheme="majorHAnsi" w:hAnsiTheme="majorHAnsi" w:cstheme="majorHAnsi"/>
+          <w:sz w:val="26"/>
+          <w:szCs w:val="26"/>
+          <w:lang w:val="en-US"/>
+        </w:rPr>
+        <w:t xml:space="preserve">Lớp: </w:t>
+      </w:r>
+      <w:r>
+        <w:rPr>
+          <w:rFonts w:asciiTheme="majorHAnsi" w:hAnsiTheme="majorHAnsi" w:cstheme="majorHAnsi"/>
+          <w:sz w:val="26"/>
+          <w:szCs w:val="26"/>
+          <w:lang w:val="en-US"/>
+        </w:rPr>
+        <w:t>CNPM1</w:t>
+      </w:r>
+    </w:p>
+    <w:p>
+      <w:pPr>
+        <w:rPr>
+          <w:rFonts w:asciiTheme="majorHAnsi" w:hAnsiTheme="majorHAnsi" w:cstheme="majorHAnsi"/>
+          <w:b/>
+          <w:bCs/>
+          <w:sz w:val="26"/>
+          <w:szCs w:val="26"/>
+          <w:lang w:val="en-US"/>
+        </w:rPr>
+      </w:pPr>
+      <w:r>
+        <w:rPr>
+          <w:rFonts w:asciiTheme="majorHAnsi" w:hAnsiTheme="majorHAnsi" w:cstheme="majorHAnsi"/>
+          <w:b/>
+          <w:bCs/>
+          <w:sz w:val="26"/>
+          <w:szCs w:val="26"/>
+          <w:lang w:val="en-US"/>
         </w:rPr>
         <w:t>Thực hành 1: Tạo và kết nối CSDL ngay bên trong Project Winform.</w:t>
       </w:r>
     </w:p>
     <w:p>
-      <w:r>
+      <w:pPr>
+        <w:rPr>
+          <w:rFonts w:asciiTheme="majorHAnsi" w:hAnsiTheme="majorHAnsi" w:cstheme="majorHAnsi"/>
+          <w:sz w:val="26"/>
+          <w:szCs w:val="26"/>
+          <w:lang w:val="en-US"/>
+        </w:rPr>
+      </w:pPr>
+      <w:r>
+        <w:rPr>
+          <w:rFonts w:asciiTheme="majorHAnsi" w:hAnsiTheme="majorHAnsi" w:cstheme="majorHAnsi"/>
+          <w:sz w:val="26"/>
+          <w:szCs w:val="26"/>
+          <w:lang w:val="en-US"/>
+        </w:rPr>
         <w:t>− Khởi tạo 1 project với template là Windowns Form Applications (.NET</w:t>
       </w:r>
     </w:p>
     <w:p>
-      <w:r>
+      <w:pPr>
+        <w:rPr>
+          <w:rFonts w:asciiTheme="majorHAnsi" w:hAnsiTheme="majorHAnsi" w:cstheme="majorHAnsi"/>
+          <w:sz w:val="26"/>
+          <w:szCs w:val="26"/>
+          <w:lang w:val="en-US"/>
+        </w:rPr>
+      </w:pPr>
+      <w:r>
+        <w:rPr>
+          <w:rFonts w:asciiTheme="majorHAnsi" w:hAnsiTheme="majorHAnsi" w:cstheme="majorHAnsi"/>
+          <w:sz w:val="26"/>
+          <w:szCs w:val="26"/>
+          <w:lang w:val="en-US"/>
+        </w:rPr>
         <w:t>framework).</w:t>
       </w:r>
     </w:p>
     <w:p>
-      <w:r>
+      <w:pPr>
+        <w:rPr>
+          <w:rFonts w:asciiTheme="majorHAnsi" w:hAnsiTheme="majorHAnsi" w:cstheme="majorHAnsi"/>
+          <w:sz w:val="26"/>
+          <w:szCs w:val="26"/>
+          <w:lang w:val="en-US"/>
+        </w:rPr>
+      </w:pPr>
+      <w:r>
+        <w:rPr>
+          <w:rFonts w:asciiTheme="majorHAnsi" w:hAnsiTheme="majorHAnsi" w:cstheme="majorHAnsi"/>
+          <w:sz w:val="26"/>
+          <w:szCs w:val="26"/>
+          <w:lang w:val="en-US"/>
+        </w:rPr>
         <w:t>− Chuột phải vào project chọn Add &gt; New Item.</w:t>
       </w:r>
     </w:p>
     <w:p>
-      <w:r>
+      <w:pPr>
+        <w:rPr>
+          <w:rFonts w:asciiTheme="majorHAnsi" w:hAnsiTheme="majorHAnsi" w:cstheme="majorHAnsi"/>
+          <w:sz w:val="26"/>
+          <w:szCs w:val="26"/>
+          <w:lang w:val="en-US"/>
+        </w:rPr>
+      </w:pPr>
+      <w:r>
+        <w:rPr>
+          <w:rFonts w:asciiTheme="majorHAnsi" w:hAnsiTheme="majorHAnsi" w:cstheme="majorHAnsi"/>
+          <w:sz w:val="26"/>
+          <w:szCs w:val="26"/>
+          <w:lang w:val="en-US"/>
+        </w:rPr>
         <w:t>− Trong danh sách các template, cuộn xuống và chọn Service-based</w:t>
       </w:r>
     </w:p>
     <w:p>
-      <w:r>
+      <w:pPr>
+        <w:rPr>
+          <w:rFonts w:asciiTheme="majorHAnsi" w:hAnsiTheme="majorHAnsi" w:cstheme="majorHAnsi"/>
+          <w:sz w:val="26"/>
+          <w:szCs w:val="26"/>
+          <w:lang w:val="en-US"/>
+        </w:rPr>
+      </w:pPr>
+      <w:r>
+        <w:rPr>
+          <w:rFonts w:asciiTheme="majorHAnsi" w:hAnsiTheme="majorHAnsi" w:cstheme="majorHAnsi"/>
+          <w:sz w:val="26"/>
+          <w:szCs w:val="26"/>
+          <w:lang w:val="en-US"/>
+        </w:rPr>
         <w:t>Database.</w:t>
       </w:r>
     </w:p>
     <w:p>
-      <w:r>
-        <w:rPr>
+      <w:pPr>
+        <w:rPr>
+          <w:rFonts w:asciiTheme="majorHAnsi" w:hAnsiTheme="majorHAnsi" w:cstheme="majorHAnsi"/>
+          <w:sz w:val="26"/>
+          <w:szCs w:val="26"/>
+          <w:lang w:val="en-US"/>
+        </w:rPr>
+      </w:pPr>
+      <w:r>
+        <w:rPr>
+          <w:rFonts w:asciiTheme="majorHAnsi" w:hAnsiTheme="majorHAnsi" w:cstheme="majorHAnsi"/>
           <w:noProof/>
+          <w:sz w:val="26"/>
+          <w:szCs w:val="26"/>
+          <w:lang w:val="en-US"/>
         </w:rPr>
         <w:drawing>
-          <wp:inline distT="0" distB="0" distL="0" distR="0" wp14:anchorId="5A753B67" wp14:editId="6FA5E5C1">
-            <wp:extent cx="5943600" cy="3350260"/>
-            <wp:effectExtent l="0" t="0" r="0" b="2540"/>
+          <wp:inline distT="0" distB="0" distL="0" distR="0" wp14:anchorId="2FC4E3A2" wp14:editId="2F5D8110">
+            <wp:extent cx="5731510" cy="3042285"/>
+            <wp:effectExtent l="0" t="0" r="2540" b="5715"/>
             <wp:docPr id="1" name="Hình ảnh 1"/>
             <wp:cNvGraphicFramePr>
               <a:graphicFrameLocks xmlns:a="http://schemas.openxmlformats.org/drawingml/2006/main" noChangeAspect="1"/>
@@ -94,7 +287,7 @@
                   <pic:spPr>
                     <a:xfrm>
                       <a:off x="0" y="0"/>
-                      <a:ext cx="5943600" cy="3350260"/>
+                      <a:ext cx="5731510" cy="3042285"/>
                     </a:xfrm>
                     <a:prstGeom prst="rect">
                       <a:avLst/>
@@ -110,37 +303,36 @@
     <w:p>
       <w:pPr>
         <w:rPr>
-          <w:b/>
-          <w:bCs/>
-        </w:rPr>
-      </w:pPr>
-      <w:bookmarkStart w:id="0" w:name="_Hlk211234123"/>
-      <w:r>
-        <w:rPr>
-          <w:b/>
-          <w:bCs/>
-        </w:rPr>
-        <w:t>Thực hành 2: Thêm dữ liệu không dùng Parameter.</w:t>
-      </w:r>
-    </w:p>
-    <w:p>
-      <w:r>
-        <w:t>− Sử dụng hàm ExecuteNonQuery để thực hiện thêm dữ liệu.</w:t>
-      </w:r>
-    </w:p>
-    <w:p>
-      <w:r>
-        <w:t>− Ví dụ: Thêm dữ liệu cho 1 sinh viên vào bảng SinhVien.</w:t>
-      </w:r>
-    </w:p>
-    <w:p>
-      <w:r>
+          <w:rFonts w:asciiTheme="majorHAnsi" w:hAnsiTheme="majorHAnsi" w:cstheme="majorHAnsi"/>
+          <w:sz w:val="26"/>
+          <w:szCs w:val="26"/>
+          <w:lang w:val="en-US"/>
+        </w:rPr>
+      </w:pPr>
+    </w:p>
+    <w:p>
+      <w:pPr>
+        <w:rPr>
+          <w:rFonts w:asciiTheme="majorHAnsi" w:hAnsiTheme="majorHAnsi" w:cstheme="majorHAnsi"/>
+          <w:sz w:val="26"/>
+          <w:szCs w:val="26"/>
+          <w:lang w:val="en-US"/>
+        </w:rPr>
+      </w:pPr>
+      <w:r>
+        <w:rPr>
+          <w:rFonts w:asciiTheme="majorHAnsi" w:hAnsiTheme="majorHAnsi" w:cstheme="majorHAnsi"/>
+          <w:noProof/>
+          <w:sz w:val="26"/>
+          <w:szCs w:val="26"/>
+          <w:lang w:val="en-US"/>
+        </w:rPr>
         <w:lastRenderedPageBreak/>
         <w:drawing>
-          <wp:inline distT="0" distB="0" distL="0" distR="0" wp14:anchorId="0AEBCC42" wp14:editId="4DAB392E">
-            <wp:extent cx="5943600" cy="2210435"/>
+          <wp:inline distT="0" distB="0" distL="0" distR="0" wp14:anchorId="312D1A08" wp14:editId="2A4C68DE">
+            <wp:extent cx="3600953" cy="4115374"/>
             <wp:effectExtent l="0" t="0" r="0" b="0"/>
-            <wp:docPr id="3" name="Hình ảnh 3"/>
+            <wp:docPr id="5" name="Hình ảnh 5"/>
             <wp:cNvGraphicFramePr>
               <a:graphicFrameLocks xmlns:a="http://schemas.openxmlformats.org/drawingml/2006/main" noChangeAspect="1"/>
             </wp:cNvGraphicFramePr>
@@ -160,7 +352,7 @@
                   <pic:spPr>
                     <a:xfrm>
                       <a:off x="0" y="0"/>
-                      <a:ext cx="5943600" cy="2210435"/>
+                      <a:ext cx="3600953" cy="4115374"/>
                     </a:xfrm>
                     <a:prstGeom prst="rect">
                       <a:avLst/>
@@ -174,15 +366,2174 @@
       </w:r>
     </w:p>
     <w:p>
-      <w:r>
-        <w:rPr>
+      <w:pPr>
+        <w:rPr>
+          <w:rFonts w:asciiTheme="majorHAnsi" w:hAnsiTheme="majorHAnsi" w:cstheme="majorHAnsi"/>
+          <w:b/>
+          <w:bCs/>
+          <w:sz w:val="26"/>
+          <w:szCs w:val="26"/>
+          <w:lang w:val="en-US"/>
+        </w:rPr>
+      </w:pPr>
+      <w:r>
+        <w:rPr>
+          <w:rFonts w:asciiTheme="majorHAnsi" w:hAnsiTheme="majorHAnsi" w:cstheme="majorHAnsi"/>
+          <w:b/>
+          <w:bCs/>
+          <w:sz w:val="26"/>
+          <w:szCs w:val="26"/>
+          <w:lang w:val="en-US"/>
+        </w:rPr>
+        <w:t>Thực hành 2: Thêm dữ liệu không dùng Parameter:</w:t>
+      </w:r>
+    </w:p>
+    <w:p>
+      <w:pPr>
+        <w:rPr>
+          <w:rFonts w:asciiTheme="majorHAnsi" w:hAnsiTheme="majorHAnsi" w:cstheme="majorHAnsi"/>
+          <w:b/>
+          <w:bCs/>
+          <w:sz w:val="26"/>
+          <w:szCs w:val="26"/>
+          <w:lang w:val="en-US"/>
+        </w:rPr>
+      </w:pPr>
+      <w:r>
+        <w:rPr>
+          <w:rFonts w:asciiTheme="majorHAnsi" w:hAnsiTheme="majorHAnsi" w:cstheme="majorHAnsi"/>
+          <w:b/>
+          <w:bCs/>
+          <w:sz w:val="26"/>
+          <w:szCs w:val="26"/>
+          <w:lang w:val="en-US"/>
+        </w:rPr>
+        <w:t>Form1.cs :</w:t>
+      </w:r>
+    </w:p>
+    <w:p>
+      <w:pPr>
+        <w:rPr>
+          <w:rFonts w:asciiTheme="majorHAnsi" w:hAnsiTheme="majorHAnsi" w:cstheme="majorHAnsi"/>
+          <w:sz w:val="26"/>
+          <w:szCs w:val="26"/>
+          <w:lang w:val="en-US"/>
+        </w:rPr>
+      </w:pPr>
+      <w:r>
+        <w:rPr>
+          <w:rFonts w:asciiTheme="majorHAnsi" w:hAnsiTheme="majorHAnsi" w:cstheme="majorHAnsi"/>
+          <w:sz w:val="26"/>
+          <w:szCs w:val="26"/>
+          <w:lang w:val="en-US"/>
+        </w:rPr>
+        <w:t>using System;</w:t>
+      </w:r>
+    </w:p>
+    <w:p>
+      <w:pPr>
+        <w:rPr>
+          <w:rFonts w:asciiTheme="majorHAnsi" w:hAnsiTheme="majorHAnsi" w:cstheme="majorHAnsi"/>
+          <w:sz w:val="26"/>
+          <w:szCs w:val="26"/>
+          <w:lang w:val="en-US"/>
+        </w:rPr>
+      </w:pPr>
+      <w:r>
+        <w:rPr>
+          <w:rFonts w:asciiTheme="majorHAnsi" w:hAnsiTheme="majorHAnsi" w:cstheme="majorHAnsi"/>
+          <w:sz w:val="26"/>
+          <w:szCs w:val="26"/>
+          <w:lang w:val="en-US"/>
+        </w:rPr>
+        <w:t>using System.Data;</w:t>
+      </w:r>
+    </w:p>
+    <w:p>
+      <w:pPr>
+        <w:rPr>
+          <w:rFonts w:asciiTheme="majorHAnsi" w:hAnsiTheme="majorHAnsi" w:cstheme="majorHAnsi"/>
+          <w:sz w:val="26"/>
+          <w:szCs w:val="26"/>
+          <w:lang w:val="en-US"/>
+        </w:rPr>
+      </w:pPr>
+      <w:r>
+        <w:rPr>
+          <w:rFonts w:asciiTheme="majorHAnsi" w:hAnsiTheme="majorHAnsi" w:cstheme="majorHAnsi"/>
+          <w:sz w:val="26"/>
+          <w:szCs w:val="26"/>
+          <w:lang w:val="en-US"/>
+        </w:rPr>
+        <w:t>using System.Data.SqlClient;</w:t>
+      </w:r>
+    </w:p>
+    <w:p>
+      <w:pPr>
+        <w:rPr>
+          <w:rFonts w:asciiTheme="majorHAnsi" w:hAnsiTheme="majorHAnsi" w:cstheme="majorHAnsi"/>
+          <w:sz w:val="26"/>
+          <w:szCs w:val="26"/>
+          <w:lang w:val="en-US"/>
+        </w:rPr>
+      </w:pPr>
+      <w:r>
+        <w:rPr>
+          <w:rFonts w:asciiTheme="majorHAnsi" w:hAnsiTheme="majorHAnsi" w:cstheme="majorHAnsi"/>
+          <w:sz w:val="26"/>
+          <w:szCs w:val="26"/>
+          <w:lang w:val="en-US"/>
+        </w:rPr>
+        <w:t>using System.Windows.Forms;</w:t>
+      </w:r>
+    </w:p>
+    <w:p>
+      <w:pPr>
+        <w:rPr>
+          <w:rFonts w:asciiTheme="majorHAnsi" w:hAnsiTheme="majorHAnsi" w:cstheme="majorHAnsi"/>
+          <w:sz w:val="26"/>
+          <w:szCs w:val="26"/>
+          <w:lang w:val="en-US"/>
+        </w:rPr>
+      </w:pPr>
+    </w:p>
+    <w:p>
+      <w:pPr>
+        <w:rPr>
+          <w:rFonts w:asciiTheme="majorHAnsi" w:hAnsiTheme="majorHAnsi" w:cstheme="majorHAnsi"/>
+          <w:sz w:val="26"/>
+          <w:szCs w:val="26"/>
+          <w:lang w:val="en-US"/>
+        </w:rPr>
+      </w:pPr>
+      <w:r>
+        <w:rPr>
+          <w:rFonts w:asciiTheme="majorHAnsi" w:hAnsiTheme="majorHAnsi" w:cstheme="majorHAnsi"/>
+          <w:sz w:val="26"/>
+          <w:szCs w:val="26"/>
+          <w:lang w:val="en-US"/>
+        </w:rPr>
+        <w:t>namespace _1150080059_LTB7</w:t>
+      </w:r>
+    </w:p>
+    <w:p>
+      <w:pPr>
+        <w:rPr>
+          <w:rFonts w:asciiTheme="majorHAnsi" w:hAnsiTheme="majorHAnsi" w:cstheme="majorHAnsi"/>
+          <w:sz w:val="26"/>
+          <w:szCs w:val="26"/>
+          <w:lang w:val="en-US"/>
+        </w:rPr>
+      </w:pPr>
+      <w:r>
+        <w:rPr>
+          <w:rFonts w:asciiTheme="majorHAnsi" w:hAnsiTheme="majorHAnsi" w:cstheme="majorHAnsi"/>
+          <w:sz w:val="26"/>
+          <w:szCs w:val="26"/>
+          <w:lang w:val="en-US"/>
+        </w:rPr>
+        <w:t>{</w:t>
+      </w:r>
+    </w:p>
+    <w:p>
+      <w:pPr>
+        <w:rPr>
+          <w:rFonts w:asciiTheme="majorHAnsi" w:hAnsiTheme="majorHAnsi" w:cstheme="majorHAnsi"/>
+          <w:sz w:val="26"/>
+          <w:szCs w:val="26"/>
+          <w:lang w:val="en-US"/>
+        </w:rPr>
+      </w:pPr>
+      <w:r>
+        <w:rPr>
+          <w:rFonts w:asciiTheme="majorHAnsi" w:hAnsiTheme="majorHAnsi" w:cstheme="majorHAnsi"/>
+          <w:sz w:val="26"/>
+          <w:szCs w:val="26"/>
+          <w:lang w:val="en-US"/>
+        </w:rPr>
+        <w:t xml:space="preserve">    public partial class Form1 : Form</w:t>
+      </w:r>
+    </w:p>
+    <w:p>
+      <w:pPr>
+        <w:rPr>
+          <w:rFonts w:asciiTheme="majorHAnsi" w:hAnsiTheme="majorHAnsi" w:cstheme="majorHAnsi"/>
+          <w:sz w:val="26"/>
+          <w:szCs w:val="26"/>
+          <w:lang w:val="en-US"/>
+        </w:rPr>
+      </w:pPr>
+      <w:r>
+        <w:rPr>
+          <w:rFonts w:asciiTheme="majorHAnsi" w:hAnsiTheme="majorHAnsi" w:cstheme="majorHAnsi"/>
+          <w:sz w:val="26"/>
+          <w:szCs w:val="26"/>
+          <w:lang w:val="en-US"/>
+        </w:rPr>
+        <w:t xml:space="preserve">    {</w:t>
+      </w:r>
+    </w:p>
+    <w:p>
+      <w:pPr>
+        <w:rPr>
+          <w:rFonts w:asciiTheme="majorHAnsi" w:hAnsiTheme="majorHAnsi" w:cstheme="majorHAnsi"/>
+          <w:sz w:val="26"/>
+          <w:szCs w:val="26"/>
+          <w:lang w:val="en-US"/>
+        </w:rPr>
+      </w:pPr>
+      <w:r>
+        <w:rPr>
+          <w:rFonts w:asciiTheme="majorHAnsi" w:hAnsiTheme="majorHAnsi" w:cstheme="majorHAnsi"/>
+          <w:sz w:val="26"/>
+          <w:szCs w:val="26"/>
+          <w:lang w:val="en-US"/>
+        </w:rPr>
+        <w:t xml:space="preserve">        // Kết nối tới SQL Server thật (ví dụ trong SSMS)</w:t>
+      </w:r>
+    </w:p>
+    <w:p>
+      <w:pPr>
+        <w:rPr>
+          <w:rFonts w:asciiTheme="majorHAnsi" w:hAnsiTheme="majorHAnsi" w:cstheme="majorHAnsi"/>
+          <w:sz w:val="26"/>
+          <w:szCs w:val="26"/>
+          <w:lang w:val="en-US"/>
+        </w:rPr>
+      </w:pPr>
+      <w:r>
+        <w:rPr>
+          <w:rFonts w:asciiTheme="majorHAnsi" w:hAnsiTheme="majorHAnsi" w:cstheme="majorHAnsi"/>
+          <w:sz w:val="26"/>
+          <w:szCs w:val="26"/>
+          <w:lang w:val="en-US"/>
+        </w:rPr>
+        <w:t xml:space="preserve">        string strCon = @"Data Source=DESKTOP-AHL97Q6\SQL;Initial Catalog=DBConnect;Integrated Security=True";</w:t>
+      </w:r>
+    </w:p>
+    <w:p>
+      <w:pPr>
+        <w:rPr>
+          <w:rFonts w:asciiTheme="majorHAnsi" w:hAnsiTheme="majorHAnsi" w:cstheme="majorHAnsi"/>
+          <w:sz w:val="26"/>
+          <w:szCs w:val="26"/>
+          <w:lang w:val="en-US"/>
+        </w:rPr>
+      </w:pPr>
+      <w:r>
+        <w:rPr>
+          <w:rFonts w:asciiTheme="majorHAnsi" w:hAnsiTheme="majorHAnsi" w:cstheme="majorHAnsi"/>
+          <w:sz w:val="26"/>
+          <w:szCs w:val="26"/>
+          <w:lang w:val="en-US"/>
+        </w:rPr>
+        <w:t xml:space="preserve">        SqlConnection sqlCon = null;</w:t>
+      </w:r>
+    </w:p>
+    <w:p>
+      <w:pPr>
+        <w:rPr>
+          <w:rFonts w:asciiTheme="majorHAnsi" w:hAnsiTheme="majorHAnsi" w:cstheme="majorHAnsi"/>
+          <w:sz w:val="26"/>
+          <w:szCs w:val="26"/>
+          <w:lang w:val="en-US"/>
+        </w:rPr>
+      </w:pPr>
+    </w:p>
+    <w:p>
+      <w:pPr>
+        <w:rPr>
+          <w:rFonts w:asciiTheme="majorHAnsi" w:hAnsiTheme="majorHAnsi" w:cstheme="majorHAnsi"/>
+          <w:sz w:val="26"/>
+          <w:szCs w:val="26"/>
+          <w:lang w:val="en-US"/>
+        </w:rPr>
+      </w:pPr>
+      <w:r>
+        <w:rPr>
+          <w:rFonts w:asciiTheme="majorHAnsi" w:hAnsiTheme="majorHAnsi" w:cstheme="majorHAnsi"/>
+          <w:sz w:val="26"/>
+          <w:szCs w:val="26"/>
+          <w:lang w:val="en-US"/>
+        </w:rPr>
+        <w:t xml:space="preserve">        public Form1()</w:t>
+      </w:r>
+    </w:p>
+    <w:p>
+      <w:pPr>
+        <w:rPr>
+          <w:rFonts w:asciiTheme="majorHAnsi" w:hAnsiTheme="majorHAnsi" w:cstheme="majorHAnsi"/>
+          <w:sz w:val="26"/>
+          <w:szCs w:val="26"/>
+          <w:lang w:val="en-US"/>
+        </w:rPr>
+      </w:pPr>
+      <w:r>
+        <w:rPr>
+          <w:rFonts w:asciiTheme="majorHAnsi" w:hAnsiTheme="majorHAnsi" w:cstheme="majorHAnsi"/>
+          <w:sz w:val="26"/>
+          <w:szCs w:val="26"/>
+          <w:lang w:val="en-US"/>
+        </w:rPr>
+        <w:t xml:space="preserve">        {</w:t>
+      </w:r>
+    </w:p>
+    <w:p>
+      <w:pPr>
+        <w:rPr>
+          <w:rFonts w:asciiTheme="majorHAnsi" w:hAnsiTheme="majorHAnsi" w:cstheme="majorHAnsi"/>
+          <w:sz w:val="26"/>
+          <w:szCs w:val="26"/>
+          <w:lang w:val="en-US"/>
+        </w:rPr>
+      </w:pPr>
+      <w:r>
+        <w:rPr>
+          <w:rFonts w:asciiTheme="majorHAnsi" w:hAnsiTheme="majorHAnsi" w:cstheme="majorHAnsi"/>
+          <w:sz w:val="26"/>
+          <w:szCs w:val="26"/>
+          <w:lang w:val="en-US"/>
+        </w:rPr>
+        <w:t xml:space="preserve">            InitializeComponent();</w:t>
+      </w:r>
+    </w:p>
+    <w:p>
+      <w:pPr>
+        <w:rPr>
+          <w:rFonts w:asciiTheme="majorHAnsi" w:hAnsiTheme="majorHAnsi" w:cstheme="majorHAnsi"/>
+          <w:sz w:val="26"/>
+          <w:szCs w:val="26"/>
+          <w:lang w:val="en-US"/>
+        </w:rPr>
+      </w:pPr>
+      <w:r>
+        <w:rPr>
+          <w:rFonts w:asciiTheme="majorHAnsi" w:hAnsiTheme="majorHAnsi" w:cstheme="majorHAnsi"/>
+          <w:sz w:val="26"/>
+          <w:szCs w:val="26"/>
+          <w:lang w:val="en-US"/>
+        </w:rPr>
+        <w:t xml:space="preserve">        }</w:t>
+      </w:r>
+    </w:p>
+    <w:p>
+      <w:pPr>
+        <w:rPr>
+          <w:rFonts w:asciiTheme="majorHAnsi" w:hAnsiTheme="majorHAnsi" w:cstheme="majorHAnsi"/>
+          <w:sz w:val="26"/>
+          <w:szCs w:val="26"/>
+          <w:lang w:val="en-US"/>
+        </w:rPr>
+      </w:pPr>
+    </w:p>
+    <w:p>
+      <w:pPr>
+        <w:rPr>
+          <w:rFonts w:asciiTheme="majorHAnsi" w:hAnsiTheme="majorHAnsi" w:cstheme="majorHAnsi"/>
+          <w:sz w:val="26"/>
+          <w:szCs w:val="26"/>
+          <w:lang w:val="en-US"/>
+        </w:rPr>
+      </w:pPr>
+      <w:r>
+        <w:rPr>
+          <w:rFonts w:asciiTheme="majorHAnsi" w:hAnsiTheme="majorHAnsi" w:cstheme="majorHAnsi"/>
+          <w:sz w:val="26"/>
+          <w:szCs w:val="26"/>
+          <w:lang w:val="en-US"/>
+        </w:rPr>
+        <w:t xml:space="preserve">        private void MoKetNoi()</w:t>
+      </w:r>
+    </w:p>
+    <w:p>
+      <w:pPr>
+        <w:rPr>
+          <w:rFonts w:asciiTheme="majorHAnsi" w:hAnsiTheme="majorHAnsi" w:cstheme="majorHAnsi"/>
+          <w:sz w:val="26"/>
+          <w:szCs w:val="26"/>
+          <w:lang w:val="en-US"/>
+        </w:rPr>
+      </w:pPr>
+      <w:r>
+        <w:rPr>
+          <w:rFonts w:asciiTheme="majorHAnsi" w:hAnsiTheme="majorHAnsi" w:cstheme="majorHAnsi"/>
+          <w:sz w:val="26"/>
+          <w:szCs w:val="26"/>
+          <w:lang w:val="en-US"/>
+        </w:rPr>
+        <w:t xml:space="preserve">        {</w:t>
+      </w:r>
+    </w:p>
+    <w:p>
+      <w:pPr>
+        <w:rPr>
+          <w:rFonts w:asciiTheme="majorHAnsi" w:hAnsiTheme="majorHAnsi" w:cstheme="majorHAnsi"/>
+          <w:sz w:val="26"/>
+          <w:szCs w:val="26"/>
+          <w:lang w:val="en-US"/>
+        </w:rPr>
+      </w:pPr>
+      <w:r>
+        <w:rPr>
+          <w:rFonts w:asciiTheme="majorHAnsi" w:hAnsiTheme="majorHAnsi" w:cstheme="majorHAnsi"/>
+          <w:sz w:val="26"/>
+          <w:szCs w:val="26"/>
+          <w:lang w:val="en-US"/>
+        </w:rPr>
+        <w:t xml:space="preserve">            if (sqlCon == null)</w:t>
+      </w:r>
+    </w:p>
+    <w:p>
+      <w:pPr>
+        <w:rPr>
+          <w:rFonts w:asciiTheme="majorHAnsi" w:hAnsiTheme="majorHAnsi" w:cstheme="majorHAnsi"/>
+          <w:sz w:val="26"/>
+          <w:szCs w:val="26"/>
+          <w:lang w:val="en-US"/>
+        </w:rPr>
+      </w:pPr>
+      <w:r>
+        <w:rPr>
+          <w:rFonts w:asciiTheme="majorHAnsi" w:hAnsiTheme="majorHAnsi" w:cstheme="majorHAnsi"/>
+          <w:sz w:val="26"/>
+          <w:szCs w:val="26"/>
+          <w:lang w:val="en-US"/>
+        </w:rPr>
+        <w:t xml:space="preserve">                sqlCon = new SqlConnection(strCon);</w:t>
+      </w:r>
+    </w:p>
+    <w:p>
+      <w:pPr>
+        <w:rPr>
+          <w:rFonts w:asciiTheme="majorHAnsi" w:hAnsiTheme="majorHAnsi" w:cstheme="majorHAnsi"/>
+          <w:sz w:val="26"/>
+          <w:szCs w:val="26"/>
+          <w:lang w:val="en-US"/>
+        </w:rPr>
+      </w:pPr>
+      <w:r>
+        <w:rPr>
+          <w:rFonts w:asciiTheme="majorHAnsi" w:hAnsiTheme="majorHAnsi" w:cstheme="majorHAnsi"/>
+          <w:sz w:val="26"/>
+          <w:szCs w:val="26"/>
+          <w:lang w:val="en-US"/>
+        </w:rPr>
+        <w:t xml:space="preserve">            if (sqlCon.State == ConnectionState.Closed)</w:t>
+      </w:r>
+    </w:p>
+    <w:p>
+      <w:pPr>
+        <w:rPr>
+          <w:rFonts w:asciiTheme="majorHAnsi" w:hAnsiTheme="majorHAnsi" w:cstheme="majorHAnsi"/>
+          <w:sz w:val="26"/>
+          <w:szCs w:val="26"/>
+          <w:lang w:val="en-US"/>
+        </w:rPr>
+      </w:pPr>
+      <w:r>
+        <w:rPr>
+          <w:rFonts w:asciiTheme="majorHAnsi" w:hAnsiTheme="majorHAnsi" w:cstheme="majorHAnsi"/>
+          <w:sz w:val="26"/>
+          <w:szCs w:val="26"/>
+          <w:lang w:val="en-US"/>
+        </w:rPr>
+        <w:t xml:space="preserve">                sqlCon.Open();</w:t>
+      </w:r>
+    </w:p>
+    <w:p>
+      <w:pPr>
+        <w:rPr>
+          <w:rFonts w:asciiTheme="majorHAnsi" w:hAnsiTheme="majorHAnsi" w:cstheme="majorHAnsi"/>
+          <w:sz w:val="26"/>
+          <w:szCs w:val="26"/>
+          <w:lang w:val="en-US"/>
+        </w:rPr>
+      </w:pPr>
+      <w:r>
+        <w:rPr>
+          <w:rFonts w:asciiTheme="majorHAnsi" w:hAnsiTheme="majorHAnsi" w:cstheme="majorHAnsi"/>
+          <w:sz w:val="26"/>
+          <w:szCs w:val="26"/>
+          <w:lang w:val="en-US"/>
+        </w:rPr>
+        <w:t xml:space="preserve">        }</w:t>
+      </w:r>
+    </w:p>
+    <w:p>
+      <w:pPr>
+        <w:rPr>
+          <w:rFonts w:asciiTheme="majorHAnsi" w:hAnsiTheme="majorHAnsi" w:cstheme="majorHAnsi"/>
+          <w:sz w:val="26"/>
+          <w:szCs w:val="26"/>
+          <w:lang w:val="en-US"/>
+        </w:rPr>
+      </w:pPr>
+    </w:p>
+    <w:p>
+      <w:pPr>
+        <w:rPr>
+          <w:rFonts w:asciiTheme="majorHAnsi" w:hAnsiTheme="majorHAnsi" w:cstheme="majorHAnsi"/>
+          <w:sz w:val="26"/>
+          <w:szCs w:val="26"/>
+          <w:lang w:val="en-US"/>
+        </w:rPr>
+      </w:pPr>
+      <w:r>
+        <w:rPr>
+          <w:rFonts w:asciiTheme="majorHAnsi" w:hAnsiTheme="majorHAnsi" w:cstheme="majorHAnsi"/>
+          <w:sz w:val="26"/>
+          <w:szCs w:val="26"/>
+          <w:lang w:val="en-US"/>
+        </w:rPr>
+        <w:t xml:space="preserve">        private void DongKetNoi()</w:t>
+      </w:r>
+    </w:p>
+    <w:p>
+      <w:pPr>
+        <w:rPr>
+          <w:rFonts w:asciiTheme="majorHAnsi" w:hAnsiTheme="majorHAnsi" w:cstheme="majorHAnsi"/>
+          <w:sz w:val="26"/>
+          <w:szCs w:val="26"/>
+          <w:lang w:val="en-US"/>
+        </w:rPr>
+      </w:pPr>
+      <w:r>
+        <w:rPr>
+          <w:rFonts w:asciiTheme="majorHAnsi" w:hAnsiTheme="majorHAnsi" w:cstheme="majorHAnsi"/>
+          <w:sz w:val="26"/>
+          <w:szCs w:val="26"/>
+          <w:lang w:val="en-US"/>
+        </w:rPr>
+        <w:t xml:space="preserve">        {</w:t>
+      </w:r>
+    </w:p>
+    <w:p>
+      <w:pPr>
+        <w:rPr>
+          <w:rFonts w:asciiTheme="majorHAnsi" w:hAnsiTheme="majorHAnsi" w:cstheme="majorHAnsi"/>
+          <w:sz w:val="26"/>
+          <w:szCs w:val="26"/>
+          <w:lang w:val="en-US"/>
+        </w:rPr>
+      </w:pPr>
+      <w:r>
+        <w:rPr>
+          <w:rFonts w:asciiTheme="majorHAnsi" w:hAnsiTheme="majorHAnsi" w:cstheme="majorHAnsi"/>
+          <w:sz w:val="26"/>
+          <w:szCs w:val="26"/>
+          <w:lang w:val="en-US"/>
+        </w:rPr>
+        <w:t xml:space="preserve">            if (sqlCon != null &amp;&amp; sqlCon.State == ConnectionState.Open)</w:t>
+      </w:r>
+    </w:p>
+    <w:p>
+      <w:pPr>
+        <w:rPr>
+          <w:rFonts w:asciiTheme="majorHAnsi" w:hAnsiTheme="majorHAnsi" w:cstheme="majorHAnsi"/>
+          <w:sz w:val="26"/>
+          <w:szCs w:val="26"/>
+          <w:lang w:val="en-US"/>
+        </w:rPr>
+      </w:pPr>
+      <w:r>
+        <w:rPr>
+          <w:rFonts w:asciiTheme="majorHAnsi" w:hAnsiTheme="majorHAnsi" w:cstheme="majorHAnsi"/>
+          <w:sz w:val="26"/>
+          <w:szCs w:val="26"/>
+          <w:lang w:val="en-US"/>
+        </w:rPr>
+        <w:t xml:space="preserve">                sqlCon.Close();</w:t>
+      </w:r>
+    </w:p>
+    <w:p>
+      <w:pPr>
+        <w:rPr>
+          <w:rFonts w:asciiTheme="majorHAnsi" w:hAnsiTheme="majorHAnsi" w:cstheme="majorHAnsi"/>
+          <w:sz w:val="26"/>
+          <w:szCs w:val="26"/>
+          <w:lang w:val="en-US"/>
+        </w:rPr>
+      </w:pPr>
+      <w:r>
+        <w:rPr>
+          <w:rFonts w:asciiTheme="majorHAnsi" w:hAnsiTheme="majorHAnsi" w:cstheme="majorHAnsi"/>
+          <w:sz w:val="26"/>
+          <w:szCs w:val="26"/>
+          <w:lang w:val="en-US"/>
+        </w:rPr>
+        <w:t xml:space="preserve">        }</w:t>
+      </w:r>
+    </w:p>
+    <w:p>
+      <w:pPr>
+        <w:rPr>
+          <w:rFonts w:asciiTheme="majorHAnsi" w:hAnsiTheme="majorHAnsi" w:cstheme="majorHAnsi"/>
+          <w:sz w:val="26"/>
+          <w:szCs w:val="26"/>
+          <w:lang w:val="en-US"/>
+        </w:rPr>
+      </w:pPr>
+    </w:p>
+    <w:p>
+      <w:pPr>
+        <w:rPr>
+          <w:rFonts w:asciiTheme="majorHAnsi" w:hAnsiTheme="majorHAnsi" w:cstheme="majorHAnsi"/>
+          <w:sz w:val="26"/>
+          <w:szCs w:val="26"/>
+          <w:lang w:val="en-US"/>
+        </w:rPr>
+      </w:pPr>
+      <w:r>
+        <w:rPr>
+          <w:rFonts w:asciiTheme="majorHAnsi" w:hAnsiTheme="majorHAnsi" w:cstheme="majorHAnsi"/>
+          <w:sz w:val="26"/>
+          <w:szCs w:val="26"/>
+          <w:lang w:val="en-US"/>
+        </w:rPr>
+        <w:t xml:space="preserve">        // Hiển thị danh sách sinh viên</w:t>
+      </w:r>
+    </w:p>
+    <w:p>
+      <w:pPr>
+        <w:rPr>
+          <w:rFonts w:asciiTheme="majorHAnsi" w:hAnsiTheme="majorHAnsi" w:cstheme="majorHAnsi"/>
+          <w:sz w:val="26"/>
+          <w:szCs w:val="26"/>
+          <w:lang w:val="en-US"/>
+        </w:rPr>
+      </w:pPr>
+      <w:r>
+        <w:rPr>
+          <w:rFonts w:asciiTheme="majorHAnsi" w:hAnsiTheme="majorHAnsi" w:cstheme="majorHAnsi"/>
+          <w:sz w:val="26"/>
+          <w:szCs w:val="26"/>
+          <w:lang w:val="en-US"/>
+        </w:rPr>
+        <w:t xml:space="preserve">        private void HienThiDanhSach()</w:t>
+      </w:r>
+    </w:p>
+    <w:p>
+      <w:pPr>
+        <w:rPr>
+          <w:rFonts w:asciiTheme="majorHAnsi" w:hAnsiTheme="majorHAnsi" w:cstheme="majorHAnsi"/>
+          <w:sz w:val="26"/>
+          <w:szCs w:val="26"/>
+          <w:lang w:val="en-US"/>
+        </w:rPr>
+      </w:pPr>
+      <w:r>
+        <w:rPr>
+          <w:rFonts w:asciiTheme="majorHAnsi" w:hAnsiTheme="majorHAnsi" w:cstheme="majorHAnsi"/>
+          <w:sz w:val="26"/>
+          <w:szCs w:val="26"/>
+          <w:lang w:val="en-US"/>
+        </w:rPr>
+        <w:t xml:space="preserve">        {</w:t>
+      </w:r>
+    </w:p>
+    <w:p>
+      <w:pPr>
+        <w:rPr>
+          <w:rFonts w:asciiTheme="majorHAnsi" w:hAnsiTheme="majorHAnsi" w:cstheme="majorHAnsi"/>
+          <w:sz w:val="26"/>
+          <w:szCs w:val="26"/>
+          <w:lang w:val="en-US"/>
+        </w:rPr>
+      </w:pPr>
+      <w:r>
+        <w:rPr>
+          <w:rFonts w:asciiTheme="majorHAnsi" w:hAnsiTheme="majorHAnsi" w:cstheme="majorHAnsi"/>
+          <w:sz w:val="26"/>
+          <w:szCs w:val="26"/>
+          <w:lang w:val="en-US"/>
+        </w:rPr>
+        <w:t xml:space="preserve">            try</w:t>
+      </w:r>
+    </w:p>
+    <w:p>
+      <w:pPr>
+        <w:rPr>
+          <w:rFonts w:asciiTheme="majorHAnsi" w:hAnsiTheme="majorHAnsi" w:cstheme="majorHAnsi"/>
+          <w:sz w:val="26"/>
+          <w:szCs w:val="26"/>
+          <w:lang w:val="en-US"/>
+        </w:rPr>
+      </w:pPr>
+      <w:r>
+        <w:rPr>
+          <w:rFonts w:asciiTheme="majorHAnsi" w:hAnsiTheme="majorHAnsi" w:cstheme="majorHAnsi"/>
+          <w:sz w:val="26"/>
+          <w:szCs w:val="26"/>
+          <w:lang w:val="en-US"/>
+        </w:rPr>
+        <w:t xml:space="preserve">            {</w:t>
+      </w:r>
+    </w:p>
+    <w:p>
+      <w:pPr>
+        <w:rPr>
+          <w:rFonts w:asciiTheme="majorHAnsi" w:hAnsiTheme="majorHAnsi" w:cstheme="majorHAnsi"/>
+          <w:sz w:val="26"/>
+          <w:szCs w:val="26"/>
+          <w:lang w:val="en-US"/>
+        </w:rPr>
+      </w:pPr>
+      <w:r>
+        <w:rPr>
+          <w:rFonts w:asciiTheme="majorHAnsi" w:hAnsiTheme="majorHAnsi" w:cstheme="majorHAnsi"/>
+          <w:sz w:val="26"/>
+          <w:szCs w:val="26"/>
+          <w:lang w:val="en-US"/>
+        </w:rPr>
+        <w:t xml:space="preserve">                MoKetNoi();</w:t>
+      </w:r>
+    </w:p>
+    <w:p>
+      <w:pPr>
+        <w:rPr>
+          <w:rFonts w:asciiTheme="majorHAnsi" w:hAnsiTheme="majorHAnsi" w:cstheme="majorHAnsi"/>
+          <w:sz w:val="26"/>
+          <w:szCs w:val="26"/>
+          <w:lang w:val="en-US"/>
+        </w:rPr>
+      </w:pPr>
+      <w:r>
+        <w:rPr>
+          <w:rFonts w:asciiTheme="majorHAnsi" w:hAnsiTheme="majorHAnsi" w:cstheme="majorHAnsi"/>
+          <w:sz w:val="26"/>
+          <w:szCs w:val="26"/>
+          <w:lang w:val="en-US"/>
+        </w:rPr>
+        <w:t xml:space="preserve">                SqlCommand sqlCmd = new SqlCommand("SELECT * FROM SinhVien", sqlCon);</w:t>
+      </w:r>
+    </w:p>
+    <w:p>
+      <w:pPr>
+        <w:rPr>
+          <w:rFonts w:asciiTheme="majorHAnsi" w:hAnsiTheme="majorHAnsi" w:cstheme="majorHAnsi"/>
+          <w:sz w:val="26"/>
+          <w:szCs w:val="26"/>
+          <w:lang w:val="en-US"/>
+        </w:rPr>
+      </w:pPr>
+      <w:r>
+        <w:rPr>
+          <w:rFonts w:asciiTheme="majorHAnsi" w:hAnsiTheme="majorHAnsi" w:cstheme="majorHAnsi"/>
+          <w:sz w:val="26"/>
+          <w:szCs w:val="26"/>
+          <w:lang w:val="en-US"/>
+        </w:rPr>
+        <w:lastRenderedPageBreak/>
+        <w:t xml:space="preserve">                SqlDataReader reader = sqlCmd.ExecuteReader();</w:t>
+      </w:r>
+    </w:p>
+    <w:p>
+      <w:pPr>
+        <w:rPr>
+          <w:rFonts w:asciiTheme="majorHAnsi" w:hAnsiTheme="majorHAnsi" w:cstheme="majorHAnsi"/>
+          <w:sz w:val="26"/>
+          <w:szCs w:val="26"/>
+          <w:lang w:val="en-US"/>
+        </w:rPr>
+      </w:pPr>
+    </w:p>
+    <w:p>
+      <w:pPr>
+        <w:rPr>
+          <w:rFonts w:asciiTheme="majorHAnsi" w:hAnsiTheme="majorHAnsi" w:cstheme="majorHAnsi"/>
+          <w:sz w:val="26"/>
+          <w:szCs w:val="26"/>
+          <w:lang w:val="en-US"/>
+        </w:rPr>
+      </w:pPr>
+      <w:r>
+        <w:rPr>
+          <w:rFonts w:asciiTheme="majorHAnsi" w:hAnsiTheme="majorHAnsi" w:cstheme="majorHAnsi"/>
+          <w:sz w:val="26"/>
+          <w:szCs w:val="26"/>
+          <w:lang w:val="en-US"/>
+        </w:rPr>
+        <w:t xml:space="preserve">                lsvDanhSachSV.Items.Clear();</w:t>
+      </w:r>
+    </w:p>
+    <w:p>
+      <w:pPr>
+        <w:rPr>
+          <w:rFonts w:asciiTheme="majorHAnsi" w:hAnsiTheme="majorHAnsi" w:cstheme="majorHAnsi"/>
+          <w:sz w:val="26"/>
+          <w:szCs w:val="26"/>
+          <w:lang w:val="en-US"/>
+        </w:rPr>
+      </w:pPr>
+      <w:r>
+        <w:rPr>
+          <w:rFonts w:asciiTheme="majorHAnsi" w:hAnsiTheme="majorHAnsi" w:cstheme="majorHAnsi"/>
+          <w:sz w:val="26"/>
+          <w:szCs w:val="26"/>
+          <w:lang w:val="en-US"/>
+        </w:rPr>
+        <w:t xml:space="preserve">                while (reader.Read())</w:t>
+      </w:r>
+    </w:p>
+    <w:p>
+      <w:pPr>
+        <w:rPr>
+          <w:rFonts w:asciiTheme="majorHAnsi" w:hAnsiTheme="majorHAnsi" w:cstheme="majorHAnsi"/>
+          <w:sz w:val="26"/>
+          <w:szCs w:val="26"/>
+          <w:lang w:val="en-US"/>
+        </w:rPr>
+      </w:pPr>
+      <w:r>
+        <w:rPr>
+          <w:rFonts w:asciiTheme="majorHAnsi" w:hAnsiTheme="majorHAnsi" w:cstheme="majorHAnsi"/>
+          <w:sz w:val="26"/>
+          <w:szCs w:val="26"/>
+          <w:lang w:val="en-US"/>
+        </w:rPr>
+        <w:t xml:space="preserve">                {</w:t>
+      </w:r>
+    </w:p>
+    <w:p>
+      <w:pPr>
+        <w:rPr>
+          <w:rFonts w:asciiTheme="majorHAnsi" w:hAnsiTheme="majorHAnsi" w:cstheme="majorHAnsi"/>
+          <w:sz w:val="26"/>
+          <w:szCs w:val="26"/>
+          <w:lang w:val="en-US"/>
+        </w:rPr>
+      </w:pPr>
+      <w:r>
+        <w:rPr>
+          <w:rFonts w:asciiTheme="majorHAnsi" w:hAnsiTheme="majorHAnsi" w:cstheme="majorHAnsi"/>
+          <w:sz w:val="26"/>
+          <w:szCs w:val="26"/>
+          <w:lang w:val="en-US"/>
+        </w:rPr>
+        <w:t xml:space="preserve">                    string maSV = reader.GetString(0);</w:t>
+      </w:r>
+    </w:p>
+    <w:p>
+      <w:pPr>
+        <w:rPr>
+          <w:rFonts w:asciiTheme="majorHAnsi" w:hAnsiTheme="majorHAnsi" w:cstheme="majorHAnsi"/>
+          <w:sz w:val="26"/>
+          <w:szCs w:val="26"/>
+          <w:lang w:val="en-US"/>
+        </w:rPr>
+      </w:pPr>
+      <w:r>
+        <w:rPr>
+          <w:rFonts w:asciiTheme="majorHAnsi" w:hAnsiTheme="majorHAnsi" w:cstheme="majorHAnsi"/>
+          <w:sz w:val="26"/>
+          <w:szCs w:val="26"/>
+          <w:lang w:val="en-US"/>
+        </w:rPr>
+        <w:t xml:space="preserve">                    string tenSV = reader.GetString(1);</w:t>
+      </w:r>
+    </w:p>
+    <w:p>
+      <w:pPr>
+        <w:rPr>
+          <w:rFonts w:asciiTheme="majorHAnsi" w:hAnsiTheme="majorHAnsi" w:cstheme="majorHAnsi"/>
+          <w:sz w:val="26"/>
+          <w:szCs w:val="26"/>
+          <w:lang w:val="en-US"/>
+        </w:rPr>
+      </w:pPr>
+      <w:r>
+        <w:rPr>
+          <w:rFonts w:asciiTheme="majorHAnsi" w:hAnsiTheme="majorHAnsi" w:cstheme="majorHAnsi"/>
+          <w:sz w:val="26"/>
+          <w:szCs w:val="26"/>
+          <w:lang w:val="en-US"/>
+        </w:rPr>
+        <w:t xml:space="preserve">                    string gioiTinh = reader.GetString(2);</w:t>
+      </w:r>
+    </w:p>
+    <w:p>
+      <w:pPr>
+        <w:rPr>
+          <w:rFonts w:asciiTheme="majorHAnsi" w:hAnsiTheme="majorHAnsi" w:cstheme="majorHAnsi"/>
+          <w:sz w:val="26"/>
+          <w:szCs w:val="26"/>
+          <w:lang w:val="en-US"/>
+        </w:rPr>
+      </w:pPr>
+      <w:r>
+        <w:rPr>
+          <w:rFonts w:asciiTheme="majorHAnsi" w:hAnsiTheme="majorHAnsi" w:cstheme="majorHAnsi"/>
+          <w:sz w:val="26"/>
+          <w:szCs w:val="26"/>
+          <w:lang w:val="en-US"/>
+        </w:rPr>
+        <w:t xml:space="preserve">                    string ngaySinh = reader.GetDateTime(3).ToString("dd/MM/yyyy");</w:t>
+      </w:r>
+    </w:p>
+    <w:p>
+      <w:pPr>
+        <w:rPr>
+          <w:rFonts w:asciiTheme="majorHAnsi" w:hAnsiTheme="majorHAnsi" w:cstheme="majorHAnsi"/>
+          <w:sz w:val="26"/>
+          <w:szCs w:val="26"/>
+          <w:lang w:val="en-US"/>
+        </w:rPr>
+      </w:pPr>
+      <w:r>
+        <w:rPr>
+          <w:rFonts w:asciiTheme="majorHAnsi" w:hAnsiTheme="majorHAnsi" w:cstheme="majorHAnsi"/>
+          <w:sz w:val="26"/>
+          <w:szCs w:val="26"/>
+          <w:lang w:val="en-US"/>
+        </w:rPr>
+        <w:t xml:space="preserve">                    string queQuan = reader.GetString(4);</w:t>
+      </w:r>
+    </w:p>
+    <w:p>
+      <w:pPr>
+        <w:rPr>
+          <w:rFonts w:asciiTheme="majorHAnsi" w:hAnsiTheme="majorHAnsi" w:cstheme="majorHAnsi"/>
+          <w:sz w:val="26"/>
+          <w:szCs w:val="26"/>
+          <w:lang w:val="en-US"/>
+        </w:rPr>
+      </w:pPr>
+      <w:r>
+        <w:rPr>
+          <w:rFonts w:asciiTheme="majorHAnsi" w:hAnsiTheme="majorHAnsi" w:cstheme="majorHAnsi"/>
+          <w:sz w:val="26"/>
+          <w:szCs w:val="26"/>
+          <w:lang w:val="en-US"/>
+        </w:rPr>
+        <w:t xml:space="preserve">                    string maLop = reader.GetString(5);</w:t>
+      </w:r>
+    </w:p>
+    <w:p>
+      <w:pPr>
+        <w:rPr>
+          <w:rFonts w:asciiTheme="majorHAnsi" w:hAnsiTheme="majorHAnsi" w:cstheme="majorHAnsi"/>
+          <w:sz w:val="26"/>
+          <w:szCs w:val="26"/>
+          <w:lang w:val="en-US"/>
+        </w:rPr>
+      </w:pPr>
+    </w:p>
+    <w:p>
+      <w:pPr>
+        <w:rPr>
+          <w:rFonts w:asciiTheme="majorHAnsi" w:hAnsiTheme="majorHAnsi" w:cstheme="majorHAnsi"/>
+          <w:sz w:val="26"/>
+          <w:szCs w:val="26"/>
+          <w:lang w:val="en-US"/>
+        </w:rPr>
+      </w:pPr>
+      <w:r>
+        <w:rPr>
+          <w:rFonts w:asciiTheme="majorHAnsi" w:hAnsiTheme="majorHAnsi" w:cstheme="majorHAnsi"/>
+          <w:sz w:val="26"/>
+          <w:szCs w:val="26"/>
+          <w:lang w:val="en-US"/>
+        </w:rPr>
+        <w:t xml:space="preserve">                    ListViewItem lvi = new ListViewItem(maSV);</w:t>
+      </w:r>
+    </w:p>
+    <w:p>
+      <w:pPr>
+        <w:rPr>
+          <w:rFonts w:asciiTheme="majorHAnsi" w:hAnsiTheme="majorHAnsi" w:cstheme="majorHAnsi"/>
+          <w:sz w:val="26"/>
+          <w:szCs w:val="26"/>
+          <w:lang w:val="en-US"/>
+        </w:rPr>
+      </w:pPr>
+      <w:r>
+        <w:rPr>
+          <w:rFonts w:asciiTheme="majorHAnsi" w:hAnsiTheme="majorHAnsi" w:cstheme="majorHAnsi"/>
+          <w:sz w:val="26"/>
+          <w:szCs w:val="26"/>
+          <w:lang w:val="en-US"/>
+        </w:rPr>
+        <w:t xml:space="preserve">                    lvi.SubItems.Add(tenSV);</w:t>
+      </w:r>
+    </w:p>
+    <w:p>
+      <w:pPr>
+        <w:rPr>
+          <w:rFonts w:asciiTheme="majorHAnsi" w:hAnsiTheme="majorHAnsi" w:cstheme="majorHAnsi"/>
+          <w:sz w:val="26"/>
+          <w:szCs w:val="26"/>
+          <w:lang w:val="en-US"/>
+        </w:rPr>
+      </w:pPr>
+      <w:r>
+        <w:rPr>
+          <w:rFonts w:asciiTheme="majorHAnsi" w:hAnsiTheme="majorHAnsi" w:cstheme="majorHAnsi"/>
+          <w:sz w:val="26"/>
+          <w:szCs w:val="26"/>
+          <w:lang w:val="en-US"/>
+        </w:rPr>
+        <w:t xml:space="preserve">                    lvi.SubItems.Add(gioiTinh);</w:t>
+      </w:r>
+    </w:p>
+    <w:p>
+      <w:pPr>
+        <w:rPr>
+          <w:rFonts w:asciiTheme="majorHAnsi" w:hAnsiTheme="majorHAnsi" w:cstheme="majorHAnsi"/>
+          <w:sz w:val="26"/>
+          <w:szCs w:val="26"/>
+          <w:lang w:val="en-US"/>
+        </w:rPr>
+      </w:pPr>
+      <w:r>
+        <w:rPr>
+          <w:rFonts w:asciiTheme="majorHAnsi" w:hAnsiTheme="majorHAnsi" w:cstheme="majorHAnsi"/>
+          <w:sz w:val="26"/>
+          <w:szCs w:val="26"/>
+          <w:lang w:val="en-US"/>
+        </w:rPr>
+        <w:t xml:space="preserve">                    lvi.SubItems.Add(ngaySinh);</w:t>
+      </w:r>
+    </w:p>
+    <w:p>
+      <w:pPr>
+        <w:rPr>
+          <w:rFonts w:asciiTheme="majorHAnsi" w:hAnsiTheme="majorHAnsi" w:cstheme="majorHAnsi"/>
+          <w:sz w:val="26"/>
+          <w:szCs w:val="26"/>
+          <w:lang w:val="en-US"/>
+        </w:rPr>
+      </w:pPr>
+      <w:r>
+        <w:rPr>
+          <w:rFonts w:asciiTheme="majorHAnsi" w:hAnsiTheme="majorHAnsi" w:cstheme="majorHAnsi"/>
+          <w:sz w:val="26"/>
+          <w:szCs w:val="26"/>
+          <w:lang w:val="en-US"/>
+        </w:rPr>
+        <w:t xml:space="preserve">                    lvi.SubItems.Add(queQuan);</w:t>
+      </w:r>
+    </w:p>
+    <w:p>
+      <w:pPr>
+        <w:rPr>
+          <w:rFonts w:asciiTheme="majorHAnsi" w:hAnsiTheme="majorHAnsi" w:cstheme="majorHAnsi"/>
+          <w:sz w:val="26"/>
+          <w:szCs w:val="26"/>
+          <w:lang w:val="en-US"/>
+        </w:rPr>
+      </w:pPr>
+      <w:r>
+        <w:rPr>
+          <w:rFonts w:asciiTheme="majorHAnsi" w:hAnsiTheme="majorHAnsi" w:cstheme="majorHAnsi"/>
+          <w:sz w:val="26"/>
+          <w:szCs w:val="26"/>
+          <w:lang w:val="en-US"/>
+        </w:rPr>
+        <w:t xml:space="preserve">                    lvi.SubItems.Add(maLop);</w:t>
+      </w:r>
+    </w:p>
+    <w:p>
+      <w:pPr>
+        <w:rPr>
+          <w:rFonts w:asciiTheme="majorHAnsi" w:hAnsiTheme="majorHAnsi" w:cstheme="majorHAnsi"/>
+          <w:sz w:val="26"/>
+          <w:szCs w:val="26"/>
+          <w:lang w:val="en-US"/>
+        </w:rPr>
+      </w:pPr>
+      <w:r>
+        <w:rPr>
+          <w:rFonts w:asciiTheme="majorHAnsi" w:hAnsiTheme="majorHAnsi" w:cstheme="majorHAnsi"/>
+          <w:sz w:val="26"/>
+          <w:szCs w:val="26"/>
+          <w:lang w:val="en-US"/>
+        </w:rPr>
+        <w:t xml:space="preserve">                    lsvDanhSachSV.Items.Add(lvi);</w:t>
+      </w:r>
+    </w:p>
+    <w:p>
+      <w:pPr>
+        <w:rPr>
+          <w:rFonts w:asciiTheme="majorHAnsi" w:hAnsiTheme="majorHAnsi" w:cstheme="majorHAnsi"/>
+          <w:sz w:val="26"/>
+          <w:szCs w:val="26"/>
+          <w:lang w:val="en-US"/>
+        </w:rPr>
+      </w:pPr>
+      <w:r>
+        <w:rPr>
+          <w:rFonts w:asciiTheme="majorHAnsi" w:hAnsiTheme="majorHAnsi" w:cstheme="majorHAnsi"/>
+          <w:sz w:val="26"/>
+          <w:szCs w:val="26"/>
+          <w:lang w:val="en-US"/>
+        </w:rPr>
+        <w:t xml:space="preserve">                }</w:t>
+      </w:r>
+    </w:p>
+    <w:p>
+      <w:pPr>
+        <w:rPr>
+          <w:rFonts w:asciiTheme="majorHAnsi" w:hAnsiTheme="majorHAnsi" w:cstheme="majorHAnsi"/>
+          <w:sz w:val="26"/>
+          <w:szCs w:val="26"/>
+          <w:lang w:val="en-US"/>
+        </w:rPr>
+      </w:pPr>
+      <w:r>
+        <w:rPr>
+          <w:rFonts w:asciiTheme="majorHAnsi" w:hAnsiTheme="majorHAnsi" w:cstheme="majorHAnsi"/>
+          <w:sz w:val="26"/>
+          <w:szCs w:val="26"/>
+          <w:lang w:val="en-US"/>
+        </w:rPr>
+        <w:t xml:space="preserve">                reader.Close();</w:t>
+      </w:r>
+    </w:p>
+    <w:p>
+      <w:pPr>
+        <w:rPr>
+          <w:rFonts w:asciiTheme="majorHAnsi" w:hAnsiTheme="majorHAnsi" w:cstheme="majorHAnsi"/>
+          <w:sz w:val="26"/>
+          <w:szCs w:val="26"/>
+          <w:lang w:val="en-US"/>
+        </w:rPr>
+      </w:pPr>
+      <w:r>
+        <w:rPr>
+          <w:rFonts w:asciiTheme="majorHAnsi" w:hAnsiTheme="majorHAnsi" w:cstheme="majorHAnsi"/>
+          <w:sz w:val="26"/>
+          <w:szCs w:val="26"/>
+          <w:lang w:val="en-US"/>
+        </w:rPr>
+        <w:t xml:space="preserve">            }</w:t>
+      </w:r>
+    </w:p>
+    <w:p>
+      <w:pPr>
+        <w:rPr>
+          <w:rFonts w:asciiTheme="majorHAnsi" w:hAnsiTheme="majorHAnsi" w:cstheme="majorHAnsi"/>
+          <w:sz w:val="26"/>
+          <w:szCs w:val="26"/>
+          <w:lang w:val="en-US"/>
+        </w:rPr>
+      </w:pPr>
+      <w:r>
+        <w:rPr>
+          <w:rFonts w:asciiTheme="majorHAnsi" w:hAnsiTheme="majorHAnsi" w:cstheme="majorHAnsi"/>
+          <w:sz w:val="26"/>
+          <w:szCs w:val="26"/>
+          <w:lang w:val="en-US"/>
+        </w:rPr>
+        <w:t xml:space="preserve">            catch (Exception ex)</w:t>
+      </w:r>
+    </w:p>
+    <w:p>
+      <w:pPr>
+        <w:rPr>
+          <w:rFonts w:asciiTheme="majorHAnsi" w:hAnsiTheme="majorHAnsi" w:cstheme="majorHAnsi"/>
+          <w:sz w:val="26"/>
+          <w:szCs w:val="26"/>
+          <w:lang w:val="en-US"/>
+        </w:rPr>
+      </w:pPr>
+      <w:r>
+        <w:rPr>
+          <w:rFonts w:asciiTheme="majorHAnsi" w:hAnsiTheme="majorHAnsi" w:cstheme="majorHAnsi"/>
+          <w:sz w:val="26"/>
+          <w:szCs w:val="26"/>
+          <w:lang w:val="en-US"/>
+        </w:rPr>
+        <w:t xml:space="preserve">            {</w:t>
+      </w:r>
+    </w:p>
+    <w:p>
+      <w:pPr>
+        <w:rPr>
+          <w:rFonts w:asciiTheme="majorHAnsi" w:hAnsiTheme="majorHAnsi" w:cstheme="majorHAnsi"/>
+          <w:sz w:val="26"/>
+          <w:szCs w:val="26"/>
+          <w:lang w:val="en-US"/>
+        </w:rPr>
+      </w:pPr>
+      <w:r>
+        <w:rPr>
+          <w:rFonts w:asciiTheme="majorHAnsi" w:hAnsiTheme="majorHAnsi" w:cstheme="majorHAnsi"/>
+          <w:sz w:val="26"/>
+          <w:szCs w:val="26"/>
+          <w:lang w:val="en-US"/>
+        </w:rPr>
+        <w:t xml:space="preserve">                MessageBox.Show("Lỗi khi hiển thị danh sách: " + ex.Message);</w:t>
+      </w:r>
+    </w:p>
+    <w:p>
+      <w:pPr>
+        <w:rPr>
+          <w:rFonts w:asciiTheme="majorHAnsi" w:hAnsiTheme="majorHAnsi" w:cstheme="majorHAnsi"/>
+          <w:sz w:val="26"/>
+          <w:szCs w:val="26"/>
+          <w:lang w:val="en-US"/>
+        </w:rPr>
+      </w:pPr>
+      <w:r>
+        <w:rPr>
+          <w:rFonts w:asciiTheme="majorHAnsi" w:hAnsiTheme="majorHAnsi" w:cstheme="majorHAnsi"/>
+          <w:sz w:val="26"/>
+          <w:szCs w:val="26"/>
+          <w:lang w:val="en-US"/>
+        </w:rPr>
+        <w:t xml:space="preserve">            }</w:t>
+      </w:r>
+    </w:p>
+    <w:p>
+      <w:pPr>
+        <w:rPr>
+          <w:rFonts w:asciiTheme="majorHAnsi" w:hAnsiTheme="majorHAnsi" w:cstheme="majorHAnsi"/>
+          <w:sz w:val="26"/>
+          <w:szCs w:val="26"/>
+          <w:lang w:val="en-US"/>
+        </w:rPr>
+      </w:pPr>
+      <w:r>
+        <w:rPr>
+          <w:rFonts w:asciiTheme="majorHAnsi" w:hAnsiTheme="majorHAnsi" w:cstheme="majorHAnsi"/>
+          <w:sz w:val="26"/>
+          <w:szCs w:val="26"/>
+          <w:lang w:val="en-US"/>
+        </w:rPr>
+        <w:t xml:space="preserve">            finally</w:t>
+      </w:r>
+    </w:p>
+    <w:p>
+      <w:pPr>
+        <w:rPr>
+          <w:rFonts w:asciiTheme="majorHAnsi" w:hAnsiTheme="majorHAnsi" w:cstheme="majorHAnsi"/>
+          <w:sz w:val="26"/>
+          <w:szCs w:val="26"/>
+          <w:lang w:val="en-US"/>
+        </w:rPr>
+      </w:pPr>
+      <w:r>
+        <w:rPr>
+          <w:rFonts w:asciiTheme="majorHAnsi" w:hAnsiTheme="majorHAnsi" w:cstheme="majorHAnsi"/>
+          <w:sz w:val="26"/>
+          <w:szCs w:val="26"/>
+          <w:lang w:val="en-US"/>
+        </w:rPr>
+        <w:t xml:space="preserve">            {</w:t>
+      </w:r>
+    </w:p>
+    <w:p>
+      <w:pPr>
+        <w:rPr>
+          <w:rFonts w:asciiTheme="majorHAnsi" w:hAnsiTheme="majorHAnsi" w:cstheme="majorHAnsi"/>
+          <w:sz w:val="26"/>
+          <w:szCs w:val="26"/>
+          <w:lang w:val="en-US"/>
+        </w:rPr>
+      </w:pPr>
+      <w:r>
+        <w:rPr>
+          <w:rFonts w:asciiTheme="majorHAnsi" w:hAnsiTheme="majorHAnsi" w:cstheme="majorHAnsi"/>
+          <w:sz w:val="26"/>
+          <w:szCs w:val="26"/>
+          <w:lang w:val="en-US"/>
+        </w:rPr>
+        <w:lastRenderedPageBreak/>
+        <w:t xml:space="preserve">                DongKetNoi();</w:t>
+      </w:r>
+    </w:p>
+    <w:p>
+      <w:pPr>
+        <w:rPr>
+          <w:rFonts w:asciiTheme="majorHAnsi" w:hAnsiTheme="majorHAnsi" w:cstheme="majorHAnsi"/>
+          <w:sz w:val="26"/>
+          <w:szCs w:val="26"/>
+          <w:lang w:val="en-US"/>
+        </w:rPr>
+      </w:pPr>
+      <w:r>
+        <w:rPr>
+          <w:rFonts w:asciiTheme="majorHAnsi" w:hAnsiTheme="majorHAnsi" w:cstheme="majorHAnsi"/>
+          <w:sz w:val="26"/>
+          <w:szCs w:val="26"/>
+          <w:lang w:val="en-US"/>
+        </w:rPr>
+        <w:t xml:space="preserve">            }</w:t>
+      </w:r>
+    </w:p>
+    <w:p>
+      <w:pPr>
+        <w:rPr>
+          <w:rFonts w:asciiTheme="majorHAnsi" w:hAnsiTheme="majorHAnsi" w:cstheme="majorHAnsi"/>
+          <w:sz w:val="26"/>
+          <w:szCs w:val="26"/>
+          <w:lang w:val="en-US"/>
+        </w:rPr>
+      </w:pPr>
+      <w:r>
+        <w:rPr>
+          <w:rFonts w:asciiTheme="majorHAnsi" w:hAnsiTheme="majorHAnsi" w:cstheme="majorHAnsi"/>
+          <w:sz w:val="26"/>
+          <w:szCs w:val="26"/>
+          <w:lang w:val="en-US"/>
+        </w:rPr>
+        <w:t xml:space="preserve">        }</w:t>
+      </w:r>
+    </w:p>
+    <w:p>
+      <w:pPr>
+        <w:rPr>
+          <w:rFonts w:asciiTheme="majorHAnsi" w:hAnsiTheme="majorHAnsi" w:cstheme="majorHAnsi"/>
+          <w:sz w:val="26"/>
+          <w:szCs w:val="26"/>
+          <w:lang w:val="en-US"/>
+        </w:rPr>
+      </w:pPr>
+    </w:p>
+    <w:p>
+      <w:pPr>
+        <w:rPr>
+          <w:rFonts w:asciiTheme="majorHAnsi" w:hAnsiTheme="majorHAnsi" w:cstheme="majorHAnsi"/>
+          <w:sz w:val="26"/>
+          <w:szCs w:val="26"/>
+          <w:lang w:val="en-US"/>
+        </w:rPr>
+      </w:pPr>
+      <w:r>
+        <w:rPr>
+          <w:rFonts w:asciiTheme="majorHAnsi" w:hAnsiTheme="majorHAnsi" w:cstheme="majorHAnsi"/>
+          <w:sz w:val="26"/>
+          <w:szCs w:val="26"/>
+          <w:lang w:val="en-US"/>
+        </w:rPr>
+        <w:t xml:space="preserve">        // Sự kiện click nút Thêm (có dùng Parameter)</w:t>
+      </w:r>
+    </w:p>
+    <w:p>
+      <w:pPr>
+        <w:rPr>
+          <w:rFonts w:asciiTheme="majorHAnsi" w:hAnsiTheme="majorHAnsi" w:cstheme="majorHAnsi"/>
+          <w:sz w:val="26"/>
+          <w:szCs w:val="26"/>
+          <w:lang w:val="en-US"/>
+        </w:rPr>
+      </w:pPr>
+      <w:r>
+        <w:rPr>
+          <w:rFonts w:asciiTheme="majorHAnsi" w:hAnsiTheme="majorHAnsi" w:cstheme="majorHAnsi"/>
+          <w:sz w:val="26"/>
+          <w:szCs w:val="26"/>
+          <w:lang w:val="en-US"/>
+        </w:rPr>
+        <w:t xml:space="preserve">        private void btnThem_Click(object sender, EventArgs e)</w:t>
+      </w:r>
+    </w:p>
+    <w:p>
+      <w:pPr>
+        <w:rPr>
+          <w:rFonts w:asciiTheme="majorHAnsi" w:hAnsiTheme="majorHAnsi" w:cstheme="majorHAnsi"/>
+          <w:sz w:val="26"/>
+          <w:szCs w:val="26"/>
+          <w:lang w:val="en-US"/>
+        </w:rPr>
+      </w:pPr>
+      <w:r>
+        <w:rPr>
+          <w:rFonts w:asciiTheme="majorHAnsi" w:hAnsiTheme="majorHAnsi" w:cstheme="majorHAnsi"/>
+          <w:sz w:val="26"/>
+          <w:szCs w:val="26"/>
+          <w:lang w:val="en-US"/>
+        </w:rPr>
+        <w:t xml:space="preserve">        {</w:t>
+      </w:r>
+    </w:p>
+    <w:p>
+      <w:pPr>
+        <w:rPr>
+          <w:rFonts w:asciiTheme="majorHAnsi" w:hAnsiTheme="majorHAnsi" w:cstheme="majorHAnsi"/>
+          <w:sz w:val="26"/>
+          <w:szCs w:val="26"/>
+          <w:lang w:val="en-US"/>
+        </w:rPr>
+      </w:pPr>
+      <w:r>
+        <w:rPr>
+          <w:rFonts w:asciiTheme="majorHAnsi" w:hAnsiTheme="majorHAnsi" w:cstheme="majorHAnsi"/>
+          <w:sz w:val="26"/>
+          <w:szCs w:val="26"/>
+          <w:lang w:val="en-US"/>
+        </w:rPr>
+        <w:t xml:space="preserve">            try</w:t>
+      </w:r>
+    </w:p>
+    <w:p>
+      <w:pPr>
+        <w:rPr>
+          <w:rFonts w:asciiTheme="majorHAnsi" w:hAnsiTheme="majorHAnsi" w:cstheme="majorHAnsi"/>
+          <w:sz w:val="26"/>
+          <w:szCs w:val="26"/>
+          <w:lang w:val="en-US"/>
+        </w:rPr>
+      </w:pPr>
+      <w:r>
+        <w:rPr>
+          <w:rFonts w:asciiTheme="majorHAnsi" w:hAnsiTheme="majorHAnsi" w:cstheme="majorHAnsi"/>
+          <w:sz w:val="26"/>
+          <w:szCs w:val="26"/>
+          <w:lang w:val="en-US"/>
+        </w:rPr>
+        <w:t xml:space="preserve">            {</w:t>
+      </w:r>
+    </w:p>
+    <w:p>
+      <w:pPr>
+        <w:rPr>
+          <w:rFonts w:asciiTheme="majorHAnsi" w:hAnsiTheme="majorHAnsi" w:cstheme="majorHAnsi"/>
+          <w:sz w:val="26"/>
+          <w:szCs w:val="26"/>
+          <w:lang w:val="en-US"/>
+        </w:rPr>
+      </w:pPr>
+      <w:r>
+        <w:rPr>
+          <w:rFonts w:asciiTheme="majorHAnsi" w:hAnsiTheme="majorHAnsi" w:cstheme="majorHAnsi"/>
+          <w:sz w:val="26"/>
+          <w:szCs w:val="26"/>
+          <w:lang w:val="en-US"/>
+        </w:rPr>
+        <w:t xml:space="preserve">                MoKetNoi();</w:t>
+      </w:r>
+    </w:p>
+    <w:p>
+      <w:pPr>
+        <w:rPr>
+          <w:rFonts w:asciiTheme="majorHAnsi" w:hAnsiTheme="majorHAnsi" w:cstheme="majorHAnsi"/>
+          <w:sz w:val="26"/>
+          <w:szCs w:val="26"/>
+          <w:lang w:val="en-US"/>
+        </w:rPr>
+      </w:pPr>
+    </w:p>
+    <w:p>
+      <w:pPr>
+        <w:rPr>
+          <w:rFonts w:asciiTheme="majorHAnsi" w:hAnsiTheme="majorHAnsi" w:cstheme="majorHAnsi"/>
+          <w:sz w:val="26"/>
+          <w:szCs w:val="26"/>
+          <w:lang w:val="en-US"/>
+        </w:rPr>
+      </w:pPr>
+      <w:r>
+        <w:rPr>
+          <w:rFonts w:asciiTheme="majorHAnsi" w:hAnsiTheme="majorHAnsi" w:cstheme="majorHAnsi"/>
+          <w:sz w:val="26"/>
+          <w:szCs w:val="26"/>
+          <w:lang w:val="en-US"/>
+        </w:rPr>
+        <w:t xml:space="preserve">                string query = "INSERT INTO SinhVien (MaSV, TenSV, GioiTinh, NgaySinh, QueQuan, MaLop) " +</w:t>
+      </w:r>
+    </w:p>
+    <w:p>
+      <w:pPr>
+        <w:rPr>
+          <w:rFonts w:asciiTheme="majorHAnsi" w:hAnsiTheme="majorHAnsi" w:cstheme="majorHAnsi"/>
+          <w:sz w:val="26"/>
+          <w:szCs w:val="26"/>
+          <w:lang w:val="en-US"/>
+        </w:rPr>
+      </w:pPr>
+      <w:r>
+        <w:rPr>
+          <w:rFonts w:asciiTheme="majorHAnsi" w:hAnsiTheme="majorHAnsi" w:cstheme="majorHAnsi"/>
+          <w:sz w:val="26"/>
+          <w:szCs w:val="26"/>
+          <w:lang w:val="en-US"/>
+        </w:rPr>
+        <w:t xml:space="preserve">                               "VALUES (@MaSV, @TenSV, @GioiTinh, @NgaySinh, @QueQuan, @MaLop)";</w:t>
+      </w:r>
+    </w:p>
+    <w:p>
+      <w:pPr>
+        <w:rPr>
+          <w:rFonts w:asciiTheme="majorHAnsi" w:hAnsiTheme="majorHAnsi" w:cstheme="majorHAnsi"/>
+          <w:sz w:val="26"/>
+          <w:szCs w:val="26"/>
+          <w:lang w:val="en-US"/>
+        </w:rPr>
+      </w:pPr>
+    </w:p>
+    <w:p>
+      <w:pPr>
+        <w:rPr>
+          <w:rFonts w:asciiTheme="majorHAnsi" w:hAnsiTheme="majorHAnsi" w:cstheme="majorHAnsi"/>
+          <w:sz w:val="26"/>
+          <w:szCs w:val="26"/>
+          <w:lang w:val="en-US"/>
+        </w:rPr>
+      </w:pPr>
+      <w:r>
+        <w:rPr>
+          <w:rFonts w:asciiTheme="majorHAnsi" w:hAnsiTheme="majorHAnsi" w:cstheme="majorHAnsi"/>
+          <w:sz w:val="26"/>
+          <w:szCs w:val="26"/>
+          <w:lang w:val="en-US"/>
+        </w:rPr>
+        <w:t xml:space="preserve">                SqlCommand sqlCmd = new SqlCommand(query, sqlCon);</w:t>
+      </w:r>
+    </w:p>
+    <w:p>
+      <w:pPr>
+        <w:rPr>
+          <w:rFonts w:asciiTheme="majorHAnsi" w:hAnsiTheme="majorHAnsi" w:cstheme="majorHAnsi"/>
+          <w:sz w:val="26"/>
+          <w:szCs w:val="26"/>
+          <w:lang w:val="en-US"/>
+        </w:rPr>
+      </w:pPr>
+    </w:p>
+    <w:p>
+      <w:pPr>
+        <w:rPr>
+          <w:rFonts w:asciiTheme="majorHAnsi" w:hAnsiTheme="majorHAnsi" w:cstheme="majorHAnsi"/>
+          <w:sz w:val="26"/>
+          <w:szCs w:val="26"/>
+          <w:lang w:val="en-US"/>
+        </w:rPr>
+      </w:pPr>
+      <w:r>
+        <w:rPr>
+          <w:rFonts w:asciiTheme="majorHAnsi" w:hAnsiTheme="majorHAnsi" w:cstheme="majorHAnsi"/>
+          <w:sz w:val="26"/>
+          <w:szCs w:val="26"/>
+          <w:lang w:val="en-US"/>
+        </w:rPr>
+        <w:t xml:space="preserve">                // Gán giá trị từ các control vào Parameter</w:t>
+      </w:r>
+    </w:p>
+    <w:p>
+      <w:pPr>
+        <w:rPr>
+          <w:rFonts w:asciiTheme="majorHAnsi" w:hAnsiTheme="majorHAnsi" w:cstheme="majorHAnsi"/>
+          <w:sz w:val="26"/>
+          <w:szCs w:val="26"/>
+          <w:lang w:val="en-US"/>
+        </w:rPr>
+      </w:pPr>
+      <w:r>
+        <w:rPr>
+          <w:rFonts w:asciiTheme="majorHAnsi" w:hAnsiTheme="majorHAnsi" w:cstheme="majorHAnsi"/>
+          <w:sz w:val="26"/>
+          <w:szCs w:val="26"/>
+          <w:lang w:val="en-US"/>
+        </w:rPr>
+        <w:t xml:space="preserve">                sqlCmd.Parameters.AddWithValue("@MaSV", txtMaSV.Text.Trim());</w:t>
+      </w:r>
+    </w:p>
+    <w:p>
+      <w:pPr>
+        <w:rPr>
+          <w:rFonts w:asciiTheme="majorHAnsi" w:hAnsiTheme="majorHAnsi" w:cstheme="majorHAnsi"/>
+          <w:sz w:val="26"/>
+          <w:szCs w:val="26"/>
+          <w:lang w:val="en-US"/>
+        </w:rPr>
+      </w:pPr>
+      <w:r>
+        <w:rPr>
+          <w:rFonts w:asciiTheme="majorHAnsi" w:hAnsiTheme="majorHAnsi" w:cstheme="majorHAnsi"/>
+          <w:sz w:val="26"/>
+          <w:szCs w:val="26"/>
+          <w:lang w:val="en-US"/>
+        </w:rPr>
+        <w:t xml:space="preserve">                sqlCmd.Parameters.AddWithValue("@TenSV", txtTenSV.Text.Trim());</w:t>
+      </w:r>
+    </w:p>
+    <w:p>
+      <w:pPr>
+        <w:rPr>
+          <w:rFonts w:asciiTheme="majorHAnsi" w:hAnsiTheme="majorHAnsi" w:cstheme="majorHAnsi"/>
+          <w:sz w:val="26"/>
+          <w:szCs w:val="26"/>
+          <w:lang w:val="en-US"/>
+        </w:rPr>
+      </w:pPr>
+      <w:r>
+        <w:rPr>
+          <w:rFonts w:asciiTheme="majorHAnsi" w:hAnsiTheme="majorHAnsi" w:cstheme="majorHAnsi"/>
+          <w:sz w:val="26"/>
+          <w:szCs w:val="26"/>
+          <w:lang w:val="en-US"/>
+        </w:rPr>
+        <w:t xml:space="preserve">                sqlCmd.Parameters.AddWithValue("@GioiTinh", cbGioiTinh.Text);</w:t>
+      </w:r>
+    </w:p>
+    <w:p>
+      <w:pPr>
+        <w:rPr>
+          <w:rFonts w:asciiTheme="majorHAnsi" w:hAnsiTheme="majorHAnsi" w:cstheme="majorHAnsi"/>
+          <w:sz w:val="26"/>
+          <w:szCs w:val="26"/>
+          <w:lang w:val="en-US"/>
+        </w:rPr>
+      </w:pPr>
+      <w:r>
+        <w:rPr>
+          <w:rFonts w:asciiTheme="majorHAnsi" w:hAnsiTheme="majorHAnsi" w:cstheme="majorHAnsi"/>
+          <w:sz w:val="26"/>
+          <w:szCs w:val="26"/>
+          <w:lang w:val="en-US"/>
+        </w:rPr>
+        <w:t xml:space="preserve">                sqlCmd.Parameters.AddWithValue("@NgaySinh", dtpNgaySinh.Value);</w:t>
+      </w:r>
+    </w:p>
+    <w:p>
+      <w:pPr>
+        <w:rPr>
+          <w:rFonts w:asciiTheme="majorHAnsi" w:hAnsiTheme="majorHAnsi" w:cstheme="majorHAnsi"/>
+          <w:sz w:val="26"/>
+          <w:szCs w:val="26"/>
+          <w:lang w:val="en-US"/>
+        </w:rPr>
+      </w:pPr>
+      <w:r>
+        <w:rPr>
+          <w:rFonts w:asciiTheme="majorHAnsi" w:hAnsiTheme="majorHAnsi" w:cstheme="majorHAnsi"/>
+          <w:sz w:val="26"/>
+          <w:szCs w:val="26"/>
+          <w:lang w:val="en-US"/>
+        </w:rPr>
+        <w:t xml:space="preserve">                sqlCmd.Parameters.AddWithValue("@QueQuan", txtQueQuan.Text.Trim());</w:t>
+      </w:r>
+    </w:p>
+    <w:p>
+      <w:pPr>
+        <w:rPr>
+          <w:rFonts w:asciiTheme="majorHAnsi" w:hAnsiTheme="majorHAnsi" w:cstheme="majorHAnsi"/>
+          <w:sz w:val="26"/>
+          <w:szCs w:val="26"/>
+          <w:lang w:val="en-US"/>
+        </w:rPr>
+      </w:pPr>
+      <w:r>
+        <w:rPr>
+          <w:rFonts w:asciiTheme="majorHAnsi" w:hAnsiTheme="majorHAnsi" w:cstheme="majorHAnsi"/>
+          <w:sz w:val="26"/>
+          <w:szCs w:val="26"/>
+          <w:lang w:val="en-US"/>
+        </w:rPr>
+        <w:t xml:space="preserve">                sqlCmd.Parameters.AddWithValue("@MaLop", txtMaLop.Text.Trim());</w:t>
+      </w:r>
+    </w:p>
+    <w:p>
+      <w:pPr>
+        <w:rPr>
+          <w:rFonts w:asciiTheme="majorHAnsi" w:hAnsiTheme="majorHAnsi" w:cstheme="majorHAnsi"/>
+          <w:sz w:val="26"/>
+          <w:szCs w:val="26"/>
+          <w:lang w:val="en-US"/>
+        </w:rPr>
+      </w:pPr>
+    </w:p>
+    <w:p>
+      <w:pPr>
+        <w:rPr>
+          <w:rFonts w:asciiTheme="majorHAnsi" w:hAnsiTheme="majorHAnsi" w:cstheme="majorHAnsi"/>
+          <w:sz w:val="26"/>
+          <w:szCs w:val="26"/>
+          <w:lang w:val="en-US"/>
+        </w:rPr>
+      </w:pPr>
+      <w:r>
+        <w:rPr>
+          <w:rFonts w:asciiTheme="majorHAnsi" w:hAnsiTheme="majorHAnsi" w:cstheme="majorHAnsi"/>
+          <w:sz w:val="26"/>
+          <w:szCs w:val="26"/>
+          <w:lang w:val="en-US"/>
+        </w:rPr>
+        <w:t xml:space="preserve">                int kq = sqlCmd.ExecuteNonQuery();</w:t>
+      </w:r>
+    </w:p>
+    <w:p>
+      <w:pPr>
+        <w:rPr>
+          <w:rFonts w:asciiTheme="majorHAnsi" w:hAnsiTheme="majorHAnsi" w:cstheme="majorHAnsi"/>
+          <w:sz w:val="26"/>
+          <w:szCs w:val="26"/>
+          <w:lang w:val="en-US"/>
+        </w:rPr>
+      </w:pPr>
+      <w:r>
+        <w:rPr>
+          <w:rFonts w:asciiTheme="majorHAnsi" w:hAnsiTheme="majorHAnsi" w:cstheme="majorHAnsi"/>
+          <w:sz w:val="26"/>
+          <w:szCs w:val="26"/>
+          <w:lang w:val="en-US"/>
+        </w:rPr>
+        <w:t xml:space="preserve">                if (kq &gt; 0)</w:t>
+      </w:r>
+    </w:p>
+    <w:p>
+      <w:pPr>
+        <w:rPr>
+          <w:rFonts w:asciiTheme="majorHAnsi" w:hAnsiTheme="majorHAnsi" w:cstheme="majorHAnsi"/>
+          <w:sz w:val="26"/>
+          <w:szCs w:val="26"/>
+          <w:lang w:val="en-US"/>
+        </w:rPr>
+      </w:pPr>
+      <w:r>
+        <w:rPr>
+          <w:rFonts w:asciiTheme="majorHAnsi" w:hAnsiTheme="majorHAnsi" w:cstheme="majorHAnsi"/>
+          <w:sz w:val="26"/>
+          <w:szCs w:val="26"/>
+          <w:lang w:val="en-US"/>
+        </w:rPr>
+        <w:lastRenderedPageBreak/>
+        <w:t xml:space="preserve">                {</w:t>
+      </w:r>
+    </w:p>
+    <w:p>
+      <w:pPr>
+        <w:rPr>
+          <w:rFonts w:asciiTheme="majorHAnsi" w:hAnsiTheme="majorHAnsi" w:cstheme="majorHAnsi"/>
+          <w:sz w:val="26"/>
+          <w:szCs w:val="26"/>
+          <w:lang w:val="en-US"/>
+        </w:rPr>
+      </w:pPr>
+      <w:r>
+        <w:rPr>
+          <w:rFonts w:asciiTheme="majorHAnsi" w:hAnsiTheme="majorHAnsi" w:cstheme="majorHAnsi"/>
+          <w:sz w:val="26"/>
+          <w:szCs w:val="26"/>
+          <w:lang w:val="en-US"/>
+        </w:rPr>
+        <w:t xml:space="preserve">                    MessageBox.Show("Thêm sinh viên thành công (có Parameter)!");</w:t>
+      </w:r>
+    </w:p>
+    <w:p>
+      <w:pPr>
+        <w:rPr>
+          <w:rFonts w:asciiTheme="majorHAnsi" w:hAnsiTheme="majorHAnsi" w:cstheme="majorHAnsi"/>
+          <w:sz w:val="26"/>
+          <w:szCs w:val="26"/>
+          <w:lang w:val="en-US"/>
+        </w:rPr>
+      </w:pPr>
+      <w:r>
+        <w:rPr>
+          <w:rFonts w:asciiTheme="majorHAnsi" w:hAnsiTheme="majorHAnsi" w:cstheme="majorHAnsi"/>
+          <w:sz w:val="26"/>
+          <w:szCs w:val="26"/>
+          <w:lang w:val="en-US"/>
+        </w:rPr>
+        <w:t xml:space="preserve">                    HienThiDanhSach();</w:t>
+      </w:r>
+    </w:p>
+    <w:p>
+      <w:pPr>
+        <w:rPr>
+          <w:rFonts w:asciiTheme="majorHAnsi" w:hAnsiTheme="majorHAnsi" w:cstheme="majorHAnsi"/>
+          <w:sz w:val="26"/>
+          <w:szCs w:val="26"/>
+          <w:lang w:val="en-US"/>
+        </w:rPr>
+      </w:pPr>
+      <w:r>
+        <w:rPr>
+          <w:rFonts w:asciiTheme="majorHAnsi" w:hAnsiTheme="majorHAnsi" w:cstheme="majorHAnsi"/>
+          <w:sz w:val="26"/>
+          <w:szCs w:val="26"/>
+          <w:lang w:val="en-US"/>
+        </w:rPr>
+        <w:t xml:space="preserve">                }</w:t>
+      </w:r>
+    </w:p>
+    <w:p>
+      <w:pPr>
+        <w:rPr>
+          <w:rFonts w:asciiTheme="majorHAnsi" w:hAnsiTheme="majorHAnsi" w:cstheme="majorHAnsi"/>
+          <w:sz w:val="26"/>
+          <w:szCs w:val="26"/>
+          <w:lang w:val="en-US"/>
+        </w:rPr>
+      </w:pPr>
+      <w:r>
+        <w:rPr>
+          <w:rFonts w:asciiTheme="majorHAnsi" w:hAnsiTheme="majorHAnsi" w:cstheme="majorHAnsi"/>
+          <w:sz w:val="26"/>
+          <w:szCs w:val="26"/>
+          <w:lang w:val="en-US"/>
+        </w:rPr>
+        <w:t xml:space="preserve">            }</w:t>
+      </w:r>
+    </w:p>
+    <w:p>
+      <w:pPr>
+        <w:rPr>
+          <w:rFonts w:asciiTheme="majorHAnsi" w:hAnsiTheme="majorHAnsi" w:cstheme="majorHAnsi"/>
+          <w:sz w:val="26"/>
+          <w:szCs w:val="26"/>
+          <w:lang w:val="en-US"/>
+        </w:rPr>
+      </w:pPr>
+      <w:r>
+        <w:rPr>
+          <w:rFonts w:asciiTheme="majorHAnsi" w:hAnsiTheme="majorHAnsi" w:cstheme="majorHAnsi"/>
+          <w:sz w:val="26"/>
+          <w:szCs w:val="26"/>
+          <w:lang w:val="en-US"/>
+        </w:rPr>
+        <w:t xml:space="preserve">            catch (Exception ex)</w:t>
+      </w:r>
+    </w:p>
+    <w:p>
+      <w:pPr>
+        <w:rPr>
+          <w:rFonts w:asciiTheme="majorHAnsi" w:hAnsiTheme="majorHAnsi" w:cstheme="majorHAnsi"/>
+          <w:sz w:val="26"/>
+          <w:szCs w:val="26"/>
+          <w:lang w:val="en-US"/>
+        </w:rPr>
+      </w:pPr>
+      <w:r>
+        <w:rPr>
+          <w:rFonts w:asciiTheme="majorHAnsi" w:hAnsiTheme="majorHAnsi" w:cstheme="majorHAnsi"/>
+          <w:sz w:val="26"/>
+          <w:szCs w:val="26"/>
+          <w:lang w:val="en-US"/>
+        </w:rPr>
+        <w:t xml:space="preserve">            {</w:t>
+      </w:r>
+    </w:p>
+    <w:p>
+      <w:pPr>
+        <w:rPr>
+          <w:rFonts w:asciiTheme="majorHAnsi" w:hAnsiTheme="majorHAnsi" w:cstheme="majorHAnsi"/>
+          <w:sz w:val="26"/>
+          <w:szCs w:val="26"/>
+          <w:lang w:val="en-US"/>
+        </w:rPr>
+      </w:pPr>
+      <w:r>
+        <w:rPr>
+          <w:rFonts w:asciiTheme="majorHAnsi" w:hAnsiTheme="majorHAnsi" w:cstheme="majorHAnsi"/>
+          <w:sz w:val="26"/>
+          <w:szCs w:val="26"/>
+          <w:lang w:val="en-US"/>
+        </w:rPr>
+        <w:t xml:space="preserve">                MessageBox.Show("Thêm dữ liệu bị lỗi! " + ex.Message);</w:t>
+      </w:r>
+    </w:p>
+    <w:p>
+      <w:pPr>
+        <w:rPr>
+          <w:rFonts w:asciiTheme="majorHAnsi" w:hAnsiTheme="majorHAnsi" w:cstheme="majorHAnsi"/>
+          <w:sz w:val="26"/>
+          <w:szCs w:val="26"/>
+          <w:lang w:val="en-US"/>
+        </w:rPr>
+      </w:pPr>
+      <w:r>
+        <w:rPr>
+          <w:rFonts w:asciiTheme="majorHAnsi" w:hAnsiTheme="majorHAnsi" w:cstheme="majorHAnsi"/>
+          <w:sz w:val="26"/>
+          <w:szCs w:val="26"/>
+          <w:lang w:val="en-US"/>
+        </w:rPr>
+        <w:t xml:space="preserve">            }</w:t>
+      </w:r>
+    </w:p>
+    <w:p>
+      <w:pPr>
+        <w:rPr>
+          <w:rFonts w:asciiTheme="majorHAnsi" w:hAnsiTheme="majorHAnsi" w:cstheme="majorHAnsi"/>
+          <w:sz w:val="26"/>
+          <w:szCs w:val="26"/>
+          <w:lang w:val="en-US"/>
+        </w:rPr>
+      </w:pPr>
+      <w:r>
+        <w:rPr>
+          <w:rFonts w:asciiTheme="majorHAnsi" w:hAnsiTheme="majorHAnsi" w:cstheme="majorHAnsi"/>
+          <w:sz w:val="26"/>
+          <w:szCs w:val="26"/>
+          <w:lang w:val="en-US"/>
+        </w:rPr>
+        <w:t xml:space="preserve">            finally</w:t>
+      </w:r>
+    </w:p>
+    <w:p>
+      <w:pPr>
+        <w:rPr>
+          <w:rFonts w:asciiTheme="majorHAnsi" w:hAnsiTheme="majorHAnsi" w:cstheme="majorHAnsi"/>
+          <w:sz w:val="26"/>
+          <w:szCs w:val="26"/>
+          <w:lang w:val="en-US"/>
+        </w:rPr>
+      </w:pPr>
+      <w:r>
+        <w:rPr>
+          <w:rFonts w:asciiTheme="majorHAnsi" w:hAnsiTheme="majorHAnsi" w:cstheme="majorHAnsi"/>
+          <w:sz w:val="26"/>
+          <w:szCs w:val="26"/>
+          <w:lang w:val="en-US"/>
+        </w:rPr>
+        <w:t xml:space="preserve">            {</w:t>
+      </w:r>
+    </w:p>
+    <w:p>
+      <w:pPr>
+        <w:rPr>
+          <w:rFonts w:asciiTheme="majorHAnsi" w:hAnsiTheme="majorHAnsi" w:cstheme="majorHAnsi"/>
+          <w:sz w:val="26"/>
+          <w:szCs w:val="26"/>
+          <w:lang w:val="en-US"/>
+        </w:rPr>
+      </w:pPr>
+      <w:r>
+        <w:rPr>
+          <w:rFonts w:asciiTheme="majorHAnsi" w:hAnsiTheme="majorHAnsi" w:cstheme="majorHAnsi"/>
+          <w:sz w:val="26"/>
+          <w:szCs w:val="26"/>
+          <w:lang w:val="en-US"/>
+        </w:rPr>
+        <w:t xml:space="preserve">                DongKetNoi();</w:t>
+      </w:r>
+    </w:p>
+    <w:p>
+      <w:pPr>
+        <w:rPr>
+          <w:rFonts w:asciiTheme="majorHAnsi" w:hAnsiTheme="majorHAnsi" w:cstheme="majorHAnsi"/>
+          <w:sz w:val="26"/>
+          <w:szCs w:val="26"/>
+          <w:lang w:val="en-US"/>
+        </w:rPr>
+      </w:pPr>
+      <w:r>
+        <w:rPr>
+          <w:rFonts w:asciiTheme="majorHAnsi" w:hAnsiTheme="majorHAnsi" w:cstheme="majorHAnsi"/>
+          <w:sz w:val="26"/>
+          <w:szCs w:val="26"/>
+          <w:lang w:val="en-US"/>
+        </w:rPr>
+        <w:t xml:space="preserve">            }</w:t>
+      </w:r>
+    </w:p>
+    <w:p>
+      <w:pPr>
+        <w:rPr>
+          <w:rFonts w:asciiTheme="majorHAnsi" w:hAnsiTheme="majorHAnsi" w:cstheme="majorHAnsi"/>
+          <w:sz w:val="26"/>
+          <w:szCs w:val="26"/>
+          <w:lang w:val="en-US"/>
+        </w:rPr>
+      </w:pPr>
+      <w:r>
+        <w:rPr>
+          <w:rFonts w:asciiTheme="majorHAnsi" w:hAnsiTheme="majorHAnsi" w:cstheme="majorHAnsi"/>
+          <w:sz w:val="26"/>
+          <w:szCs w:val="26"/>
+          <w:lang w:val="en-US"/>
+        </w:rPr>
+        <w:t xml:space="preserve">        }</w:t>
+      </w:r>
+    </w:p>
+    <w:p>
+      <w:pPr>
+        <w:rPr>
+          <w:rFonts w:asciiTheme="majorHAnsi" w:hAnsiTheme="majorHAnsi" w:cstheme="majorHAnsi"/>
+          <w:sz w:val="26"/>
+          <w:szCs w:val="26"/>
+          <w:lang w:val="en-US"/>
+        </w:rPr>
+      </w:pPr>
+    </w:p>
+    <w:p>
+      <w:pPr>
+        <w:rPr>
+          <w:rFonts w:asciiTheme="majorHAnsi" w:hAnsiTheme="majorHAnsi" w:cstheme="majorHAnsi"/>
+          <w:sz w:val="26"/>
+          <w:szCs w:val="26"/>
+          <w:lang w:val="en-US"/>
+        </w:rPr>
+      </w:pPr>
+      <w:r>
+        <w:rPr>
+          <w:rFonts w:asciiTheme="majorHAnsi" w:hAnsiTheme="majorHAnsi" w:cstheme="majorHAnsi"/>
+          <w:sz w:val="26"/>
+          <w:szCs w:val="26"/>
+          <w:lang w:val="en-US"/>
+        </w:rPr>
+        <w:t xml:space="preserve">        private void Form1_Load(object sender, EventArgs e)</w:t>
+      </w:r>
+    </w:p>
+    <w:p>
+      <w:pPr>
+        <w:rPr>
+          <w:rFonts w:asciiTheme="majorHAnsi" w:hAnsiTheme="majorHAnsi" w:cstheme="majorHAnsi"/>
+          <w:sz w:val="26"/>
+          <w:szCs w:val="26"/>
+          <w:lang w:val="en-US"/>
+        </w:rPr>
+      </w:pPr>
+      <w:r>
+        <w:rPr>
+          <w:rFonts w:asciiTheme="majorHAnsi" w:hAnsiTheme="majorHAnsi" w:cstheme="majorHAnsi"/>
+          <w:sz w:val="26"/>
+          <w:szCs w:val="26"/>
+          <w:lang w:val="en-US"/>
+        </w:rPr>
+        <w:t xml:space="preserve">        {</w:t>
+      </w:r>
+    </w:p>
+    <w:p>
+      <w:pPr>
+        <w:rPr>
+          <w:rFonts w:asciiTheme="majorHAnsi" w:hAnsiTheme="majorHAnsi" w:cstheme="majorHAnsi"/>
+          <w:sz w:val="26"/>
+          <w:szCs w:val="26"/>
+          <w:lang w:val="en-US"/>
+        </w:rPr>
+      </w:pPr>
+      <w:r>
+        <w:rPr>
+          <w:rFonts w:asciiTheme="majorHAnsi" w:hAnsiTheme="majorHAnsi" w:cstheme="majorHAnsi"/>
+          <w:sz w:val="26"/>
+          <w:szCs w:val="26"/>
+          <w:lang w:val="en-US"/>
+        </w:rPr>
+        <w:t xml:space="preserve">            cbGioiTinh.Items.Add("Nam");</w:t>
+      </w:r>
+    </w:p>
+    <w:p>
+      <w:pPr>
+        <w:rPr>
+          <w:rFonts w:asciiTheme="majorHAnsi" w:hAnsiTheme="majorHAnsi" w:cstheme="majorHAnsi"/>
+          <w:sz w:val="26"/>
+          <w:szCs w:val="26"/>
+          <w:lang w:val="en-US"/>
+        </w:rPr>
+      </w:pPr>
+      <w:r>
+        <w:rPr>
+          <w:rFonts w:asciiTheme="majorHAnsi" w:hAnsiTheme="majorHAnsi" w:cstheme="majorHAnsi"/>
+          <w:sz w:val="26"/>
+          <w:szCs w:val="26"/>
+          <w:lang w:val="en-US"/>
+        </w:rPr>
+        <w:t xml:space="preserve">            cbGioiTinh.Items.Add("Nữ");</w:t>
+      </w:r>
+    </w:p>
+    <w:p>
+      <w:pPr>
+        <w:rPr>
+          <w:rFonts w:asciiTheme="majorHAnsi" w:hAnsiTheme="majorHAnsi" w:cstheme="majorHAnsi"/>
+          <w:sz w:val="26"/>
+          <w:szCs w:val="26"/>
+          <w:lang w:val="en-US"/>
+        </w:rPr>
+      </w:pPr>
+      <w:r>
+        <w:rPr>
+          <w:rFonts w:asciiTheme="majorHAnsi" w:hAnsiTheme="majorHAnsi" w:cstheme="majorHAnsi"/>
+          <w:sz w:val="26"/>
+          <w:szCs w:val="26"/>
+          <w:lang w:val="en-US"/>
+        </w:rPr>
+        <w:t xml:space="preserve">            HienThiDanhSach();</w:t>
+      </w:r>
+    </w:p>
+    <w:p>
+      <w:pPr>
+        <w:rPr>
+          <w:rFonts w:asciiTheme="majorHAnsi" w:hAnsiTheme="majorHAnsi" w:cstheme="majorHAnsi"/>
+          <w:sz w:val="26"/>
+          <w:szCs w:val="26"/>
+          <w:lang w:val="en-US"/>
+        </w:rPr>
+      </w:pPr>
+      <w:r>
+        <w:rPr>
+          <w:rFonts w:asciiTheme="majorHAnsi" w:hAnsiTheme="majorHAnsi" w:cstheme="majorHAnsi"/>
+          <w:sz w:val="26"/>
+          <w:szCs w:val="26"/>
+          <w:lang w:val="en-US"/>
+        </w:rPr>
+        <w:t xml:space="preserve">        }</w:t>
+      </w:r>
+    </w:p>
+    <w:p>
+      <w:pPr>
+        <w:rPr>
+          <w:rFonts w:asciiTheme="majorHAnsi" w:hAnsiTheme="majorHAnsi" w:cstheme="majorHAnsi"/>
+          <w:sz w:val="26"/>
+          <w:szCs w:val="26"/>
+          <w:lang w:val="en-US"/>
+        </w:rPr>
+      </w:pPr>
+      <w:r>
+        <w:rPr>
+          <w:rFonts w:asciiTheme="majorHAnsi" w:hAnsiTheme="majorHAnsi" w:cstheme="majorHAnsi"/>
+          <w:sz w:val="26"/>
+          <w:szCs w:val="26"/>
+          <w:lang w:val="en-US"/>
+        </w:rPr>
+        <w:t xml:space="preserve">    }</w:t>
+      </w:r>
+    </w:p>
+    <w:p>
+      <w:pPr>
+        <w:rPr>
+          <w:rFonts w:asciiTheme="majorHAnsi" w:hAnsiTheme="majorHAnsi" w:cstheme="majorHAnsi"/>
+          <w:sz w:val="26"/>
+          <w:szCs w:val="26"/>
+          <w:lang w:val="en-US"/>
+        </w:rPr>
+      </w:pPr>
+      <w:r>
+        <w:rPr>
+          <w:rFonts w:asciiTheme="majorHAnsi" w:hAnsiTheme="majorHAnsi" w:cstheme="majorHAnsi"/>
+          <w:sz w:val="26"/>
+          <w:szCs w:val="26"/>
+          <w:lang w:val="en-US"/>
+        </w:rPr>
+        <w:t>}</w:t>
+      </w:r>
+    </w:p>
+    <w:p>
+      <w:pPr>
+        <w:rPr>
+          <w:rFonts w:asciiTheme="majorHAnsi" w:hAnsiTheme="majorHAnsi" w:cstheme="majorHAnsi"/>
+          <w:sz w:val="26"/>
+          <w:szCs w:val="26"/>
+          <w:lang w:val="en-US"/>
+        </w:rPr>
+      </w:pPr>
+    </w:p>
+    <w:p>
+      <w:pPr>
+        <w:rPr>
+          <w:rFonts w:asciiTheme="majorHAnsi" w:hAnsiTheme="majorHAnsi" w:cstheme="majorHAnsi"/>
+          <w:sz w:val="26"/>
+          <w:szCs w:val="26"/>
+          <w:lang w:val="en-US"/>
+        </w:rPr>
+      </w:pPr>
+      <w:r>
+        <w:rPr>
+          <w:rFonts w:asciiTheme="majorHAnsi" w:hAnsiTheme="majorHAnsi" w:cstheme="majorHAnsi"/>
           <w:noProof/>
-        </w:rPr>
+          <w:sz w:val="26"/>
+          <w:szCs w:val="26"/>
+          <w:lang w:val="en-US"/>
+        </w:rPr>
+        <w:lastRenderedPageBreak/>
         <w:drawing>
-          <wp:inline distT="0" distB="0" distL="0" distR="0" wp14:anchorId="4ABCC740" wp14:editId="59240CA3">
-            <wp:extent cx="5943600" cy="3238500"/>
-            <wp:effectExtent l="0" t="0" r="0" b="0"/>
-            <wp:docPr id="2" name="Hình ảnh 2"/>
+          <wp:inline distT="0" distB="0" distL="0" distR="0" wp14:anchorId="505FDCD2" wp14:editId="08A74BC5">
+            <wp:extent cx="5731510" cy="3044190"/>
+            <wp:effectExtent l="0" t="0" r="2540" b="3810"/>
+            <wp:docPr id="13" name="Hình ảnh 13"/>
             <wp:cNvGraphicFramePr>
               <a:graphicFrameLocks xmlns:a="http://schemas.openxmlformats.org/drawingml/2006/main" noChangeAspect="1"/>
             </wp:cNvGraphicFramePr>
@@ -202,7 +2553,7 @@
                   <pic:spPr>
                     <a:xfrm>
                       <a:off x="0" y="0"/>
-                      <a:ext cx="5943600" cy="3238500"/>
+                      <a:ext cx="5731510" cy="3044190"/>
                     </a:xfrm>
                     <a:prstGeom prst="rect">
                       <a:avLst/>
@@ -218,136 +2569,5795 @@
     <w:p>
       <w:pPr>
         <w:rPr>
+          <w:rFonts w:asciiTheme="majorHAnsi" w:hAnsiTheme="majorHAnsi" w:cstheme="majorHAnsi"/>
+          <w:sz w:val="26"/>
+          <w:szCs w:val="26"/>
+          <w:lang w:val="en-US"/>
+        </w:rPr>
+      </w:pPr>
+      <w:r>
+        <w:rPr>
+          <w:rFonts w:asciiTheme="majorHAnsi" w:hAnsiTheme="majorHAnsi" w:cstheme="majorHAnsi"/>
+          <w:noProof/>
+          <w:sz w:val="26"/>
+          <w:szCs w:val="26"/>
+          <w:lang w:val="en-US"/>
+        </w:rPr>
+        <w:drawing>
+          <wp:inline distT="0" distB="0" distL="0" distR="0" wp14:anchorId="15127220" wp14:editId="7FB0F9E2">
+            <wp:extent cx="5731510" cy="2753995"/>
+            <wp:effectExtent l="0" t="0" r="2540" b="8255"/>
+            <wp:docPr id="14" name="Hình ảnh 14"/>
+            <wp:cNvGraphicFramePr>
+              <a:graphicFrameLocks xmlns:a="http://schemas.openxmlformats.org/drawingml/2006/main" noChangeAspect="1"/>
+            </wp:cNvGraphicFramePr>
+            <a:graphic xmlns:a="http://schemas.openxmlformats.org/drawingml/2006/main">
+              <a:graphicData uri="http://schemas.openxmlformats.org/drawingml/2006/picture">
+                <pic:pic xmlns:pic="http://schemas.openxmlformats.org/drawingml/2006/picture">
+                  <pic:nvPicPr>
+                    <pic:cNvPr id="1" name=""/>
+                    <pic:cNvPicPr/>
+                  </pic:nvPicPr>
+                  <pic:blipFill>
+                    <a:blip r:embed="rId7"/>
+                    <a:stretch>
+                      <a:fillRect/>
+                    </a:stretch>
+                  </pic:blipFill>
+                  <pic:spPr>
+                    <a:xfrm>
+                      <a:off x="0" y="0"/>
+                      <a:ext cx="5731510" cy="2753995"/>
+                    </a:xfrm>
+                    <a:prstGeom prst="rect">
+                      <a:avLst/>
+                    </a:prstGeom>
+                  </pic:spPr>
+                </pic:pic>
+              </a:graphicData>
+            </a:graphic>
+          </wp:inline>
+        </w:drawing>
+      </w:r>
+    </w:p>
+    <w:p>
+      <w:pPr>
+        <w:rPr>
+          <w:rFonts w:asciiTheme="majorHAnsi" w:hAnsiTheme="majorHAnsi" w:cstheme="majorHAnsi"/>
           <w:b/>
           <w:bCs/>
-        </w:rPr>
-      </w:pPr>
-      <w:r>
-        <w:rPr>
+          <w:sz w:val="26"/>
+          <w:szCs w:val="26"/>
+          <w:lang w:val="en-US"/>
+        </w:rPr>
+      </w:pPr>
+      <w:r>
+        <w:rPr>
+          <w:rFonts w:asciiTheme="majorHAnsi" w:hAnsiTheme="majorHAnsi" w:cstheme="majorHAnsi"/>
           <w:b/>
           <w:bCs/>
-        </w:rPr>
-        <w:t>Áp dụng 1: Thêm dữ liệu có dùng Parameter.</w:t>
-      </w:r>
-    </w:p>
-    <w:p>
-      <w:r>
-        <w:t>Cũng thêm dữ liệu cho 1 sinh viên vào bảng SinhVien như ví dụ trên. Tuy nhiên,</w:t>
-      </w:r>
-    </w:p>
-    <w:p>
-      <w:r>
-        <w:t>trong chương trình có sử dụng các Parameter.</w:t>
-      </w:r>
-    </w:p>
-    <w:p>
-      <w:pPr>
-        <w:rPr>
+          <w:sz w:val="26"/>
+          <w:szCs w:val="26"/>
+          <w:lang w:val="en-US"/>
+        </w:rPr>
+        <w:t>Thực hành 3: Sửa dữ liệu không dùng Parameter:</w:t>
+      </w:r>
+    </w:p>
+    <w:p>
+      <w:pPr>
+        <w:rPr>
+          <w:rFonts w:asciiTheme="majorHAnsi" w:hAnsiTheme="majorHAnsi" w:cstheme="majorHAnsi"/>
           <w:b/>
           <w:bCs/>
-        </w:rPr>
-      </w:pPr>
-      <w:r>
-        <w:rPr>
+          <w:sz w:val="26"/>
+          <w:szCs w:val="26"/>
+          <w:lang w:val="en-US"/>
+        </w:rPr>
+      </w:pPr>
+      <w:r>
+        <w:rPr>
+          <w:rFonts w:asciiTheme="majorHAnsi" w:hAnsiTheme="majorHAnsi" w:cstheme="majorHAnsi"/>
           <w:b/>
           <w:bCs/>
-        </w:rPr>
-        <w:t>Thực hành 3: Sửa dữ liệu không dùng Parameter.</w:t>
-      </w:r>
-    </w:p>
-    <w:p>
-      <w:r>
-        <w:t>− Sử dụng hàm ExecuteNonQuery để thực hiện sửa dữ liệu.</w:t>
-      </w:r>
-    </w:p>
-    <w:p>
-      <w:r>
-        <w:t>− Ví dụ: Sửa dữ liệu cho 1 sinh viên trong bảng SinhVien.</w:t>
-      </w:r>
-    </w:p>
-    <w:p/>
-    <w:p>
-      <w:pPr>
-        <w:rPr>
+          <w:sz w:val="26"/>
+          <w:szCs w:val="26"/>
+          <w:lang w:val="en-US"/>
+        </w:rPr>
+        <w:t>Form2.cs</w:t>
+      </w:r>
+    </w:p>
+    <w:p>
+      <w:pPr>
+        <w:rPr>
+          <w:rFonts w:asciiTheme="majorHAnsi" w:hAnsiTheme="majorHAnsi" w:cstheme="majorHAnsi"/>
+          <w:sz w:val="26"/>
+          <w:szCs w:val="26"/>
+          <w:lang w:val="en-US"/>
+        </w:rPr>
+      </w:pPr>
+      <w:r>
+        <w:rPr>
+          <w:rFonts w:asciiTheme="majorHAnsi" w:hAnsiTheme="majorHAnsi" w:cstheme="majorHAnsi"/>
+          <w:sz w:val="26"/>
+          <w:szCs w:val="26"/>
+          <w:lang w:val="en-US"/>
+        </w:rPr>
+        <w:t>using System;</w:t>
+      </w:r>
+    </w:p>
+    <w:p>
+      <w:pPr>
+        <w:rPr>
+          <w:rFonts w:asciiTheme="majorHAnsi" w:hAnsiTheme="majorHAnsi" w:cstheme="majorHAnsi"/>
+          <w:sz w:val="26"/>
+          <w:szCs w:val="26"/>
+          <w:lang w:val="en-US"/>
+        </w:rPr>
+      </w:pPr>
+      <w:r>
+        <w:rPr>
+          <w:rFonts w:asciiTheme="majorHAnsi" w:hAnsiTheme="majorHAnsi" w:cstheme="majorHAnsi"/>
+          <w:sz w:val="26"/>
+          <w:szCs w:val="26"/>
+          <w:lang w:val="en-US"/>
+        </w:rPr>
+        <w:t>using System.Data;</w:t>
+      </w:r>
+    </w:p>
+    <w:p>
+      <w:pPr>
+        <w:rPr>
+          <w:rFonts w:asciiTheme="majorHAnsi" w:hAnsiTheme="majorHAnsi" w:cstheme="majorHAnsi"/>
+          <w:sz w:val="26"/>
+          <w:szCs w:val="26"/>
+          <w:lang w:val="en-US"/>
+        </w:rPr>
+      </w:pPr>
+      <w:r>
+        <w:rPr>
+          <w:rFonts w:asciiTheme="majorHAnsi" w:hAnsiTheme="majorHAnsi" w:cstheme="majorHAnsi"/>
+          <w:sz w:val="26"/>
+          <w:szCs w:val="26"/>
+          <w:lang w:val="en-US"/>
+        </w:rPr>
+        <w:t>using System.Data.SqlClient;</w:t>
+      </w:r>
+    </w:p>
+    <w:p>
+      <w:pPr>
+        <w:rPr>
+          <w:rFonts w:asciiTheme="majorHAnsi" w:hAnsiTheme="majorHAnsi" w:cstheme="majorHAnsi"/>
+          <w:sz w:val="26"/>
+          <w:szCs w:val="26"/>
+          <w:lang w:val="en-US"/>
+        </w:rPr>
+      </w:pPr>
+      <w:r>
+        <w:rPr>
+          <w:rFonts w:asciiTheme="majorHAnsi" w:hAnsiTheme="majorHAnsi" w:cstheme="majorHAnsi"/>
+          <w:sz w:val="26"/>
+          <w:szCs w:val="26"/>
+          <w:lang w:val="en-US"/>
+        </w:rPr>
+        <w:t>using System.Windows.Forms;</w:t>
+      </w:r>
+    </w:p>
+    <w:p>
+      <w:pPr>
+        <w:rPr>
+          <w:rFonts w:asciiTheme="majorHAnsi" w:hAnsiTheme="majorHAnsi" w:cstheme="majorHAnsi"/>
+          <w:sz w:val="26"/>
+          <w:szCs w:val="26"/>
+          <w:lang w:val="en-US"/>
+        </w:rPr>
+      </w:pPr>
+    </w:p>
+    <w:p>
+      <w:pPr>
+        <w:rPr>
+          <w:rFonts w:asciiTheme="majorHAnsi" w:hAnsiTheme="majorHAnsi" w:cstheme="majorHAnsi"/>
+          <w:sz w:val="26"/>
+          <w:szCs w:val="26"/>
+          <w:lang w:val="en-US"/>
+        </w:rPr>
+      </w:pPr>
+      <w:r>
+        <w:rPr>
+          <w:rFonts w:asciiTheme="majorHAnsi" w:hAnsiTheme="majorHAnsi" w:cstheme="majorHAnsi"/>
+          <w:sz w:val="26"/>
+          <w:szCs w:val="26"/>
+          <w:lang w:val="en-US"/>
+        </w:rPr>
+        <w:t>namespace _1150080059_LTB7</w:t>
+      </w:r>
+    </w:p>
+    <w:p>
+      <w:pPr>
+        <w:rPr>
+          <w:rFonts w:asciiTheme="majorHAnsi" w:hAnsiTheme="majorHAnsi" w:cstheme="majorHAnsi"/>
+          <w:sz w:val="26"/>
+          <w:szCs w:val="26"/>
+          <w:lang w:val="en-US"/>
+        </w:rPr>
+      </w:pPr>
+      <w:r>
+        <w:rPr>
+          <w:rFonts w:asciiTheme="majorHAnsi" w:hAnsiTheme="majorHAnsi" w:cstheme="majorHAnsi"/>
+          <w:sz w:val="26"/>
+          <w:szCs w:val="26"/>
+          <w:lang w:val="en-US"/>
+        </w:rPr>
+        <w:t>{</w:t>
+      </w:r>
+    </w:p>
+    <w:p>
+      <w:pPr>
+        <w:rPr>
+          <w:rFonts w:asciiTheme="majorHAnsi" w:hAnsiTheme="majorHAnsi" w:cstheme="majorHAnsi"/>
+          <w:sz w:val="26"/>
+          <w:szCs w:val="26"/>
+          <w:lang w:val="en-US"/>
+        </w:rPr>
+      </w:pPr>
+      <w:r>
+        <w:rPr>
+          <w:rFonts w:asciiTheme="majorHAnsi" w:hAnsiTheme="majorHAnsi" w:cstheme="majorHAnsi"/>
+          <w:sz w:val="26"/>
+          <w:szCs w:val="26"/>
+          <w:lang w:val="en-US"/>
+        </w:rPr>
+        <w:lastRenderedPageBreak/>
+        <w:t xml:space="preserve">    public partial class Form2 : Form</w:t>
+      </w:r>
+    </w:p>
+    <w:p>
+      <w:pPr>
+        <w:rPr>
+          <w:rFonts w:asciiTheme="majorHAnsi" w:hAnsiTheme="majorHAnsi" w:cstheme="majorHAnsi"/>
+          <w:sz w:val="26"/>
+          <w:szCs w:val="26"/>
+          <w:lang w:val="en-US"/>
+        </w:rPr>
+      </w:pPr>
+      <w:r>
+        <w:rPr>
+          <w:rFonts w:asciiTheme="majorHAnsi" w:hAnsiTheme="majorHAnsi" w:cstheme="majorHAnsi"/>
+          <w:sz w:val="26"/>
+          <w:szCs w:val="26"/>
+          <w:lang w:val="en-US"/>
+        </w:rPr>
+        <w:t xml:space="preserve">    {</w:t>
+      </w:r>
+    </w:p>
+    <w:p>
+      <w:pPr>
+        <w:rPr>
+          <w:rFonts w:asciiTheme="majorHAnsi" w:hAnsiTheme="majorHAnsi" w:cstheme="majorHAnsi"/>
+          <w:sz w:val="26"/>
+          <w:szCs w:val="26"/>
+          <w:lang w:val="en-US"/>
+        </w:rPr>
+      </w:pPr>
+      <w:r>
+        <w:rPr>
+          <w:rFonts w:asciiTheme="majorHAnsi" w:hAnsiTheme="majorHAnsi" w:cstheme="majorHAnsi"/>
+          <w:sz w:val="26"/>
+          <w:szCs w:val="26"/>
+          <w:lang w:val="en-US"/>
+        </w:rPr>
+        <w:t xml:space="preserve">        public Form2()</w:t>
+      </w:r>
+    </w:p>
+    <w:p>
+      <w:pPr>
+        <w:rPr>
+          <w:rFonts w:asciiTheme="majorHAnsi" w:hAnsiTheme="majorHAnsi" w:cstheme="majorHAnsi"/>
+          <w:sz w:val="26"/>
+          <w:szCs w:val="26"/>
+          <w:lang w:val="en-US"/>
+        </w:rPr>
+      </w:pPr>
+      <w:r>
+        <w:rPr>
+          <w:rFonts w:asciiTheme="majorHAnsi" w:hAnsiTheme="majorHAnsi" w:cstheme="majorHAnsi"/>
+          <w:sz w:val="26"/>
+          <w:szCs w:val="26"/>
+          <w:lang w:val="en-US"/>
+        </w:rPr>
+        <w:t xml:space="preserve">        {</w:t>
+      </w:r>
+    </w:p>
+    <w:p>
+      <w:pPr>
+        <w:rPr>
+          <w:rFonts w:asciiTheme="majorHAnsi" w:hAnsiTheme="majorHAnsi" w:cstheme="majorHAnsi"/>
+          <w:sz w:val="26"/>
+          <w:szCs w:val="26"/>
+          <w:lang w:val="en-US"/>
+        </w:rPr>
+      </w:pPr>
+      <w:r>
+        <w:rPr>
+          <w:rFonts w:asciiTheme="majorHAnsi" w:hAnsiTheme="majorHAnsi" w:cstheme="majorHAnsi"/>
+          <w:sz w:val="26"/>
+          <w:szCs w:val="26"/>
+          <w:lang w:val="en-US"/>
+        </w:rPr>
+        <w:t xml:space="preserve">            InitializeComponent();</w:t>
+      </w:r>
+    </w:p>
+    <w:p>
+      <w:pPr>
+        <w:rPr>
+          <w:rFonts w:asciiTheme="majorHAnsi" w:hAnsiTheme="majorHAnsi" w:cstheme="majorHAnsi"/>
+          <w:sz w:val="26"/>
+          <w:szCs w:val="26"/>
+          <w:lang w:val="en-US"/>
+        </w:rPr>
+      </w:pPr>
+      <w:r>
+        <w:rPr>
+          <w:rFonts w:asciiTheme="majorHAnsi" w:hAnsiTheme="majorHAnsi" w:cstheme="majorHAnsi"/>
+          <w:sz w:val="26"/>
+          <w:szCs w:val="26"/>
+          <w:lang w:val="en-US"/>
+        </w:rPr>
+        <w:t xml:space="preserve">        }</w:t>
+      </w:r>
+    </w:p>
+    <w:p>
+      <w:pPr>
+        <w:rPr>
+          <w:rFonts w:asciiTheme="majorHAnsi" w:hAnsiTheme="majorHAnsi" w:cstheme="majorHAnsi"/>
+          <w:sz w:val="26"/>
+          <w:szCs w:val="26"/>
+          <w:lang w:val="en-US"/>
+        </w:rPr>
+      </w:pPr>
+    </w:p>
+    <w:p>
+      <w:pPr>
+        <w:rPr>
+          <w:rFonts w:asciiTheme="majorHAnsi" w:hAnsiTheme="majorHAnsi" w:cstheme="majorHAnsi"/>
+          <w:sz w:val="26"/>
+          <w:szCs w:val="26"/>
+          <w:lang w:val="en-US"/>
+        </w:rPr>
+      </w:pPr>
+      <w:r>
+        <w:rPr>
+          <w:rFonts w:asciiTheme="majorHAnsi" w:hAnsiTheme="majorHAnsi" w:cstheme="majorHAnsi"/>
+          <w:sz w:val="26"/>
+          <w:szCs w:val="26"/>
+          <w:lang w:val="en-US"/>
+        </w:rPr>
+        <w:t xml:space="preserve">        // Chuoi ket noi</w:t>
+      </w:r>
+    </w:p>
+    <w:p>
+      <w:pPr>
+        <w:rPr>
+          <w:rFonts w:asciiTheme="majorHAnsi" w:hAnsiTheme="majorHAnsi" w:cstheme="majorHAnsi"/>
+          <w:sz w:val="26"/>
+          <w:szCs w:val="26"/>
+          <w:lang w:val="en-US"/>
+        </w:rPr>
+      </w:pPr>
+      <w:r>
+        <w:rPr>
+          <w:rFonts w:asciiTheme="majorHAnsi" w:hAnsiTheme="majorHAnsi" w:cstheme="majorHAnsi"/>
+          <w:sz w:val="26"/>
+          <w:szCs w:val="26"/>
+          <w:lang w:val="en-US"/>
+        </w:rPr>
+        <w:t xml:space="preserve">        string strCon = @"Data Source=DESKTOP-AHL97Q6\SQL;Initial Catalog=DBConnect;Integrated Security=True";</w:t>
+      </w:r>
+    </w:p>
+    <w:p>
+      <w:pPr>
+        <w:rPr>
+          <w:rFonts w:asciiTheme="majorHAnsi" w:hAnsiTheme="majorHAnsi" w:cstheme="majorHAnsi"/>
+          <w:sz w:val="26"/>
+          <w:szCs w:val="26"/>
+          <w:lang w:val="en-US"/>
+        </w:rPr>
+      </w:pPr>
+    </w:p>
+    <w:p>
+      <w:pPr>
+        <w:rPr>
+          <w:rFonts w:asciiTheme="majorHAnsi" w:hAnsiTheme="majorHAnsi" w:cstheme="majorHAnsi"/>
+          <w:sz w:val="26"/>
+          <w:szCs w:val="26"/>
+          <w:lang w:val="en-US"/>
+        </w:rPr>
+      </w:pPr>
+      <w:r>
+        <w:rPr>
+          <w:rFonts w:asciiTheme="majorHAnsi" w:hAnsiTheme="majorHAnsi" w:cstheme="majorHAnsi"/>
+          <w:sz w:val="26"/>
+          <w:szCs w:val="26"/>
+          <w:lang w:val="en-US"/>
+        </w:rPr>
+        <w:t xml:space="preserve">        // Doi tuong ket noi</w:t>
+      </w:r>
+    </w:p>
+    <w:p>
+      <w:pPr>
+        <w:rPr>
+          <w:rFonts w:asciiTheme="majorHAnsi" w:hAnsiTheme="majorHAnsi" w:cstheme="majorHAnsi"/>
+          <w:sz w:val="26"/>
+          <w:szCs w:val="26"/>
+          <w:lang w:val="en-US"/>
+        </w:rPr>
+      </w:pPr>
+      <w:r>
+        <w:rPr>
+          <w:rFonts w:asciiTheme="majorHAnsi" w:hAnsiTheme="majorHAnsi" w:cstheme="majorHAnsi"/>
+          <w:sz w:val="26"/>
+          <w:szCs w:val="26"/>
+          <w:lang w:val="en-US"/>
+        </w:rPr>
+        <w:t xml:space="preserve">        SqlConnection sqlCon = null;</w:t>
+      </w:r>
+    </w:p>
+    <w:p>
+      <w:pPr>
+        <w:rPr>
+          <w:rFonts w:asciiTheme="majorHAnsi" w:hAnsiTheme="majorHAnsi" w:cstheme="majorHAnsi"/>
+          <w:sz w:val="26"/>
+          <w:szCs w:val="26"/>
+          <w:lang w:val="en-US"/>
+        </w:rPr>
+      </w:pPr>
+    </w:p>
+    <w:p>
+      <w:pPr>
+        <w:rPr>
+          <w:rFonts w:asciiTheme="majorHAnsi" w:hAnsiTheme="majorHAnsi" w:cstheme="majorHAnsi"/>
+          <w:sz w:val="26"/>
+          <w:szCs w:val="26"/>
+          <w:lang w:val="en-US"/>
+        </w:rPr>
+      </w:pPr>
+      <w:r>
+        <w:rPr>
+          <w:rFonts w:asciiTheme="majorHAnsi" w:hAnsiTheme="majorHAnsi" w:cstheme="majorHAnsi"/>
+          <w:sz w:val="26"/>
+          <w:szCs w:val="26"/>
+          <w:lang w:val="en-US"/>
+        </w:rPr>
+        <w:t xml:space="preserve">        // Ham mo ket noi</w:t>
+      </w:r>
+    </w:p>
+    <w:p>
+      <w:pPr>
+        <w:rPr>
+          <w:rFonts w:asciiTheme="majorHAnsi" w:hAnsiTheme="majorHAnsi" w:cstheme="majorHAnsi"/>
+          <w:sz w:val="26"/>
+          <w:szCs w:val="26"/>
+          <w:lang w:val="en-US"/>
+        </w:rPr>
+      </w:pPr>
+      <w:r>
+        <w:rPr>
+          <w:rFonts w:asciiTheme="majorHAnsi" w:hAnsiTheme="majorHAnsi" w:cstheme="majorHAnsi"/>
+          <w:sz w:val="26"/>
+          <w:szCs w:val="26"/>
+          <w:lang w:val="en-US"/>
+        </w:rPr>
+        <w:t xml:space="preserve">        private void MoKetNoi()</w:t>
+      </w:r>
+    </w:p>
+    <w:p>
+      <w:pPr>
+        <w:rPr>
+          <w:rFonts w:asciiTheme="majorHAnsi" w:hAnsiTheme="majorHAnsi" w:cstheme="majorHAnsi"/>
+          <w:sz w:val="26"/>
+          <w:szCs w:val="26"/>
+          <w:lang w:val="en-US"/>
+        </w:rPr>
+      </w:pPr>
+      <w:r>
+        <w:rPr>
+          <w:rFonts w:asciiTheme="majorHAnsi" w:hAnsiTheme="majorHAnsi" w:cstheme="majorHAnsi"/>
+          <w:sz w:val="26"/>
+          <w:szCs w:val="26"/>
+          <w:lang w:val="en-US"/>
+        </w:rPr>
+        <w:t xml:space="preserve">        {</w:t>
+      </w:r>
+    </w:p>
+    <w:p>
+      <w:pPr>
+        <w:rPr>
+          <w:rFonts w:asciiTheme="majorHAnsi" w:hAnsiTheme="majorHAnsi" w:cstheme="majorHAnsi"/>
+          <w:sz w:val="26"/>
+          <w:szCs w:val="26"/>
+          <w:lang w:val="en-US"/>
+        </w:rPr>
+      </w:pPr>
+      <w:r>
+        <w:rPr>
+          <w:rFonts w:asciiTheme="majorHAnsi" w:hAnsiTheme="majorHAnsi" w:cstheme="majorHAnsi"/>
+          <w:sz w:val="26"/>
+          <w:szCs w:val="26"/>
+          <w:lang w:val="en-US"/>
+        </w:rPr>
+        <w:t xml:space="preserve">            if (sqlCon == null)</w:t>
+      </w:r>
+    </w:p>
+    <w:p>
+      <w:pPr>
+        <w:rPr>
+          <w:rFonts w:asciiTheme="majorHAnsi" w:hAnsiTheme="majorHAnsi" w:cstheme="majorHAnsi"/>
+          <w:sz w:val="26"/>
+          <w:szCs w:val="26"/>
+          <w:lang w:val="en-US"/>
+        </w:rPr>
+      </w:pPr>
+      <w:r>
+        <w:rPr>
+          <w:rFonts w:asciiTheme="majorHAnsi" w:hAnsiTheme="majorHAnsi" w:cstheme="majorHAnsi"/>
+          <w:sz w:val="26"/>
+          <w:szCs w:val="26"/>
+          <w:lang w:val="en-US"/>
+        </w:rPr>
+        <w:t xml:space="preserve">            {</w:t>
+      </w:r>
+    </w:p>
+    <w:p>
+      <w:pPr>
+        <w:rPr>
+          <w:rFonts w:asciiTheme="majorHAnsi" w:hAnsiTheme="majorHAnsi" w:cstheme="majorHAnsi"/>
+          <w:sz w:val="26"/>
+          <w:szCs w:val="26"/>
+          <w:lang w:val="en-US"/>
+        </w:rPr>
+      </w:pPr>
+      <w:r>
+        <w:rPr>
+          <w:rFonts w:asciiTheme="majorHAnsi" w:hAnsiTheme="majorHAnsi" w:cstheme="majorHAnsi"/>
+          <w:sz w:val="26"/>
+          <w:szCs w:val="26"/>
+          <w:lang w:val="en-US"/>
+        </w:rPr>
+        <w:t xml:space="preserve">                sqlCon = new SqlConnection(strCon);</w:t>
+      </w:r>
+    </w:p>
+    <w:p>
+      <w:pPr>
+        <w:rPr>
+          <w:rFonts w:asciiTheme="majorHAnsi" w:hAnsiTheme="majorHAnsi" w:cstheme="majorHAnsi"/>
+          <w:sz w:val="26"/>
+          <w:szCs w:val="26"/>
+          <w:lang w:val="en-US"/>
+        </w:rPr>
+      </w:pPr>
+      <w:r>
+        <w:rPr>
+          <w:rFonts w:asciiTheme="majorHAnsi" w:hAnsiTheme="majorHAnsi" w:cstheme="majorHAnsi"/>
+          <w:sz w:val="26"/>
+          <w:szCs w:val="26"/>
+          <w:lang w:val="en-US"/>
+        </w:rPr>
+        <w:t xml:space="preserve">            }</w:t>
+      </w:r>
+    </w:p>
+    <w:p>
+      <w:pPr>
+        <w:rPr>
+          <w:rFonts w:asciiTheme="majorHAnsi" w:hAnsiTheme="majorHAnsi" w:cstheme="majorHAnsi"/>
+          <w:sz w:val="26"/>
+          <w:szCs w:val="26"/>
+          <w:lang w:val="en-US"/>
+        </w:rPr>
+      </w:pPr>
+      <w:r>
+        <w:rPr>
+          <w:rFonts w:asciiTheme="majorHAnsi" w:hAnsiTheme="majorHAnsi" w:cstheme="majorHAnsi"/>
+          <w:sz w:val="26"/>
+          <w:szCs w:val="26"/>
+          <w:lang w:val="en-US"/>
+        </w:rPr>
+        <w:t xml:space="preserve">            if (sqlCon.State == ConnectionState.Closed)</w:t>
+      </w:r>
+    </w:p>
+    <w:p>
+      <w:pPr>
+        <w:rPr>
+          <w:rFonts w:asciiTheme="majorHAnsi" w:hAnsiTheme="majorHAnsi" w:cstheme="majorHAnsi"/>
+          <w:sz w:val="26"/>
+          <w:szCs w:val="26"/>
+          <w:lang w:val="en-US"/>
+        </w:rPr>
+      </w:pPr>
+      <w:r>
+        <w:rPr>
+          <w:rFonts w:asciiTheme="majorHAnsi" w:hAnsiTheme="majorHAnsi" w:cstheme="majorHAnsi"/>
+          <w:sz w:val="26"/>
+          <w:szCs w:val="26"/>
+          <w:lang w:val="en-US"/>
+        </w:rPr>
+        <w:t xml:space="preserve">            {</w:t>
+      </w:r>
+    </w:p>
+    <w:p>
+      <w:pPr>
+        <w:rPr>
+          <w:rFonts w:asciiTheme="majorHAnsi" w:hAnsiTheme="majorHAnsi" w:cstheme="majorHAnsi"/>
+          <w:sz w:val="26"/>
+          <w:szCs w:val="26"/>
+          <w:lang w:val="en-US"/>
+        </w:rPr>
+      </w:pPr>
+      <w:r>
+        <w:rPr>
+          <w:rFonts w:asciiTheme="majorHAnsi" w:hAnsiTheme="majorHAnsi" w:cstheme="majorHAnsi"/>
+          <w:sz w:val="26"/>
+          <w:szCs w:val="26"/>
+          <w:lang w:val="en-US"/>
+        </w:rPr>
+        <w:t xml:space="preserve">                sqlCon.Open();</w:t>
+      </w:r>
+    </w:p>
+    <w:p>
+      <w:pPr>
+        <w:rPr>
+          <w:rFonts w:asciiTheme="majorHAnsi" w:hAnsiTheme="majorHAnsi" w:cstheme="majorHAnsi"/>
+          <w:sz w:val="26"/>
+          <w:szCs w:val="26"/>
+          <w:lang w:val="en-US"/>
+        </w:rPr>
+      </w:pPr>
+      <w:r>
+        <w:rPr>
+          <w:rFonts w:asciiTheme="majorHAnsi" w:hAnsiTheme="majorHAnsi" w:cstheme="majorHAnsi"/>
+          <w:sz w:val="26"/>
+          <w:szCs w:val="26"/>
+          <w:lang w:val="en-US"/>
+        </w:rPr>
+        <w:t xml:space="preserve">            }</w:t>
+      </w:r>
+    </w:p>
+    <w:p>
+      <w:pPr>
+        <w:rPr>
+          <w:rFonts w:asciiTheme="majorHAnsi" w:hAnsiTheme="majorHAnsi" w:cstheme="majorHAnsi"/>
+          <w:sz w:val="26"/>
+          <w:szCs w:val="26"/>
+          <w:lang w:val="en-US"/>
+        </w:rPr>
+      </w:pPr>
+      <w:r>
+        <w:rPr>
+          <w:rFonts w:asciiTheme="majorHAnsi" w:hAnsiTheme="majorHAnsi" w:cstheme="majorHAnsi"/>
+          <w:sz w:val="26"/>
+          <w:szCs w:val="26"/>
+          <w:lang w:val="en-US"/>
+        </w:rPr>
+        <w:t xml:space="preserve">        }</w:t>
+      </w:r>
+    </w:p>
+    <w:p>
+      <w:pPr>
+        <w:rPr>
+          <w:rFonts w:asciiTheme="majorHAnsi" w:hAnsiTheme="majorHAnsi" w:cstheme="majorHAnsi"/>
+          <w:sz w:val="26"/>
+          <w:szCs w:val="26"/>
+          <w:lang w:val="en-US"/>
+        </w:rPr>
+      </w:pPr>
+    </w:p>
+    <w:p>
+      <w:pPr>
+        <w:rPr>
+          <w:rFonts w:asciiTheme="majorHAnsi" w:hAnsiTheme="majorHAnsi" w:cstheme="majorHAnsi"/>
+          <w:sz w:val="26"/>
+          <w:szCs w:val="26"/>
+          <w:lang w:val="en-US"/>
+        </w:rPr>
+      </w:pPr>
+      <w:r>
+        <w:rPr>
+          <w:rFonts w:asciiTheme="majorHAnsi" w:hAnsiTheme="majorHAnsi" w:cstheme="majorHAnsi"/>
+          <w:sz w:val="26"/>
+          <w:szCs w:val="26"/>
+          <w:lang w:val="en-US"/>
+        </w:rPr>
+        <w:t xml:space="preserve">        // Ham dong ket noi</w:t>
+      </w:r>
+    </w:p>
+    <w:p>
+      <w:pPr>
+        <w:rPr>
+          <w:rFonts w:asciiTheme="majorHAnsi" w:hAnsiTheme="majorHAnsi" w:cstheme="majorHAnsi"/>
+          <w:sz w:val="26"/>
+          <w:szCs w:val="26"/>
+          <w:lang w:val="en-US"/>
+        </w:rPr>
+      </w:pPr>
+      <w:r>
+        <w:rPr>
+          <w:rFonts w:asciiTheme="majorHAnsi" w:hAnsiTheme="majorHAnsi" w:cstheme="majorHAnsi"/>
+          <w:sz w:val="26"/>
+          <w:szCs w:val="26"/>
+          <w:lang w:val="en-US"/>
+        </w:rPr>
+        <w:lastRenderedPageBreak/>
+        <w:t xml:space="preserve">        private void DongKetNoi()</w:t>
+      </w:r>
+    </w:p>
+    <w:p>
+      <w:pPr>
+        <w:rPr>
+          <w:rFonts w:asciiTheme="majorHAnsi" w:hAnsiTheme="majorHAnsi" w:cstheme="majorHAnsi"/>
+          <w:sz w:val="26"/>
+          <w:szCs w:val="26"/>
+          <w:lang w:val="en-US"/>
+        </w:rPr>
+      </w:pPr>
+      <w:r>
+        <w:rPr>
+          <w:rFonts w:asciiTheme="majorHAnsi" w:hAnsiTheme="majorHAnsi" w:cstheme="majorHAnsi"/>
+          <w:sz w:val="26"/>
+          <w:szCs w:val="26"/>
+          <w:lang w:val="en-US"/>
+        </w:rPr>
+        <w:t xml:space="preserve">        {</w:t>
+      </w:r>
+    </w:p>
+    <w:p>
+      <w:pPr>
+        <w:rPr>
+          <w:rFonts w:asciiTheme="majorHAnsi" w:hAnsiTheme="majorHAnsi" w:cstheme="majorHAnsi"/>
+          <w:sz w:val="26"/>
+          <w:szCs w:val="26"/>
+          <w:lang w:val="en-US"/>
+        </w:rPr>
+      </w:pPr>
+      <w:r>
+        <w:rPr>
+          <w:rFonts w:asciiTheme="majorHAnsi" w:hAnsiTheme="majorHAnsi" w:cstheme="majorHAnsi"/>
+          <w:sz w:val="26"/>
+          <w:szCs w:val="26"/>
+          <w:lang w:val="en-US"/>
+        </w:rPr>
+        <w:t xml:space="preserve">            if (sqlCon != null &amp;&amp; sqlCon.State == ConnectionState.Open)</w:t>
+      </w:r>
+    </w:p>
+    <w:p>
+      <w:pPr>
+        <w:rPr>
+          <w:rFonts w:asciiTheme="majorHAnsi" w:hAnsiTheme="majorHAnsi" w:cstheme="majorHAnsi"/>
+          <w:sz w:val="26"/>
+          <w:szCs w:val="26"/>
+          <w:lang w:val="en-US"/>
+        </w:rPr>
+      </w:pPr>
+      <w:r>
+        <w:rPr>
+          <w:rFonts w:asciiTheme="majorHAnsi" w:hAnsiTheme="majorHAnsi" w:cstheme="majorHAnsi"/>
+          <w:sz w:val="26"/>
+          <w:szCs w:val="26"/>
+          <w:lang w:val="en-US"/>
+        </w:rPr>
+        <w:t xml:space="preserve">            {</w:t>
+      </w:r>
+    </w:p>
+    <w:p>
+      <w:pPr>
+        <w:rPr>
+          <w:rFonts w:asciiTheme="majorHAnsi" w:hAnsiTheme="majorHAnsi" w:cstheme="majorHAnsi"/>
+          <w:sz w:val="26"/>
+          <w:szCs w:val="26"/>
+          <w:lang w:val="en-US"/>
+        </w:rPr>
+      </w:pPr>
+      <w:r>
+        <w:rPr>
+          <w:rFonts w:asciiTheme="majorHAnsi" w:hAnsiTheme="majorHAnsi" w:cstheme="majorHAnsi"/>
+          <w:sz w:val="26"/>
+          <w:szCs w:val="26"/>
+          <w:lang w:val="en-US"/>
+        </w:rPr>
+        <w:t xml:space="preserve">                sqlCon.Close();</w:t>
+      </w:r>
+    </w:p>
+    <w:p>
+      <w:pPr>
+        <w:rPr>
+          <w:rFonts w:asciiTheme="majorHAnsi" w:hAnsiTheme="majorHAnsi" w:cstheme="majorHAnsi"/>
+          <w:sz w:val="26"/>
+          <w:szCs w:val="26"/>
+          <w:lang w:val="en-US"/>
+        </w:rPr>
+      </w:pPr>
+      <w:r>
+        <w:rPr>
+          <w:rFonts w:asciiTheme="majorHAnsi" w:hAnsiTheme="majorHAnsi" w:cstheme="majorHAnsi"/>
+          <w:sz w:val="26"/>
+          <w:szCs w:val="26"/>
+          <w:lang w:val="en-US"/>
+        </w:rPr>
+        <w:t xml:space="preserve">            }</w:t>
+      </w:r>
+    </w:p>
+    <w:p>
+      <w:pPr>
+        <w:rPr>
+          <w:rFonts w:asciiTheme="majorHAnsi" w:hAnsiTheme="majorHAnsi" w:cstheme="majorHAnsi"/>
+          <w:sz w:val="26"/>
+          <w:szCs w:val="26"/>
+          <w:lang w:val="en-US"/>
+        </w:rPr>
+      </w:pPr>
+      <w:r>
+        <w:rPr>
+          <w:rFonts w:asciiTheme="majorHAnsi" w:hAnsiTheme="majorHAnsi" w:cstheme="majorHAnsi"/>
+          <w:sz w:val="26"/>
+          <w:szCs w:val="26"/>
+          <w:lang w:val="en-US"/>
+        </w:rPr>
+        <w:t xml:space="preserve">        }</w:t>
+      </w:r>
+    </w:p>
+    <w:p>
+      <w:pPr>
+        <w:rPr>
+          <w:rFonts w:asciiTheme="majorHAnsi" w:hAnsiTheme="majorHAnsi" w:cstheme="majorHAnsi"/>
+          <w:sz w:val="26"/>
+          <w:szCs w:val="26"/>
+          <w:lang w:val="en-US"/>
+        </w:rPr>
+      </w:pPr>
+    </w:p>
+    <w:p>
+      <w:pPr>
+        <w:rPr>
+          <w:rFonts w:asciiTheme="majorHAnsi" w:hAnsiTheme="majorHAnsi" w:cstheme="majorHAnsi"/>
+          <w:sz w:val="26"/>
+          <w:szCs w:val="26"/>
+          <w:lang w:val="en-US"/>
+        </w:rPr>
+      </w:pPr>
+      <w:r>
+        <w:rPr>
+          <w:rFonts w:asciiTheme="majorHAnsi" w:hAnsiTheme="majorHAnsi" w:cstheme="majorHAnsi"/>
+          <w:sz w:val="26"/>
+          <w:szCs w:val="26"/>
+          <w:lang w:val="en-US"/>
+        </w:rPr>
+        <w:t xml:space="preserve">        // Ham hien thi danh sach ma lop</w:t>
+      </w:r>
+    </w:p>
+    <w:p>
+      <w:pPr>
+        <w:rPr>
+          <w:rFonts w:asciiTheme="majorHAnsi" w:hAnsiTheme="majorHAnsi" w:cstheme="majorHAnsi"/>
+          <w:sz w:val="26"/>
+          <w:szCs w:val="26"/>
+          <w:lang w:val="en-US"/>
+        </w:rPr>
+      </w:pPr>
+      <w:r>
+        <w:rPr>
+          <w:rFonts w:asciiTheme="majorHAnsi" w:hAnsiTheme="majorHAnsi" w:cstheme="majorHAnsi"/>
+          <w:sz w:val="26"/>
+          <w:szCs w:val="26"/>
+          <w:lang w:val="en-US"/>
+        </w:rPr>
+        <w:t xml:space="preserve">        private void HienThiDSMaLop()</w:t>
+      </w:r>
+    </w:p>
+    <w:p>
+      <w:pPr>
+        <w:rPr>
+          <w:rFonts w:asciiTheme="majorHAnsi" w:hAnsiTheme="majorHAnsi" w:cstheme="majorHAnsi"/>
+          <w:sz w:val="26"/>
+          <w:szCs w:val="26"/>
+          <w:lang w:val="en-US"/>
+        </w:rPr>
+      </w:pPr>
+      <w:r>
+        <w:rPr>
+          <w:rFonts w:asciiTheme="majorHAnsi" w:hAnsiTheme="majorHAnsi" w:cstheme="majorHAnsi"/>
+          <w:sz w:val="26"/>
+          <w:szCs w:val="26"/>
+          <w:lang w:val="en-US"/>
+        </w:rPr>
+        <w:t xml:space="preserve">        {</w:t>
+      </w:r>
+    </w:p>
+    <w:p>
+      <w:pPr>
+        <w:rPr>
+          <w:rFonts w:asciiTheme="majorHAnsi" w:hAnsiTheme="majorHAnsi" w:cstheme="majorHAnsi"/>
+          <w:sz w:val="26"/>
+          <w:szCs w:val="26"/>
+          <w:lang w:val="en-US"/>
+        </w:rPr>
+      </w:pPr>
+      <w:r>
+        <w:rPr>
+          <w:rFonts w:asciiTheme="majorHAnsi" w:hAnsiTheme="majorHAnsi" w:cstheme="majorHAnsi"/>
+          <w:sz w:val="26"/>
+          <w:szCs w:val="26"/>
+          <w:lang w:val="en-US"/>
+        </w:rPr>
+        <w:t xml:space="preserve">            MoKetNoi();</w:t>
+      </w:r>
+    </w:p>
+    <w:p>
+      <w:pPr>
+        <w:rPr>
+          <w:rFonts w:asciiTheme="majorHAnsi" w:hAnsiTheme="majorHAnsi" w:cstheme="majorHAnsi"/>
+          <w:sz w:val="26"/>
+          <w:szCs w:val="26"/>
+          <w:lang w:val="en-US"/>
+        </w:rPr>
+      </w:pPr>
+      <w:r>
+        <w:rPr>
+          <w:rFonts w:asciiTheme="majorHAnsi" w:hAnsiTheme="majorHAnsi" w:cstheme="majorHAnsi"/>
+          <w:sz w:val="26"/>
+          <w:szCs w:val="26"/>
+          <w:lang w:val="en-US"/>
+        </w:rPr>
+        <w:t xml:space="preserve">            SqlCommand sqlCmd = new SqlCommand();</w:t>
+      </w:r>
+    </w:p>
+    <w:p>
+      <w:pPr>
+        <w:rPr>
+          <w:rFonts w:asciiTheme="majorHAnsi" w:hAnsiTheme="majorHAnsi" w:cstheme="majorHAnsi"/>
+          <w:sz w:val="26"/>
+          <w:szCs w:val="26"/>
+          <w:lang w:val="en-US"/>
+        </w:rPr>
+      </w:pPr>
+      <w:r>
+        <w:rPr>
+          <w:rFonts w:asciiTheme="majorHAnsi" w:hAnsiTheme="majorHAnsi" w:cstheme="majorHAnsi"/>
+          <w:sz w:val="26"/>
+          <w:szCs w:val="26"/>
+          <w:lang w:val="en-US"/>
+        </w:rPr>
+        <w:t xml:space="preserve">            sqlCmd.CommandType = CommandType.Text;</w:t>
+      </w:r>
+    </w:p>
+    <w:p>
+      <w:pPr>
+        <w:rPr>
+          <w:rFonts w:asciiTheme="majorHAnsi" w:hAnsiTheme="majorHAnsi" w:cstheme="majorHAnsi"/>
+          <w:sz w:val="26"/>
+          <w:szCs w:val="26"/>
+          <w:lang w:val="en-US"/>
+        </w:rPr>
+      </w:pPr>
+      <w:r>
+        <w:rPr>
+          <w:rFonts w:asciiTheme="majorHAnsi" w:hAnsiTheme="majorHAnsi" w:cstheme="majorHAnsi"/>
+          <w:sz w:val="26"/>
+          <w:szCs w:val="26"/>
+          <w:lang w:val="en-US"/>
+        </w:rPr>
+        <w:t xml:space="preserve">            sqlCmd.CommandText = "select * from Lop";</w:t>
+      </w:r>
+    </w:p>
+    <w:p>
+      <w:pPr>
+        <w:rPr>
+          <w:rFonts w:asciiTheme="majorHAnsi" w:hAnsiTheme="majorHAnsi" w:cstheme="majorHAnsi"/>
+          <w:sz w:val="26"/>
+          <w:szCs w:val="26"/>
+          <w:lang w:val="en-US"/>
+        </w:rPr>
+      </w:pPr>
+      <w:r>
+        <w:rPr>
+          <w:rFonts w:asciiTheme="majorHAnsi" w:hAnsiTheme="majorHAnsi" w:cstheme="majorHAnsi"/>
+          <w:sz w:val="26"/>
+          <w:szCs w:val="26"/>
+          <w:lang w:val="en-US"/>
+        </w:rPr>
+        <w:t xml:space="preserve">            sqlCmd.Connection = sqlCon;</w:t>
+      </w:r>
+    </w:p>
+    <w:p>
+      <w:pPr>
+        <w:rPr>
+          <w:rFonts w:asciiTheme="majorHAnsi" w:hAnsiTheme="majorHAnsi" w:cstheme="majorHAnsi"/>
+          <w:sz w:val="26"/>
+          <w:szCs w:val="26"/>
+          <w:lang w:val="en-US"/>
+        </w:rPr>
+      </w:pPr>
+    </w:p>
+    <w:p>
+      <w:pPr>
+        <w:rPr>
+          <w:rFonts w:asciiTheme="majorHAnsi" w:hAnsiTheme="majorHAnsi" w:cstheme="majorHAnsi"/>
+          <w:sz w:val="26"/>
+          <w:szCs w:val="26"/>
+          <w:lang w:val="en-US"/>
+        </w:rPr>
+      </w:pPr>
+      <w:r>
+        <w:rPr>
+          <w:rFonts w:asciiTheme="majorHAnsi" w:hAnsiTheme="majorHAnsi" w:cstheme="majorHAnsi"/>
+          <w:sz w:val="26"/>
+          <w:szCs w:val="26"/>
+          <w:lang w:val="en-US"/>
+        </w:rPr>
+        <w:t xml:space="preserve">            SqlDataReader reader = sqlCmd.ExecuteReader();</w:t>
+      </w:r>
+    </w:p>
+    <w:p>
+      <w:pPr>
+        <w:rPr>
+          <w:rFonts w:asciiTheme="majorHAnsi" w:hAnsiTheme="majorHAnsi" w:cstheme="majorHAnsi"/>
+          <w:sz w:val="26"/>
+          <w:szCs w:val="26"/>
+          <w:lang w:val="en-US"/>
+        </w:rPr>
+      </w:pPr>
+      <w:r>
+        <w:rPr>
+          <w:rFonts w:asciiTheme="majorHAnsi" w:hAnsiTheme="majorHAnsi" w:cstheme="majorHAnsi"/>
+          <w:sz w:val="26"/>
+          <w:szCs w:val="26"/>
+          <w:lang w:val="en-US"/>
+        </w:rPr>
+        <w:t xml:space="preserve">            cbMaLop.Items.Clear();</w:t>
+      </w:r>
+    </w:p>
+    <w:p>
+      <w:pPr>
+        <w:rPr>
+          <w:rFonts w:asciiTheme="majorHAnsi" w:hAnsiTheme="majorHAnsi" w:cstheme="majorHAnsi"/>
+          <w:sz w:val="26"/>
+          <w:szCs w:val="26"/>
+          <w:lang w:val="en-US"/>
+        </w:rPr>
+      </w:pPr>
+      <w:r>
+        <w:rPr>
+          <w:rFonts w:asciiTheme="majorHAnsi" w:hAnsiTheme="majorHAnsi" w:cstheme="majorHAnsi"/>
+          <w:sz w:val="26"/>
+          <w:szCs w:val="26"/>
+          <w:lang w:val="en-US"/>
+        </w:rPr>
+        <w:t xml:space="preserve">            while (reader.Read())</w:t>
+      </w:r>
+    </w:p>
+    <w:p>
+      <w:pPr>
+        <w:rPr>
+          <w:rFonts w:asciiTheme="majorHAnsi" w:hAnsiTheme="majorHAnsi" w:cstheme="majorHAnsi"/>
+          <w:sz w:val="26"/>
+          <w:szCs w:val="26"/>
+          <w:lang w:val="en-US"/>
+        </w:rPr>
+      </w:pPr>
+      <w:r>
+        <w:rPr>
+          <w:rFonts w:asciiTheme="majorHAnsi" w:hAnsiTheme="majorHAnsi" w:cstheme="majorHAnsi"/>
+          <w:sz w:val="26"/>
+          <w:szCs w:val="26"/>
+          <w:lang w:val="en-US"/>
+        </w:rPr>
+        <w:t xml:space="preserve">            {</w:t>
+      </w:r>
+    </w:p>
+    <w:p>
+      <w:pPr>
+        <w:rPr>
+          <w:rFonts w:asciiTheme="majorHAnsi" w:hAnsiTheme="majorHAnsi" w:cstheme="majorHAnsi"/>
+          <w:sz w:val="26"/>
+          <w:szCs w:val="26"/>
+          <w:lang w:val="en-US"/>
+        </w:rPr>
+      </w:pPr>
+      <w:r>
+        <w:rPr>
+          <w:rFonts w:asciiTheme="majorHAnsi" w:hAnsiTheme="majorHAnsi" w:cstheme="majorHAnsi"/>
+          <w:sz w:val="26"/>
+          <w:szCs w:val="26"/>
+          <w:lang w:val="en-US"/>
+        </w:rPr>
+        <w:t xml:space="preserve">                string maLop = reader.GetString(0);</w:t>
+      </w:r>
+    </w:p>
+    <w:p>
+      <w:pPr>
+        <w:rPr>
+          <w:rFonts w:asciiTheme="majorHAnsi" w:hAnsiTheme="majorHAnsi" w:cstheme="majorHAnsi"/>
+          <w:sz w:val="26"/>
+          <w:szCs w:val="26"/>
+          <w:lang w:val="en-US"/>
+        </w:rPr>
+      </w:pPr>
+      <w:r>
+        <w:rPr>
+          <w:rFonts w:asciiTheme="majorHAnsi" w:hAnsiTheme="majorHAnsi" w:cstheme="majorHAnsi"/>
+          <w:sz w:val="26"/>
+          <w:szCs w:val="26"/>
+          <w:lang w:val="en-US"/>
+        </w:rPr>
+        <w:t xml:space="preserve">                string tenLop = reader.GetString(1);</w:t>
+      </w:r>
+    </w:p>
+    <w:p>
+      <w:pPr>
+        <w:rPr>
+          <w:rFonts w:asciiTheme="majorHAnsi" w:hAnsiTheme="majorHAnsi" w:cstheme="majorHAnsi"/>
+          <w:sz w:val="26"/>
+          <w:szCs w:val="26"/>
+          <w:lang w:val="en-US"/>
+        </w:rPr>
+      </w:pPr>
+      <w:r>
+        <w:rPr>
+          <w:rFonts w:asciiTheme="majorHAnsi" w:hAnsiTheme="majorHAnsi" w:cstheme="majorHAnsi"/>
+          <w:sz w:val="26"/>
+          <w:szCs w:val="26"/>
+          <w:lang w:val="en-US"/>
+        </w:rPr>
+        <w:t xml:space="preserve">                cbMaLop.Items.Add(maLop + " - " + tenLop);</w:t>
+      </w:r>
+    </w:p>
+    <w:p>
+      <w:pPr>
+        <w:rPr>
+          <w:rFonts w:asciiTheme="majorHAnsi" w:hAnsiTheme="majorHAnsi" w:cstheme="majorHAnsi"/>
+          <w:sz w:val="26"/>
+          <w:szCs w:val="26"/>
+          <w:lang w:val="en-US"/>
+        </w:rPr>
+      </w:pPr>
+      <w:r>
+        <w:rPr>
+          <w:rFonts w:asciiTheme="majorHAnsi" w:hAnsiTheme="majorHAnsi" w:cstheme="majorHAnsi"/>
+          <w:sz w:val="26"/>
+          <w:szCs w:val="26"/>
+          <w:lang w:val="en-US"/>
+        </w:rPr>
+        <w:t xml:space="preserve">            }</w:t>
+      </w:r>
+    </w:p>
+    <w:p>
+      <w:pPr>
+        <w:rPr>
+          <w:rFonts w:asciiTheme="majorHAnsi" w:hAnsiTheme="majorHAnsi" w:cstheme="majorHAnsi"/>
+          <w:sz w:val="26"/>
+          <w:szCs w:val="26"/>
+          <w:lang w:val="en-US"/>
+        </w:rPr>
+      </w:pPr>
+      <w:r>
+        <w:rPr>
+          <w:rFonts w:asciiTheme="majorHAnsi" w:hAnsiTheme="majorHAnsi" w:cstheme="majorHAnsi"/>
+          <w:sz w:val="26"/>
+          <w:szCs w:val="26"/>
+          <w:lang w:val="en-US"/>
+        </w:rPr>
+        <w:t xml:space="preserve">            reader.Close();</w:t>
+      </w:r>
+    </w:p>
+    <w:p>
+      <w:pPr>
+        <w:rPr>
+          <w:rFonts w:asciiTheme="majorHAnsi" w:hAnsiTheme="majorHAnsi" w:cstheme="majorHAnsi"/>
+          <w:sz w:val="26"/>
+          <w:szCs w:val="26"/>
+          <w:lang w:val="en-US"/>
+        </w:rPr>
+      </w:pPr>
+      <w:r>
+        <w:rPr>
+          <w:rFonts w:asciiTheme="majorHAnsi" w:hAnsiTheme="majorHAnsi" w:cstheme="majorHAnsi"/>
+          <w:sz w:val="26"/>
+          <w:szCs w:val="26"/>
+          <w:lang w:val="en-US"/>
+        </w:rPr>
+        <w:t xml:space="preserve">        }</w:t>
+      </w:r>
+    </w:p>
+    <w:p>
+      <w:pPr>
+        <w:rPr>
+          <w:rFonts w:asciiTheme="majorHAnsi" w:hAnsiTheme="majorHAnsi" w:cstheme="majorHAnsi"/>
+          <w:sz w:val="26"/>
+          <w:szCs w:val="26"/>
+          <w:lang w:val="en-US"/>
+        </w:rPr>
+      </w:pPr>
+    </w:p>
+    <w:p>
+      <w:pPr>
+        <w:rPr>
+          <w:rFonts w:asciiTheme="majorHAnsi" w:hAnsiTheme="majorHAnsi" w:cstheme="majorHAnsi"/>
+          <w:sz w:val="26"/>
+          <w:szCs w:val="26"/>
+          <w:lang w:val="en-US"/>
+        </w:rPr>
+      </w:pPr>
+      <w:r>
+        <w:rPr>
+          <w:rFonts w:asciiTheme="majorHAnsi" w:hAnsiTheme="majorHAnsi" w:cstheme="majorHAnsi"/>
+          <w:sz w:val="26"/>
+          <w:szCs w:val="26"/>
+          <w:lang w:val="en-US"/>
+        </w:rPr>
+        <w:lastRenderedPageBreak/>
+        <w:t xml:space="preserve">        // Ham hien thi danh sach sinh vien theo lop da chon</w:t>
+      </w:r>
+    </w:p>
+    <w:p>
+      <w:pPr>
+        <w:rPr>
+          <w:rFonts w:asciiTheme="majorHAnsi" w:hAnsiTheme="majorHAnsi" w:cstheme="majorHAnsi"/>
+          <w:sz w:val="26"/>
+          <w:szCs w:val="26"/>
+          <w:lang w:val="en-US"/>
+        </w:rPr>
+      </w:pPr>
+      <w:r>
+        <w:rPr>
+          <w:rFonts w:asciiTheme="majorHAnsi" w:hAnsiTheme="majorHAnsi" w:cstheme="majorHAnsi"/>
+          <w:sz w:val="26"/>
+          <w:szCs w:val="26"/>
+          <w:lang w:val="en-US"/>
+        </w:rPr>
+        <w:t xml:space="preserve">        private void HienThiDSinhVienTheoLop(string maLop)</w:t>
+      </w:r>
+    </w:p>
+    <w:p>
+      <w:pPr>
+        <w:rPr>
+          <w:rFonts w:asciiTheme="majorHAnsi" w:hAnsiTheme="majorHAnsi" w:cstheme="majorHAnsi"/>
+          <w:sz w:val="26"/>
+          <w:szCs w:val="26"/>
+          <w:lang w:val="en-US"/>
+        </w:rPr>
+      </w:pPr>
+      <w:r>
+        <w:rPr>
+          <w:rFonts w:asciiTheme="majorHAnsi" w:hAnsiTheme="majorHAnsi" w:cstheme="majorHAnsi"/>
+          <w:sz w:val="26"/>
+          <w:szCs w:val="26"/>
+          <w:lang w:val="en-US"/>
+        </w:rPr>
+        <w:t xml:space="preserve">        {</w:t>
+      </w:r>
+    </w:p>
+    <w:p>
+      <w:pPr>
+        <w:rPr>
+          <w:rFonts w:asciiTheme="majorHAnsi" w:hAnsiTheme="majorHAnsi" w:cstheme="majorHAnsi"/>
+          <w:sz w:val="26"/>
+          <w:szCs w:val="26"/>
+          <w:lang w:val="en-US"/>
+        </w:rPr>
+      </w:pPr>
+      <w:r>
+        <w:rPr>
+          <w:rFonts w:asciiTheme="majorHAnsi" w:hAnsiTheme="majorHAnsi" w:cstheme="majorHAnsi"/>
+          <w:sz w:val="26"/>
+          <w:szCs w:val="26"/>
+          <w:lang w:val="en-US"/>
+        </w:rPr>
+        <w:t xml:space="preserve">            MoKetNoi();</w:t>
+      </w:r>
+    </w:p>
+    <w:p>
+      <w:pPr>
+        <w:rPr>
+          <w:rFonts w:asciiTheme="majorHAnsi" w:hAnsiTheme="majorHAnsi" w:cstheme="majorHAnsi"/>
+          <w:sz w:val="26"/>
+          <w:szCs w:val="26"/>
+          <w:lang w:val="en-US"/>
+        </w:rPr>
+      </w:pPr>
+      <w:r>
+        <w:rPr>
+          <w:rFonts w:asciiTheme="majorHAnsi" w:hAnsiTheme="majorHAnsi" w:cstheme="majorHAnsi"/>
+          <w:sz w:val="26"/>
+          <w:szCs w:val="26"/>
+          <w:lang w:val="en-US"/>
+        </w:rPr>
+        <w:t xml:space="preserve">            SqlCommand sqlCmd = new SqlCommand();</w:t>
+      </w:r>
+    </w:p>
+    <w:p>
+      <w:pPr>
+        <w:rPr>
+          <w:rFonts w:asciiTheme="majorHAnsi" w:hAnsiTheme="majorHAnsi" w:cstheme="majorHAnsi"/>
+          <w:sz w:val="26"/>
+          <w:szCs w:val="26"/>
+          <w:lang w:val="en-US"/>
+        </w:rPr>
+      </w:pPr>
+      <w:r>
+        <w:rPr>
+          <w:rFonts w:asciiTheme="majorHAnsi" w:hAnsiTheme="majorHAnsi" w:cstheme="majorHAnsi"/>
+          <w:sz w:val="26"/>
+          <w:szCs w:val="26"/>
+          <w:lang w:val="en-US"/>
+        </w:rPr>
+        <w:t xml:space="preserve">            sqlCmd.CommandType = CommandType.Text;</w:t>
+      </w:r>
+    </w:p>
+    <w:p>
+      <w:pPr>
+        <w:rPr>
+          <w:rFonts w:asciiTheme="majorHAnsi" w:hAnsiTheme="majorHAnsi" w:cstheme="majorHAnsi"/>
+          <w:sz w:val="26"/>
+          <w:szCs w:val="26"/>
+          <w:lang w:val="en-US"/>
+        </w:rPr>
+      </w:pPr>
+      <w:r>
+        <w:rPr>
+          <w:rFonts w:asciiTheme="majorHAnsi" w:hAnsiTheme="majorHAnsi" w:cstheme="majorHAnsi"/>
+          <w:sz w:val="26"/>
+          <w:szCs w:val="26"/>
+          <w:lang w:val="en-US"/>
+        </w:rPr>
+        <w:t xml:space="preserve">            sqlCmd.CommandText = "select * from SinhVien where MaLop='" + maLop + "'";</w:t>
+      </w:r>
+    </w:p>
+    <w:p>
+      <w:pPr>
+        <w:rPr>
+          <w:rFonts w:asciiTheme="majorHAnsi" w:hAnsiTheme="majorHAnsi" w:cstheme="majorHAnsi"/>
+          <w:sz w:val="26"/>
+          <w:szCs w:val="26"/>
+          <w:lang w:val="en-US"/>
+        </w:rPr>
+      </w:pPr>
+      <w:r>
+        <w:rPr>
+          <w:rFonts w:asciiTheme="majorHAnsi" w:hAnsiTheme="majorHAnsi" w:cstheme="majorHAnsi"/>
+          <w:sz w:val="26"/>
+          <w:szCs w:val="26"/>
+          <w:lang w:val="en-US"/>
+        </w:rPr>
+        <w:t xml:space="preserve">            sqlCmd.Connection = sqlCon;</w:t>
+      </w:r>
+    </w:p>
+    <w:p>
+      <w:pPr>
+        <w:rPr>
+          <w:rFonts w:asciiTheme="majorHAnsi" w:hAnsiTheme="majorHAnsi" w:cstheme="majorHAnsi"/>
+          <w:sz w:val="26"/>
+          <w:szCs w:val="26"/>
+          <w:lang w:val="en-US"/>
+        </w:rPr>
+      </w:pPr>
+    </w:p>
+    <w:p>
+      <w:pPr>
+        <w:rPr>
+          <w:rFonts w:asciiTheme="majorHAnsi" w:hAnsiTheme="majorHAnsi" w:cstheme="majorHAnsi"/>
+          <w:sz w:val="26"/>
+          <w:szCs w:val="26"/>
+          <w:lang w:val="en-US"/>
+        </w:rPr>
+      </w:pPr>
+      <w:r>
+        <w:rPr>
+          <w:rFonts w:asciiTheme="majorHAnsi" w:hAnsiTheme="majorHAnsi" w:cstheme="majorHAnsi"/>
+          <w:sz w:val="26"/>
+          <w:szCs w:val="26"/>
+          <w:lang w:val="en-US"/>
+        </w:rPr>
+        <w:t xml:space="preserve">            lsvDanhSach.Items.Clear();</w:t>
+      </w:r>
+    </w:p>
+    <w:p>
+      <w:pPr>
+        <w:rPr>
+          <w:rFonts w:asciiTheme="majorHAnsi" w:hAnsiTheme="majorHAnsi" w:cstheme="majorHAnsi"/>
+          <w:sz w:val="26"/>
+          <w:szCs w:val="26"/>
+          <w:lang w:val="en-US"/>
+        </w:rPr>
+      </w:pPr>
+      <w:r>
+        <w:rPr>
+          <w:rFonts w:asciiTheme="majorHAnsi" w:hAnsiTheme="majorHAnsi" w:cstheme="majorHAnsi"/>
+          <w:sz w:val="26"/>
+          <w:szCs w:val="26"/>
+          <w:lang w:val="en-US"/>
+        </w:rPr>
+        <w:t xml:space="preserve">            SqlDataReader reader = sqlCmd.ExecuteReader();</w:t>
+      </w:r>
+    </w:p>
+    <w:p>
+      <w:pPr>
+        <w:rPr>
+          <w:rFonts w:asciiTheme="majorHAnsi" w:hAnsiTheme="majorHAnsi" w:cstheme="majorHAnsi"/>
+          <w:sz w:val="26"/>
+          <w:szCs w:val="26"/>
+          <w:lang w:val="en-US"/>
+        </w:rPr>
+      </w:pPr>
+      <w:r>
+        <w:rPr>
+          <w:rFonts w:asciiTheme="majorHAnsi" w:hAnsiTheme="majorHAnsi" w:cstheme="majorHAnsi"/>
+          <w:sz w:val="26"/>
+          <w:szCs w:val="26"/>
+          <w:lang w:val="en-US"/>
+        </w:rPr>
+        <w:t xml:space="preserve">            while (reader.Read())</w:t>
+      </w:r>
+    </w:p>
+    <w:p>
+      <w:pPr>
+        <w:rPr>
+          <w:rFonts w:asciiTheme="majorHAnsi" w:hAnsiTheme="majorHAnsi" w:cstheme="majorHAnsi"/>
+          <w:sz w:val="26"/>
+          <w:szCs w:val="26"/>
+          <w:lang w:val="en-US"/>
+        </w:rPr>
+      </w:pPr>
+      <w:r>
+        <w:rPr>
+          <w:rFonts w:asciiTheme="majorHAnsi" w:hAnsiTheme="majorHAnsi" w:cstheme="majorHAnsi"/>
+          <w:sz w:val="26"/>
+          <w:szCs w:val="26"/>
+          <w:lang w:val="en-US"/>
+        </w:rPr>
+        <w:t xml:space="preserve">            {</w:t>
+      </w:r>
+    </w:p>
+    <w:p>
+      <w:pPr>
+        <w:rPr>
+          <w:rFonts w:asciiTheme="majorHAnsi" w:hAnsiTheme="majorHAnsi" w:cstheme="majorHAnsi"/>
+          <w:sz w:val="26"/>
+          <w:szCs w:val="26"/>
+          <w:lang w:val="en-US"/>
+        </w:rPr>
+      </w:pPr>
+      <w:r>
+        <w:rPr>
+          <w:rFonts w:asciiTheme="majorHAnsi" w:hAnsiTheme="majorHAnsi" w:cstheme="majorHAnsi"/>
+          <w:sz w:val="26"/>
+          <w:szCs w:val="26"/>
+          <w:lang w:val="en-US"/>
+        </w:rPr>
+        <w:t xml:space="preserve">                string maSV = reader.GetString(0);</w:t>
+      </w:r>
+    </w:p>
+    <w:p>
+      <w:pPr>
+        <w:rPr>
+          <w:rFonts w:asciiTheme="majorHAnsi" w:hAnsiTheme="majorHAnsi" w:cstheme="majorHAnsi"/>
+          <w:sz w:val="26"/>
+          <w:szCs w:val="26"/>
+          <w:lang w:val="en-US"/>
+        </w:rPr>
+      </w:pPr>
+      <w:r>
+        <w:rPr>
+          <w:rFonts w:asciiTheme="majorHAnsi" w:hAnsiTheme="majorHAnsi" w:cstheme="majorHAnsi"/>
+          <w:sz w:val="26"/>
+          <w:szCs w:val="26"/>
+          <w:lang w:val="en-US"/>
+        </w:rPr>
+        <w:t xml:space="preserve">                string tenSV = reader.GetString(1);</w:t>
+      </w:r>
+    </w:p>
+    <w:p>
+      <w:pPr>
+        <w:rPr>
+          <w:rFonts w:asciiTheme="majorHAnsi" w:hAnsiTheme="majorHAnsi" w:cstheme="majorHAnsi"/>
+          <w:sz w:val="26"/>
+          <w:szCs w:val="26"/>
+          <w:lang w:val="en-US"/>
+        </w:rPr>
+      </w:pPr>
+      <w:r>
+        <w:rPr>
+          <w:rFonts w:asciiTheme="majorHAnsi" w:hAnsiTheme="majorHAnsi" w:cstheme="majorHAnsi"/>
+          <w:sz w:val="26"/>
+          <w:szCs w:val="26"/>
+          <w:lang w:val="en-US"/>
+        </w:rPr>
+        <w:t xml:space="preserve">                string gioiTinh = reader.GetString(2);</w:t>
+      </w:r>
+    </w:p>
+    <w:p>
+      <w:pPr>
+        <w:rPr>
+          <w:rFonts w:asciiTheme="majorHAnsi" w:hAnsiTheme="majorHAnsi" w:cstheme="majorHAnsi"/>
+          <w:sz w:val="26"/>
+          <w:szCs w:val="26"/>
+          <w:lang w:val="en-US"/>
+        </w:rPr>
+      </w:pPr>
+      <w:r>
+        <w:rPr>
+          <w:rFonts w:asciiTheme="majorHAnsi" w:hAnsiTheme="majorHAnsi" w:cstheme="majorHAnsi"/>
+          <w:sz w:val="26"/>
+          <w:szCs w:val="26"/>
+          <w:lang w:val="en-US"/>
+        </w:rPr>
+        <w:t xml:space="preserve">                string ngaySinh = reader.GetDateTime(3).ToString("MM/dd/yyyy");</w:t>
+      </w:r>
+    </w:p>
+    <w:p>
+      <w:pPr>
+        <w:rPr>
+          <w:rFonts w:asciiTheme="majorHAnsi" w:hAnsiTheme="majorHAnsi" w:cstheme="majorHAnsi"/>
+          <w:sz w:val="26"/>
+          <w:szCs w:val="26"/>
+          <w:lang w:val="en-US"/>
+        </w:rPr>
+      </w:pPr>
+      <w:r>
+        <w:rPr>
+          <w:rFonts w:asciiTheme="majorHAnsi" w:hAnsiTheme="majorHAnsi" w:cstheme="majorHAnsi"/>
+          <w:sz w:val="26"/>
+          <w:szCs w:val="26"/>
+          <w:lang w:val="en-US"/>
+        </w:rPr>
+        <w:t xml:space="preserve">                string queQuan = reader.GetString(4);</w:t>
+      </w:r>
+    </w:p>
+    <w:p>
+      <w:pPr>
+        <w:rPr>
+          <w:rFonts w:asciiTheme="majorHAnsi" w:hAnsiTheme="majorHAnsi" w:cstheme="majorHAnsi"/>
+          <w:sz w:val="26"/>
+          <w:szCs w:val="26"/>
+          <w:lang w:val="en-US"/>
+        </w:rPr>
+      </w:pPr>
+    </w:p>
+    <w:p>
+      <w:pPr>
+        <w:rPr>
+          <w:rFonts w:asciiTheme="majorHAnsi" w:hAnsiTheme="majorHAnsi" w:cstheme="majorHAnsi"/>
+          <w:sz w:val="26"/>
+          <w:szCs w:val="26"/>
+          <w:lang w:val="en-US"/>
+        </w:rPr>
+      </w:pPr>
+      <w:r>
+        <w:rPr>
+          <w:rFonts w:asciiTheme="majorHAnsi" w:hAnsiTheme="majorHAnsi" w:cstheme="majorHAnsi"/>
+          <w:sz w:val="26"/>
+          <w:szCs w:val="26"/>
+          <w:lang w:val="en-US"/>
+        </w:rPr>
+        <w:t xml:space="preserve">                ListViewItem lvi = new ListViewItem(maSV);</w:t>
+      </w:r>
+    </w:p>
+    <w:p>
+      <w:pPr>
+        <w:rPr>
+          <w:rFonts w:asciiTheme="majorHAnsi" w:hAnsiTheme="majorHAnsi" w:cstheme="majorHAnsi"/>
+          <w:sz w:val="26"/>
+          <w:szCs w:val="26"/>
+          <w:lang w:val="en-US"/>
+        </w:rPr>
+      </w:pPr>
+      <w:r>
+        <w:rPr>
+          <w:rFonts w:asciiTheme="majorHAnsi" w:hAnsiTheme="majorHAnsi" w:cstheme="majorHAnsi"/>
+          <w:sz w:val="26"/>
+          <w:szCs w:val="26"/>
+          <w:lang w:val="en-US"/>
+        </w:rPr>
+        <w:t xml:space="preserve">                lvi.SubItems.Add(tenSV);</w:t>
+      </w:r>
+    </w:p>
+    <w:p>
+      <w:pPr>
+        <w:rPr>
+          <w:rFonts w:asciiTheme="majorHAnsi" w:hAnsiTheme="majorHAnsi" w:cstheme="majorHAnsi"/>
+          <w:sz w:val="26"/>
+          <w:szCs w:val="26"/>
+          <w:lang w:val="en-US"/>
+        </w:rPr>
+      </w:pPr>
+      <w:r>
+        <w:rPr>
+          <w:rFonts w:asciiTheme="majorHAnsi" w:hAnsiTheme="majorHAnsi" w:cstheme="majorHAnsi"/>
+          <w:sz w:val="26"/>
+          <w:szCs w:val="26"/>
+          <w:lang w:val="en-US"/>
+        </w:rPr>
+        <w:t xml:space="preserve">                lvi.SubItems.Add(gioiTinh);</w:t>
+      </w:r>
+    </w:p>
+    <w:p>
+      <w:pPr>
+        <w:rPr>
+          <w:rFonts w:asciiTheme="majorHAnsi" w:hAnsiTheme="majorHAnsi" w:cstheme="majorHAnsi"/>
+          <w:sz w:val="26"/>
+          <w:szCs w:val="26"/>
+          <w:lang w:val="en-US"/>
+        </w:rPr>
+      </w:pPr>
+      <w:r>
+        <w:rPr>
+          <w:rFonts w:asciiTheme="majorHAnsi" w:hAnsiTheme="majorHAnsi" w:cstheme="majorHAnsi"/>
+          <w:sz w:val="26"/>
+          <w:szCs w:val="26"/>
+          <w:lang w:val="en-US"/>
+        </w:rPr>
+        <w:t xml:space="preserve">                lvi.SubItems.Add(ngaySinh);</w:t>
+      </w:r>
+    </w:p>
+    <w:p>
+      <w:pPr>
+        <w:rPr>
+          <w:rFonts w:asciiTheme="majorHAnsi" w:hAnsiTheme="majorHAnsi" w:cstheme="majorHAnsi"/>
+          <w:sz w:val="26"/>
+          <w:szCs w:val="26"/>
+          <w:lang w:val="en-US"/>
+        </w:rPr>
+      </w:pPr>
+      <w:r>
+        <w:rPr>
+          <w:rFonts w:asciiTheme="majorHAnsi" w:hAnsiTheme="majorHAnsi" w:cstheme="majorHAnsi"/>
+          <w:sz w:val="26"/>
+          <w:szCs w:val="26"/>
+          <w:lang w:val="en-US"/>
+        </w:rPr>
+        <w:t xml:space="preserve">                lvi.SubItems.Add(queQuan);</w:t>
+      </w:r>
+    </w:p>
+    <w:p>
+      <w:pPr>
+        <w:rPr>
+          <w:rFonts w:asciiTheme="majorHAnsi" w:hAnsiTheme="majorHAnsi" w:cstheme="majorHAnsi"/>
+          <w:sz w:val="26"/>
+          <w:szCs w:val="26"/>
+          <w:lang w:val="en-US"/>
+        </w:rPr>
+      </w:pPr>
+      <w:r>
+        <w:rPr>
+          <w:rFonts w:asciiTheme="majorHAnsi" w:hAnsiTheme="majorHAnsi" w:cstheme="majorHAnsi"/>
+          <w:sz w:val="26"/>
+          <w:szCs w:val="26"/>
+          <w:lang w:val="en-US"/>
+        </w:rPr>
+        <w:t xml:space="preserve">                lvi.SubItems.Add(maLop);</w:t>
+      </w:r>
+    </w:p>
+    <w:p>
+      <w:pPr>
+        <w:rPr>
+          <w:rFonts w:asciiTheme="majorHAnsi" w:hAnsiTheme="majorHAnsi" w:cstheme="majorHAnsi"/>
+          <w:sz w:val="26"/>
+          <w:szCs w:val="26"/>
+          <w:lang w:val="en-US"/>
+        </w:rPr>
+      </w:pPr>
+      <w:r>
+        <w:rPr>
+          <w:rFonts w:asciiTheme="majorHAnsi" w:hAnsiTheme="majorHAnsi" w:cstheme="majorHAnsi"/>
+          <w:sz w:val="26"/>
+          <w:szCs w:val="26"/>
+          <w:lang w:val="en-US"/>
+        </w:rPr>
+        <w:t xml:space="preserve">                lsvDanhSach.Items.Add(lvi);</w:t>
+      </w:r>
+    </w:p>
+    <w:p>
+      <w:pPr>
+        <w:rPr>
+          <w:rFonts w:asciiTheme="majorHAnsi" w:hAnsiTheme="majorHAnsi" w:cstheme="majorHAnsi"/>
+          <w:sz w:val="26"/>
+          <w:szCs w:val="26"/>
+          <w:lang w:val="en-US"/>
+        </w:rPr>
+      </w:pPr>
+      <w:r>
+        <w:rPr>
+          <w:rFonts w:asciiTheme="majorHAnsi" w:hAnsiTheme="majorHAnsi" w:cstheme="majorHAnsi"/>
+          <w:sz w:val="26"/>
+          <w:szCs w:val="26"/>
+          <w:lang w:val="en-US"/>
+        </w:rPr>
+        <w:t xml:space="preserve">            }</w:t>
+      </w:r>
+    </w:p>
+    <w:p>
+      <w:pPr>
+        <w:rPr>
+          <w:rFonts w:asciiTheme="majorHAnsi" w:hAnsiTheme="majorHAnsi" w:cstheme="majorHAnsi"/>
+          <w:sz w:val="26"/>
+          <w:szCs w:val="26"/>
+          <w:lang w:val="en-US"/>
+        </w:rPr>
+      </w:pPr>
+      <w:r>
+        <w:rPr>
+          <w:rFonts w:asciiTheme="majorHAnsi" w:hAnsiTheme="majorHAnsi" w:cstheme="majorHAnsi"/>
+          <w:sz w:val="26"/>
+          <w:szCs w:val="26"/>
+          <w:lang w:val="en-US"/>
+        </w:rPr>
+        <w:t xml:space="preserve">            reader.Close();</w:t>
+      </w:r>
+    </w:p>
+    <w:p>
+      <w:pPr>
+        <w:rPr>
+          <w:rFonts w:asciiTheme="majorHAnsi" w:hAnsiTheme="majorHAnsi" w:cstheme="majorHAnsi"/>
+          <w:sz w:val="26"/>
+          <w:szCs w:val="26"/>
+          <w:lang w:val="en-US"/>
+        </w:rPr>
+      </w:pPr>
+      <w:r>
+        <w:rPr>
+          <w:rFonts w:asciiTheme="majorHAnsi" w:hAnsiTheme="majorHAnsi" w:cstheme="majorHAnsi"/>
+          <w:sz w:val="26"/>
+          <w:szCs w:val="26"/>
+          <w:lang w:val="en-US"/>
+        </w:rPr>
+        <w:lastRenderedPageBreak/>
+        <w:t xml:space="preserve">        }</w:t>
+      </w:r>
+    </w:p>
+    <w:p>
+      <w:pPr>
+        <w:rPr>
+          <w:rFonts w:asciiTheme="majorHAnsi" w:hAnsiTheme="majorHAnsi" w:cstheme="majorHAnsi"/>
+          <w:sz w:val="26"/>
+          <w:szCs w:val="26"/>
+          <w:lang w:val="en-US"/>
+        </w:rPr>
+      </w:pPr>
+    </w:p>
+    <w:p>
+      <w:pPr>
+        <w:rPr>
+          <w:rFonts w:asciiTheme="majorHAnsi" w:hAnsiTheme="majorHAnsi" w:cstheme="majorHAnsi"/>
+          <w:sz w:val="26"/>
+          <w:szCs w:val="26"/>
+          <w:lang w:val="en-US"/>
+        </w:rPr>
+      </w:pPr>
+      <w:r>
+        <w:rPr>
+          <w:rFonts w:asciiTheme="majorHAnsi" w:hAnsiTheme="majorHAnsi" w:cstheme="majorHAnsi"/>
+          <w:sz w:val="26"/>
+          <w:szCs w:val="26"/>
+          <w:lang w:val="en-US"/>
+        </w:rPr>
+        <w:t xml:space="preserve">        private void Form2_Load(object sender, EventArgs e)</w:t>
+      </w:r>
+    </w:p>
+    <w:p>
+      <w:pPr>
+        <w:rPr>
+          <w:rFonts w:asciiTheme="majorHAnsi" w:hAnsiTheme="majorHAnsi" w:cstheme="majorHAnsi"/>
+          <w:sz w:val="26"/>
+          <w:szCs w:val="26"/>
+          <w:lang w:val="en-US"/>
+        </w:rPr>
+      </w:pPr>
+      <w:r>
+        <w:rPr>
+          <w:rFonts w:asciiTheme="majorHAnsi" w:hAnsiTheme="majorHAnsi" w:cstheme="majorHAnsi"/>
+          <w:sz w:val="26"/>
+          <w:szCs w:val="26"/>
+          <w:lang w:val="en-US"/>
+        </w:rPr>
+        <w:t xml:space="preserve">        {</w:t>
+      </w:r>
+    </w:p>
+    <w:p>
+      <w:pPr>
+        <w:rPr>
+          <w:rFonts w:asciiTheme="majorHAnsi" w:hAnsiTheme="majorHAnsi" w:cstheme="majorHAnsi"/>
+          <w:sz w:val="26"/>
+          <w:szCs w:val="26"/>
+          <w:lang w:val="en-US"/>
+        </w:rPr>
+      </w:pPr>
+      <w:r>
+        <w:rPr>
+          <w:rFonts w:asciiTheme="majorHAnsi" w:hAnsiTheme="majorHAnsi" w:cstheme="majorHAnsi"/>
+          <w:sz w:val="26"/>
+          <w:szCs w:val="26"/>
+          <w:lang w:val="en-US"/>
+        </w:rPr>
+        <w:t xml:space="preserve">            HienThiDSMaLop();</w:t>
+      </w:r>
+    </w:p>
+    <w:p>
+      <w:pPr>
+        <w:rPr>
+          <w:rFonts w:asciiTheme="majorHAnsi" w:hAnsiTheme="majorHAnsi" w:cstheme="majorHAnsi"/>
+          <w:sz w:val="26"/>
+          <w:szCs w:val="26"/>
+          <w:lang w:val="en-US"/>
+        </w:rPr>
+      </w:pPr>
+      <w:r>
+        <w:rPr>
+          <w:rFonts w:asciiTheme="majorHAnsi" w:hAnsiTheme="majorHAnsi" w:cstheme="majorHAnsi"/>
+          <w:sz w:val="26"/>
+          <w:szCs w:val="26"/>
+          <w:lang w:val="en-US"/>
+        </w:rPr>
+        <w:t xml:space="preserve">            cbGioiTinh.Items.Add("Nam");</w:t>
+      </w:r>
+    </w:p>
+    <w:p>
+      <w:pPr>
+        <w:rPr>
+          <w:rFonts w:asciiTheme="majorHAnsi" w:hAnsiTheme="majorHAnsi" w:cstheme="majorHAnsi"/>
+          <w:sz w:val="26"/>
+          <w:szCs w:val="26"/>
+          <w:lang w:val="en-US"/>
+        </w:rPr>
+      </w:pPr>
+      <w:r>
+        <w:rPr>
+          <w:rFonts w:asciiTheme="majorHAnsi" w:hAnsiTheme="majorHAnsi" w:cstheme="majorHAnsi"/>
+          <w:sz w:val="26"/>
+          <w:szCs w:val="26"/>
+          <w:lang w:val="en-US"/>
+        </w:rPr>
+        <w:t xml:space="preserve">            cbGioiTinh.Items.Add("Nữ");</w:t>
+      </w:r>
+    </w:p>
+    <w:p>
+      <w:pPr>
+        <w:rPr>
+          <w:rFonts w:asciiTheme="majorHAnsi" w:hAnsiTheme="majorHAnsi" w:cstheme="majorHAnsi"/>
+          <w:sz w:val="26"/>
+          <w:szCs w:val="26"/>
+          <w:lang w:val="en-US"/>
+        </w:rPr>
+      </w:pPr>
+      <w:r>
+        <w:rPr>
+          <w:rFonts w:asciiTheme="majorHAnsi" w:hAnsiTheme="majorHAnsi" w:cstheme="majorHAnsi"/>
+          <w:sz w:val="26"/>
+          <w:szCs w:val="26"/>
+          <w:lang w:val="en-US"/>
+        </w:rPr>
+        <w:t xml:space="preserve">        }</w:t>
+      </w:r>
+    </w:p>
+    <w:p>
+      <w:pPr>
+        <w:rPr>
+          <w:rFonts w:asciiTheme="majorHAnsi" w:hAnsiTheme="majorHAnsi" w:cstheme="majorHAnsi"/>
+          <w:sz w:val="26"/>
+          <w:szCs w:val="26"/>
+          <w:lang w:val="en-US"/>
+        </w:rPr>
+      </w:pPr>
+    </w:p>
+    <w:p>
+      <w:pPr>
+        <w:rPr>
+          <w:rFonts w:asciiTheme="majorHAnsi" w:hAnsiTheme="majorHAnsi" w:cstheme="majorHAnsi"/>
+          <w:sz w:val="26"/>
+          <w:szCs w:val="26"/>
+          <w:lang w:val="en-US"/>
+        </w:rPr>
+      </w:pPr>
+      <w:r>
+        <w:rPr>
+          <w:rFonts w:asciiTheme="majorHAnsi" w:hAnsiTheme="majorHAnsi" w:cstheme="majorHAnsi"/>
+          <w:sz w:val="26"/>
+          <w:szCs w:val="26"/>
+          <w:lang w:val="en-US"/>
+        </w:rPr>
+        <w:t xml:space="preserve">        private void cbMaLop_SelectedIndexChanged(object sender, EventArgs e)</w:t>
+      </w:r>
+    </w:p>
+    <w:p>
+      <w:pPr>
+        <w:rPr>
+          <w:rFonts w:asciiTheme="majorHAnsi" w:hAnsiTheme="majorHAnsi" w:cstheme="majorHAnsi"/>
+          <w:sz w:val="26"/>
+          <w:szCs w:val="26"/>
+          <w:lang w:val="en-US"/>
+        </w:rPr>
+      </w:pPr>
+      <w:r>
+        <w:rPr>
+          <w:rFonts w:asciiTheme="majorHAnsi" w:hAnsiTheme="majorHAnsi" w:cstheme="majorHAnsi"/>
+          <w:sz w:val="26"/>
+          <w:szCs w:val="26"/>
+          <w:lang w:val="en-US"/>
+        </w:rPr>
+        <w:t xml:space="preserve">        {</w:t>
+      </w:r>
+    </w:p>
+    <w:p>
+      <w:pPr>
+        <w:rPr>
+          <w:rFonts w:asciiTheme="majorHAnsi" w:hAnsiTheme="majorHAnsi" w:cstheme="majorHAnsi"/>
+          <w:sz w:val="26"/>
+          <w:szCs w:val="26"/>
+          <w:lang w:val="en-US"/>
+        </w:rPr>
+      </w:pPr>
+      <w:r>
+        <w:rPr>
+          <w:rFonts w:asciiTheme="majorHAnsi" w:hAnsiTheme="majorHAnsi" w:cstheme="majorHAnsi"/>
+          <w:sz w:val="26"/>
+          <w:szCs w:val="26"/>
+          <w:lang w:val="en-US"/>
+        </w:rPr>
+        <w:t xml:space="preserve">            // Neu chua chon lop nao</w:t>
+      </w:r>
+    </w:p>
+    <w:p>
+      <w:pPr>
+        <w:rPr>
+          <w:rFonts w:asciiTheme="majorHAnsi" w:hAnsiTheme="majorHAnsi" w:cstheme="majorHAnsi"/>
+          <w:sz w:val="26"/>
+          <w:szCs w:val="26"/>
+          <w:lang w:val="en-US"/>
+        </w:rPr>
+      </w:pPr>
+      <w:r>
+        <w:rPr>
+          <w:rFonts w:asciiTheme="majorHAnsi" w:hAnsiTheme="majorHAnsi" w:cstheme="majorHAnsi"/>
+          <w:sz w:val="26"/>
+          <w:szCs w:val="26"/>
+          <w:lang w:val="en-US"/>
+        </w:rPr>
+        <w:t xml:space="preserve">            if (cbMaLop.SelectedIndex == -1) return;</w:t>
+      </w:r>
+    </w:p>
+    <w:p>
+      <w:pPr>
+        <w:rPr>
+          <w:rFonts w:asciiTheme="majorHAnsi" w:hAnsiTheme="majorHAnsi" w:cstheme="majorHAnsi"/>
+          <w:sz w:val="26"/>
+          <w:szCs w:val="26"/>
+          <w:lang w:val="en-US"/>
+        </w:rPr>
+      </w:pPr>
+    </w:p>
+    <w:p>
+      <w:pPr>
+        <w:rPr>
+          <w:rFonts w:asciiTheme="majorHAnsi" w:hAnsiTheme="majorHAnsi" w:cstheme="majorHAnsi"/>
+          <w:sz w:val="26"/>
+          <w:szCs w:val="26"/>
+          <w:lang w:val="en-US"/>
+        </w:rPr>
+      </w:pPr>
+      <w:r>
+        <w:rPr>
+          <w:rFonts w:asciiTheme="majorHAnsi" w:hAnsiTheme="majorHAnsi" w:cstheme="majorHAnsi"/>
+          <w:sz w:val="26"/>
+          <w:szCs w:val="26"/>
+          <w:lang w:val="en-US"/>
+        </w:rPr>
+        <w:t xml:space="preserve">            // Neu da chon 1 lop</w:t>
+      </w:r>
+    </w:p>
+    <w:p>
+      <w:pPr>
+        <w:rPr>
+          <w:rFonts w:asciiTheme="majorHAnsi" w:hAnsiTheme="majorHAnsi" w:cstheme="majorHAnsi"/>
+          <w:sz w:val="26"/>
+          <w:szCs w:val="26"/>
+          <w:lang w:val="en-US"/>
+        </w:rPr>
+      </w:pPr>
+      <w:r>
+        <w:rPr>
+          <w:rFonts w:asciiTheme="majorHAnsi" w:hAnsiTheme="majorHAnsi" w:cstheme="majorHAnsi"/>
+          <w:sz w:val="26"/>
+          <w:szCs w:val="26"/>
+          <w:lang w:val="en-US"/>
+        </w:rPr>
+        <w:t xml:space="preserve">            string line = cbMaLop.SelectedItem.ToString();</w:t>
+      </w:r>
+    </w:p>
+    <w:p>
+      <w:pPr>
+        <w:rPr>
+          <w:rFonts w:asciiTheme="majorHAnsi" w:hAnsiTheme="majorHAnsi" w:cstheme="majorHAnsi"/>
+          <w:sz w:val="26"/>
+          <w:szCs w:val="26"/>
+          <w:lang w:val="en-US"/>
+        </w:rPr>
+      </w:pPr>
+      <w:r>
+        <w:rPr>
+          <w:rFonts w:asciiTheme="majorHAnsi" w:hAnsiTheme="majorHAnsi" w:cstheme="majorHAnsi"/>
+          <w:sz w:val="26"/>
+          <w:szCs w:val="26"/>
+          <w:lang w:val="en-US"/>
+        </w:rPr>
+        <w:t xml:space="preserve">            string[] arr = line.Split('-');</w:t>
+      </w:r>
+    </w:p>
+    <w:p>
+      <w:pPr>
+        <w:rPr>
+          <w:rFonts w:asciiTheme="majorHAnsi" w:hAnsiTheme="majorHAnsi" w:cstheme="majorHAnsi"/>
+          <w:sz w:val="26"/>
+          <w:szCs w:val="26"/>
+          <w:lang w:val="en-US"/>
+        </w:rPr>
+      </w:pPr>
+      <w:r>
+        <w:rPr>
+          <w:rFonts w:asciiTheme="majorHAnsi" w:hAnsiTheme="majorHAnsi" w:cstheme="majorHAnsi"/>
+          <w:sz w:val="26"/>
+          <w:szCs w:val="26"/>
+          <w:lang w:val="en-US"/>
+        </w:rPr>
+        <w:t xml:space="preserve">            string maLop = arr[0].Trim();</w:t>
+      </w:r>
+    </w:p>
+    <w:p>
+      <w:pPr>
+        <w:rPr>
+          <w:rFonts w:asciiTheme="majorHAnsi" w:hAnsiTheme="majorHAnsi" w:cstheme="majorHAnsi"/>
+          <w:sz w:val="26"/>
+          <w:szCs w:val="26"/>
+          <w:lang w:val="en-US"/>
+        </w:rPr>
+      </w:pPr>
+    </w:p>
+    <w:p>
+      <w:pPr>
+        <w:rPr>
+          <w:rFonts w:asciiTheme="majorHAnsi" w:hAnsiTheme="majorHAnsi" w:cstheme="majorHAnsi"/>
+          <w:sz w:val="26"/>
+          <w:szCs w:val="26"/>
+          <w:lang w:val="en-US"/>
+        </w:rPr>
+      </w:pPr>
+      <w:r>
+        <w:rPr>
+          <w:rFonts w:asciiTheme="majorHAnsi" w:hAnsiTheme="majorHAnsi" w:cstheme="majorHAnsi"/>
+          <w:sz w:val="26"/>
+          <w:szCs w:val="26"/>
+          <w:lang w:val="en-US"/>
+        </w:rPr>
+        <w:t xml:space="preserve">            // Hien thi thong tin sinh vien theo ma lop da chon</w:t>
+      </w:r>
+    </w:p>
+    <w:p>
+      <w:pPr>
+        <w:rPr>
+          <w:rFonts w:asciiTheme="majorHAnsi" w:hAnsiTheme="majorHAnsi" w:cstheme="majorHAnsi"/>
+          <w:sz w:val="26"/>
+          <w:szCs w:val="26"/>
+          <w:lang w:val="en-US"/>
+        </w:rPr>
+      </w:pPr>
+      <w:r>
+        <w:rPr>
+          <w:rFonts w:asciiTheme="majorHAnsi" w:hAnsiTheme="majorHAnsi" w:cstheme="majorHAnsi"/>
+          <w:sz w:val="26"/>
+          <w:szCs w:val="26"/>
+          <w:lang w:val="en-US"/>
+        </w:rPr>
+        <w:t xml:space="preserve">            HienThiDSinhVienTheoLop(maLop);</w:t>
+      </w:r>
+    </w:p>
+    <w:p>
+      <w:pPr>
+        <w:rPr>
+          <w:rFonts w:asciiTheme="majorHAnsi" w:hAnsiTheme="majorHAnsi" w:cstheme="majorHAnsi"/>
+          <w:sz w:val="26"/>
+          <w:szCs w:val="26"/>
+          <w:lang w:val="en-US"/>
+        </w:rPr>
+      </w:pPr>
+      <w:r>
+        <w:rPr>
+          <w:rFonts w:asciiTheme="majorHAnsi" w:hAnsiTheme="majorHAnsi" w:cstheme="majorHAnsi"/>
+          <w:sz w:val="26"/>
+          <w:szCs w:val="26"/>
+          <w:lang w:val="en-US"/>
+        </w:rPr>
+        <w:t xml:space="preserve">        }</w:t>
+      </w:r>
+    </w:p>
+    <w:p>
+      <w:pPr>
+        <w:rPr>
+          <w:rFonts w:asciiTheme="majorHAnsi" w:hAnsiTheme="majorHAnsi" w:cstheme="majorHAnsi"/>
+          <w:sz w:val="26"/>
+          <w:szCs w:val="26"/>
+          <w:lang w:val="en-US"/>
+        </w:rPr>
+      </w:pPr>
+    </w:p>
+    <w:p>
+      <w:pPr>
+        <w:rPr>
+          <w:rFonts w:asciiTheme="majorHAnsi" w:hAnsiTheme="majorHAnsi" w:cstheme="majorHAnsi"/>
+          <w:sz w:val="26"/>
+          <w:szCs w:val="26"/>
+          <w:lang w:val="en-US"/>
+        </w:rPr>
+      </w:pPr>
+      <w:r>
+        <w:rPr>
+          <w:rFonts w:asciiTheme="majorHAnsi" w:hAnsiTheme="majorHAnsi" w:cstheme="majorHAnsi"/>
+          <w:sz w:val="26"/>
+          <w:szCs w:val="26"/>
+          <w:lang w:val="en-US"/>
+        </w:rPr>
+        <w:t xml:space="preserve">        private void lsvDanhSach_SelectedIndexChanged(object sender, EventArgs e)</w:t>
+      </w:r>
+    </w:p>
+    <w:p>
+      <w:pPr>
+        <w:rPr>
+          <w:rFonts w:asciiTheme="majorHAnsi" w:hAnsiTheme="majorHAnsi" w:cstheme="majorHAnsi"/>
+          <w:sz w:val="26"/>
+          <w:szCs w:val="26"/>
+          <w:lang w:val="en-US"/>
+        </w:rPr>
+      </w:pPr>
+      <w:r>
+        <w:rPr>
+          <w:rFonts w:asciiTheme="majorHAnsi" w:hAnsiTheme="majorHAnsi" w:cstheme="majorHAnsi"/>
+          <w:sz w:val="26"/>
+          <w:szCs w:val="26"/>
+          <w:lang w:val="en-US"/>
+        </w:rPr>
+        <w:t xml:space="preserve">        {</w:t>
+      </w:r>
+    </w:p>
+    <w:p>
+      <w:pPr>
+        <w:rPr>
+          <w:rFonts w:asciiTheme="majorHAnsi" w:hAnsiTheme="majorHAnsi" w:cstheme="majorHAnsi"/>
+          <w:sz w:val="26"/>
+          <w:szCs w:val="26"/>
+          <w:lang w:val="en-US"/>
+        </w:rPr>
+      </w:pPr>
+      <w:r>
+        <w:rPr>
+          <w:rFonts w:asciiTheme="majorHAnsi" w:hAnsiTheme="majorHAnsi" w:cstheme="majorHAnsi"/>
+          <w:sz w:val="26"/>
+          <w:szCs w:val="26"/>
+          <w:lang w:val="en-US"/>
+        </w:rPr>
+        <w:t xml:space="preserve">            // Neu chua chon sinh vien nao</w:t>
+      </w:r>
+    </w:p>
+    <w:p>
+      <w:pPr>
+        <w:rPr>
+          <w:rFonts w:asciiTheme="majorHAnsi" w:hAnsiTheme="majorHAnsi" w:cstheme="majorHAnsi"/>
+          <w:sz w:val="26"/>
+          <w:szCs w:val="26"/>
+          <w:lang w:val="en-US"/>
+        </w:rPr>
+      </w:pPr>
+      <w:r>
+        <w:rPr>
+          <w:rFonts w:asciiTheme="majorHAnsi" w:hAnsiTheme="majorHAnsi" w:cstheme="majorHAnsi"/>
+          <w:sz w:val="26"/>
+          <w:szCs w:val="26"/>
+          <w:lang w:val="en-US"/>
+        </w:rPr>
+        <w:t xml:space="preserve">            if (lsvDanhSach.SelectedItems.Count == 0) return;</w:t>
+      </w:r>
+    </w:p>
+    <w:p>
+      <w:pPr>
+        <w:rPr>
+          <w:rFonts w:asciiTheme="majorHAnsi" w:hAnsiTheme="majorHAnsi" w:cstheme="majorHAnsi"/>
+          <w:sz w:val="26"/>
+          <w:szCs w:val="26"/>
+          <w:lang w:val="en-US"/>
+        </w:rPr>
+      </w:pPr>
+    </w:p>
+    <w:p>
+      <w:pPr>
+        <w:rPr>
+          <w:rFonts w:asciiTheme="majorHAnsi" w:hAnsiTheme="majorHAnsi" w:cstheme="majorHAnsi"/>
+          <w:sz w:val="26"/>
+          <w:szCs w:val="26"/>
+          <w:lang w:val="en-US"/>
+        </w:rPr>
+      </w:pPr>
+      <w:r>
+        <w:rPr>
+          <w:rFonts w:asciiTheme="majorHAnsi" w:hAnsiTheme="majorHAnsi" w:cstheme="majorHAnsi"/>
+          <w:sz w:val="26"/>
+          <w:szCs w:val="26"/>
+          <w:lang w:val="en-US"/>
+        </w:rPr>
+        <w:lastRenderedPageBreak/>
+        <w:t xml:space="preserve">            // Neu da chon 1 sinh vien</w:t>
+      </w:r>
+    </w:p>
+    <w:p>
+      <w:pPr>
+        <w:rPr>
+          <w:rFonts w:asciiTheme="majorHAnsi" w:hAnsiTheme="majorHAnsi" w:cstheme="majorHAnsi"/>
+          <w:sz w:val="26"/>
+          <w:szCs w:val="26"/>
+          <w:lang w:val="en-US"/>
+        </w:rPr>
+      </w:pPr>
+      <w:r>
+        <w:rPr>
+          <w:rFonts w:asciiTheme="majorHAnsi" w:hAnsiTheme="majorHAnsi" w:cstheme="majorHAnsi"/>
+          <w:sz w:val="26"/>
+          <w:szCs w:val="26"/>
+          <w:lang w:val="en-US"/>
+        </w:rPr>
+        <w:t xml:space="preserve">            ListViewItem lvi = lsvDanhSach.SelectedItems[0];</w:t>
+      </w:r>
+    </w:p>
+    <w:p>
+      <w:pPr>
+        <w:rPr>
+          <w:rFonts w:asciiTheme="majorHAnsi" w:hAnsiTheme="majorHAnsi" w:cstheme="majorHAnsi"/>
+          <w:sz w:val="26"/>
+          <w:szCs w:val="26"/>
+          <w:lang w:val="en-US"/>
+        </w:rPr>
+      </w:pPr>
+    </w:p>
+    <w:p>
+      <w:pPr>
+        <w:rPr>
+          <w:rFonts w:asciiTheme="majorHAnsi" w:hAnsiTheme="majorHAnsi" w:cstheme="majorHAnsi"/>
+          <w:sz w:val="26"/>
+          <w:szCs w:val="26"/>
+          <w:lang w:val="en-US"/>
+        </w:rPr>
+      </w:pPr>
+      <w:r>
+        <w:rPr>
+          <w:rFonts w:asciiTheme="majorHAnsi" w:hAnsiTheme="majorHAnsi" w:cstheme="majorHAnsi"/>
+          <w:sz w:val="26"/>
+          <w:szCs w:val="26"/>
+          <w:lang w:val="en-US"/>
+        </w:rPr>
+        <w:t xml:space="preserve">            // Hien thi thong tin len cac control</w:t>
+      </w:r>
+    </w:p>
+    <w:p>
+      <w:pPr>
+        <w:rPr>
+          <w:rFonts w:asciiTheme="majorHAnsi" w:hAnsiTheme="majorHAnsi" w:cstheme="majorHAnsi"/>
+          <w:sz w:val="26"/>
+          <w:szCs w:val="26"/>
+          <w:lang w:val="en-US"/>
+        </w:rPr>
+      </w:pPr>
+      <w:r>
+        <w:rPr>
+          <w:rFonts w:asciiTheme="majorHAnsi" w:hAnsiTheme="majorHAnsi" w:cstheme="majorHAnsi"/>
+          <w:sz w:val="26"/>
+          <w:szCs w:val="26"/>
+          <w:lang w:val="en-US"/>
+        </w:rPr>
+        <w:t xml:space="preserve">            txtMaSV.Text = lvi.SubItems[0].Text;</w:t>
+      </w:r>
+    </w:p>
+    <w:p>
+      <w:pPr>
+        <w:rPr>
+          <w:rFonts w:asciiTheme="majorHAnsi" w:hAnsiTheme="majorHAnsi" w:cstheme="majorHAnsi"/>
+          <w:sz w:val="26"/>
+          <w:szCs w:val="26"/>
+          <w:lang w:val="en-US"/>
+        </w:rPr>
+      </w:pPr>
+      <w:r>
+        <w:rPr>
+          <w:rFonts w:asciiTheme="majorHAnsi" w:hAnsiTheme="majorHAnsi" w:cstheme="majorHAnsi"/>
+          <w:sz w:val="26"/>
+          <w:szCs w:val="26"/>
+          <w:lang w:val="en-US"/>
+        </w:rPr>
+        <w:t xml:space="preserve">            txtTenSV.Text = lvi.SubItems[1].Text;</w:t>
+      </w:r>
+    </w:p>
+    <w:p>
+      <w:pPr>
+        <w:rPr>
+          <w:rFonts w:asciiTheme="majorHAnsi" w:hAnsiTheme="majorHAnsi" w:cstheme="majorHAnsi"/>
+          <w:sz w:val="26"/>
+          <w:szCs w:val="26"/>
+          <w:lang w:val="en-US"/>
+        </w:rPr>
+      </w:pPr>
+      <w:r>
+        <w:rPr>
+          <w:rFonts w:asciiTheme="majorHAnsi" w:hAnsiTheme="majorHAnsi" w:cstheme="majorHAnsi"/>
+          <w:sz w:val="26"/>
+          <w:szCs w:val="26"/>
+          <w:lang w:val="en-US"/>
+        </w:rPr>
+        <w:t xml:space="preserve">            cbGioiTinh.Text = "";</w:t>
+      </w:r>
+    </w:p>
+    <w:p>
+      <w:pPr>
+        <w:rPr>
+          <w:rFonts w:asciiTheme="majorHAnsi" w:hAnsiTheme="majorHAnsi" w:cstheme="majorHAnsi"/>
+          <w:sz w:val="26"/>
+          <w:szCs w:val="26"/>
+          <w:lang w:val="en-US"/>
+        </w:rPr>
+      </w:pPr>
+      <w:r>
+        <w:rPr>
+          <w:rFonts w:asciiTheme="majorHAnsi" w:hAnsiTheme="majorHAnsi" w:cstheme="majorHAnsi"/>
+          <w:sz w:val="26"/>
+          <w:szCs w:val="26"/>
+          <w:lang w:val="en-US"/>
+        </w:rPr>
+        <w:t xml:space="preserve">            cbGioiTinh.SelectedItem = lvi.SubItems[2].Text; // Sửa thành SelectedItem để chọn đúng giá trị</w:t>
+      </w:r>
+    </w:p>
+    <w:p>
+      <w:pPr>
+        <w:rPr>
+          <w:rFonts w:asciiTheme="majorHAnsi" w:hAnsiTheme="majorHAnsi" w:cstheme="majorHAnsi"/>
+          <w:sz w:val="26"/>
+          <w:szCs w:val="26"/>
+          <w:lang w:val="en-US"/>
+        </w:rPr>
+      </w:pPr>
+      <w:r>
+        <w:rPr>
+          <w:rFonts w:asciiTheme="majorHAnsi" w:hAnsiTheme="majorHAnsi" w:cstheme="majorHAnsi"/>
+          <w:sz w:val="26"/>
+          <w:szCs w:val="26"/>
+          <w:lang w:val="en-US"/>
+        </w:rPr>
+        <w:t xml:space="preserve">            string[] dt = lvi.SubItems[3].Text.Split('/');</w:t>
+      </w:r>
+    </w:p>
+    <w:p>
+      <w:pPr>
+        <w:rPr>
+          <w:rFonts w:asciiTheme="majorHAnsi" w:hAnsiTheme="majorHAnsi" w:cstheme="majorHAnsi"/>
+          <w:sz w:val="26"/>
+          <w:szCs w:val="26"/>
+          <w:lang w:val="en-US"/>
+        </w:rPr>
+      </w:pPr>
+      <w:r>
+        <w:rPr>
+          <w:rFonts w:asciiTheme="majorHAnsi" w:hAnsiTheme="majorHAnsi" w:cstheme="majorHAnsi"/>
+          <w:sz w:val="26"/>
+          <w:szCs w:val="26"/>
+          <w:lang w:val="en-US"/>
+        </w:rPr>
+        <w:t xml:space="preserve">            // Chú ý thứ tự tháng/ngày/năm khi parse</w:t>
+      </w:r>
+    </w:p>
+    <w:p>
+      <w:pPr>
+        <w:rPr>
+          <w:rFonts w:asciiTheme="majorHAnsi" w:hAnsiTheme="majorHAnsi" w:cstheme="majorHAnsi"/>
+          <w:sz w:val="26"/>
+          <w:szCs w:val="26"/>
+          <w:lang w:val="en-US"/>
+        </w:rPr>
+      </w:pPr>
+      <w:r>
+        <w:rPr>
+          <w:rFonts w:asciiTheme="majorHAnsi" w:hAnsiTheme="majorHAnsi" w:cstheme="majorHAnsi"/>
+          <w:sz w:val="26"/>
+          <w:szCs w:val="26"/>
+          <w:lang w:val="en-US"/>
+        </w:rPr>
+        <w:t xml:space="preserve">            dtpNgaySinh.Value = new DateTime(int.Parse(dt[2].Trim()), int.Parse(dt[0].Trim()), int.Parse(dt[1].Trim()));</w:t>
+      </w:r>
+    </w:p>
+    <w:p>
+      <w:pPr>
+        <w:rPr>
+          <w:rFonts w:asciiTheme="majorHAnsi" w:hAnsiTheme="majorHAnsi" w:cstheme="majorHAnsi"/>
+          <w:sz w:val="26"/>
+          <w:szCs w:val="26"/>
+          <w:lang w:val="en-US"/>
+        </w:rPr>
+      </w:pPr>
+      <w:r>
+        <w:rPr>
+          <w:rFonts w:asciiTheme="majorHAnsi" w:hAnsiTheme="majorHAnsi" w:cstheme="majorHAnsi"/>
+          <w:sz w:val="26"/>
+          <w:szCs w:val="26"/>
+          <w:lang w:val="en-US"/>
+        </w:rPr>
+        <w:t xml:space="preserve">            txtQueQuan.Text = lvi.SubItems[4].Text;</w:t>
+      </w:r>
+    </w:p>
+    <w:p>
+      <w:pPr>
+        <w:rPr>
+          <w:rFonts w:asciiTheme="majorHAnsi" w:hAnsiTheme="majorHAnsi" w:cstheme="majorHAnsi"/>
+          <w:sz w:val="26"/>
+          <w:szCs w:val="26"/>
+          <w:lang w:val="en-US"/>
+        </w:rPr>
+      </w:pPr>
+      <w:r>
+        <w:rPr>
+          <w:rFonts w:asciiTheme="majorHAnsi" w:hAnsiTheme="majorHAnsi" w:cstheme="majorHAnsi"/>
+          <w:sz w:val="26"/>
+          <w:szCs w:val="26"/>
+          <w:lang w:val="en-US"/>
+        </w:rPr>
+        <w:t xml:space="preserve">            txtMaLop.Text = lvi.SubItems[5].Text;</w:t>
+      </w:r>
+    </w:p>
+    <w:p>
+      <w:pPr>
+        <w:rPr>
+          <w:rFonts w:asciiTheme="majorHAnsi" w:hAnsiTheme="majorHAnsi" w:cstheme="majorHAnsi"/>
+          <w:sz w:val="26"/>
+          <w:szCs w:val="26"/>
+          <w:lang w:val="en-US"/>
+        </w:rPr>
+      </w:pPr>
+      <w:r>
+        <w:rPr>
+          <w:rFonts w:asciiTheme="majorHAnsi" w:hAnsiTheme="majorHAnsi" w:cstheme="majorHAnsi"/>
+          <w:sz w:val="26"/>
+          <w:szCs w:val="26"/>
+          <w:lang w:val="en-US"/>
+        </w:rPr>
+        <w:t xml:space="preserve">        }</w:t>
+      </w:r>
+    </w:p>
+    <w:p>
+      <w:pPr>
+        <w:rPr>
+          <w:rFonts w:asciiTheme="majorHAnsi" w:hAnsiTheme="majorHAnsi" w:cstheme="majorHAnsi"/>
+          <w:sz w:val="26"/>
+          <w:szCs w:val="26"/>
+          <w:lang w:val="en-US"/>
+        </w:rPr>
+      </w:pPr>
+    </w:p>
+    <w:p>
+      <w:pPr>
+        <w:rPr>
+          <w:rFonts w:asciiTheme="majorHAnsi" w:hAnsiTheme="majorHAnsi" w:cstheme="majorHAnsi"/>
+          <w:sz w:val="26"/>
+          <w:szCs w:val="26"/>
+          <w:lang w:val="en-US"/>
+        </w:rPr>
+      </w:pPr>
+      <w:r>
+        <w:rPr>
+          <w:rFonts w:asciiTheme="majorHAnsi" w:hAnsiTheme="majorHAnsi" w:cstheme="majorHAnsi"/>
+          <w:sz w:val="26"/>
+          <w:szCs w:val="26"/>
+          <w:lang w:val="en-US"/>
+        </w:rPr>
+        <w:t xml:space="preserve">        private void btnSuaThongTin_Click(object sender, EventArgs e)</w:t>
+      </w:r>
+    </w:p>
+    <w:p>
+      <w:pPr>
+        <w:rPr>
+          <w:rFonts w:asciiTheme="majorHAnsi" w:hAnsiTheme="majorHAnsi" w:cstheme="majorHAnsi"/>
+          <w:sz w:val="26"/>
+          <w:szCs w:val="26"/>
+          <w:lang w:val="en-US"/>
+        </w:rPr>
+      </w:pPr>
+      <w:r>
+        <w:rPr>
+          <w:rFonts w:asciiTheme="majorHAnsi" w:hAnsiTheme="majorHAnsi" w:cstheme="majorHAnsi"/>
+          <w:sz w:val="26"/>
+          <w:szCs w:val="26"/>
+          <w:lang w:val="en-US"/>
+        </w:rPr>
+        <w:t xml:space="preserve">        {</w:t>
+      </w:r>
+    </w:p>
+    <w:p>
+      <w:pPr>
+        <w:rPr>
+          <w:rFonts w:asciiTheme="majorHAnsi" w:hAnsiTheme="majorHAnsi" w:cstheme="majorHAnsi"/>
+          <w:sz w:val="26"/>
+          <w:szCs w:val="26"/>
+          <w:lang w:val="en-US"/>
+        </w:rPr>
+      </w:pPr>
+      <w:r>
+        <w:rPr>
+          <w:rFonts w:asciiTheme="majorHAnsi" w:hAnsiTheme="majorHAnsi" w:cstheme="majorHAnsi"/>
+          <w:sz w:val="26"/>
+          <w:szCs w:val="26"/>
+          <w:lang w:val="en-US"/>
+        </w:rPr>
+        <w:t xml:space="preserve">            MoKetNoi();</w:t>
+      </w:r>
+    </w:p>
+    <w:p>
+      <w:pPr>
+        <w:rPr>
+          <w:rFonts w:asciiTheme="majorHAnsi" w:hAnsiTheme="majorHAnsi" w:cstheme="majorHAnsi"/>
+          <w:sz w:val="26"/>
+          <w:szCs w:val="26"/>
+          <w:lang w:val="en-US"/>
+        </w:rPr>
+      </w:pPr>
+      <w:r>
+        <w:rPr>
+          <w:rFonts w:asciiTheme="majorHAnsi" w:hAnsiTheme="majorHAnsi" w:cstheme="majorHAnsi"/>
+          <w:sz w:val="26"/>
+          <w:szCs w:val="26"/>
+          <w:lang w:val="en-US"/>
+        </w:rPr>
+        <w:t xml:space="preserve">            // Lay du lieu tu control</w:t>
+      </w:r>
+    </w:p>
+    <w:p>
+      <w:pPr>
+        <w:rPr>
+          <w:rFonts w:asciiTheme="majorHAnsi" w:hAnsiTheme="majorHAnsi" w:cstheme="majorHAnsi"/>
+          <w:sz w:val="26"/>
+          <w:szCs w:val="26"/>
+          <w:lang w:val="en-US"/>
+        </w:rPr>
+      </w:pPr>
+      <w:r>
+        <w:rPr>
+          <w:rFonts w:asciiTheme="majorHAnsi" w:hAnsiTheme="majorHAnsi" w:cstheme="majorHAnsi"/>
+          <w:sz w:val="26"/>
+          <w:szCs w:val="26"/>
+          <w:lang w:val="en-US"/>
+        </w:rPr>
+        <w:t xml:space="preserve">            string maSV = txtMaSV.Text;</w:t>
+      </w:r>
+    </w:p>
+    <w:p>
+      <w:pPr>
+        <w:rPr>
+          <w:rFonts w:asciiTheme="majorHAnsi" w:hAnsiTheme="majorHAnsi" w:cstheme="majorHAnsi"/>
+          <w:sz w:val="26"/>
+          <w:szCs w:val="26"/>
+          <w:lang w:val="en-US"/>
+        </w:rPr>
+      </w:pPr>
+      <w:r>
+        <w:rPr>
+          <w:rFonts w:asciiTheme="majorHAnsi" w:hAnsiTheme="majorHAnsi" w:cstheme="majorHAnsi"/>
+          <w:sz w:val="26"/>
+          <w:szCs w:val="26"/>
+          <w:lang w:val="en-US"/>
+        </w:rPr>
+        <w:t xml:space="preserve">            string tenSV = txtTenSV.Text;</w:t>
+      </w:r>
+    </w:p>
+    <w:p>
+      <w:pPr>
+        <w:rPr>
+          <w:rFonts w:asciiTheme="majorHAnsi" w:hAnsiTheme="majorHAnsi" w:cstheme="majorHAnsi"/>
+          <w:sz w:val="26"/>
+          <w:szCs w:val="26"/>
+          <w:lang w:val="en-US"/>
+        </w:rPr>
+      </w:pPr>
+      <w:r>
+        <w:rPr>
+          <w:rFonts w:asciiTheme="majorHAnsi" w:hAnsiTheme="majorHAnsi" w:cstheme="majorHAnsi"/>
+          <w:sz w:val="26"/>
+          <w:szCs w:val="26"/>
+          <w:lang w:val="en-US"/>
+        </w:rPr>
+        <w:t xml:space="preserve">            string gioiTinh = cbGioiTinh.SelectedItem.ToString();</w:t>
+      </w:r>
+    </w:p>
+    <w:p>
+      <w:pPr>
+        <w:rPr>
+          <w:rFonts w:asciiTheme="majorHAnsi" w:hAnsiTheme="majorHAnsi" w:cstheme="majorHAnsi"/>
+          <w:sz w:val="26"/>
+          <w:szCs w:val="26"/>
+          <w:lang w:val="en-US"/>
+        </w:rPr>
+      </w:pPr>
+      <w:r>
+        <w:rPr>
+          <w:rFonts w:asciiTheme="majorHAnsi" w:hAnsiTheme="majorHAnsi" w:cstheme="majorHAnsi"/>
+          <w:sz w:val="26"/>
+          <w:szCs w:val="26"/>
+          <w:lang w:val="en-US"/>
+        </w:rPr>
+        <w:t xml:space="preserve">            string ngaySinh = dtpNgaySinh.Value.ToString("yyyy/MM/dd");</w:t>
+      </w:r>
+    </w:p>
+    <w:p>
+      <w:pPr>
+        <w:rPr>
+          <w:rFonts w:asciiTheme="majorHAnsi" w:hAnsiTheme="majorHAnsi" w:cstheme="majorHAnsi"/>
+          <w:sz w:val="26"/>
+          <w:szCs w:val="26"/>
+          <w:lang w:val="en-US"/>
+        </w:rPr>
+      </w:pPr>
+      <w:r>
+        <w:rPr>
+          <w:rFonts w:asciiTheme="majorHAnsi" w:hAnsiTheme="majorHAnsi" w:cstheme="majorHAnsi"/>
+          <w:sz w:val="26"/>
+          <w:szCs w:val="26"/>
+          <w:lang w:val="en-US"/>
+        </w:rPr>
+        <w:t xml:space="preserve">            string queQuan = txtQueQuan.Text;</w:t>
+      </w:r>
+    </w:p>
+    <w:p>
+      <w:pPr>
+        <w:rPr>
+          <w:rFonts w:asciiTheme="majorHAnsi" w:hAnsiTheme="majorHAnsi" w:cstheme="majorHAnsi"/>
+          <w:sz w:val="26"/>
+          <w:szCs w:val="26"/>
+          <w:lang w:val="en-US"/>
+        </w:rPr>
+      </w:pPr>
+      <w:r>
+        <w:rPr>
+          <w:rFonts w:asciiTheme="majorHAnsi" w:hAnsiTheme="majorHAnsi" w:cstheme="majorHAnsi"/>
+          <w:sz w:val="26"/>
+          <w:szCs w:val="26"/>
+          <w:lang w:val="en-US"/>
+        </w:rPr>
+        <w:t xml:space="preserve">            string maLop = txtMaLop.Text;</w:t>
+      </w:r>
+    </w:p>
+    <w:p>
+      <w:pPr>
+        <w:rPr>
+          <w:rFonts w:asciiTheme="majorHAnsi" w:hAnsiTheme="majorHAnsi" w:cstheme="majorHAnsi"/>
+          <w:sz w:val="26"/>
+          <w:szCs w:val="26"/>
+          <w:lang w:val="en-US"/>
+        </w:rPr>
+      </w:pPr>
+    </w:p>
+    <w:p>
+      <w:pPr>
+        <w:rPr>
+          <w:rFonts w:asciiTheme="majorHAnsi" w:hAnsiTheme="majorHAnsi" w:cstheme="majorHAnsi"/>
+          <w:sz w:val="26"/>
+          <w:szCs w:val="26"/>
+          <w:lang w:val="en-US"/>
+        </w:rPr>
+      </w:pPr>
+      <w:r>
+        <w:rPr>
+          <w:rFonts w:asciiTheme="majorHAnsi" w:hAnsiTheme="majorHAnsi" w:cstheme="majorHAnsi"/>
+          <w:sz w:val="26"/>
+          <w:szCs w:val="26"/>
+          <w:lang w:val="en-US"/>
+        </w:rPr>
+        <w:lastRenderedPageBreak/>
+        <w:t xml:space="preserve">            SqlCommand sqlCmd = new SqlCommand();</w:t>
+      </w:r>
+    </w:p>
+    <w:p>
+      <w:pPr>
+        <w:rPr>
+          <w:rFonts w:asciiTheme="majorHAnsi" w:hAnsiTheme="majorHAnsi" w:cstheme="majorHAnsi"/>
+          <w:sz w:val="26"/>
+          <w:szCs w:val="26"/>
+          <w:lang w:val="en-US"/>
+        </w:rPr>
+      </w:pPr>
+      <w:r>
+        <w:rPr>
+          <w:rFonts w:asciiTheme="majorHAnsi" w:hAnsiTheme="majorHAnsi" w:cstheme="majorHAnsi"/>
+          <w:sz w:val="26"/>
+          <w:szCs w:val="26"/>
+          <w:lang w:val="en-US"/>
+        </w:rPr>
+        <w:t xml:space="preserve">            sqlCmd.CommandType = CommandType.Text;</w:t>
+      </w:r>
+    </w:p>
+    <w:p>
+      <w:pPr>
+        <w:rPr>
+          <w:rFonts w:asciiTheme="majorHAnsi" w:hAnsiTheme="majorHAnsi" w:cstheme="majorHAnsi"/>
+          <w:sz w:val="26"/>
+          <w:szCs w:val="26"/>
+          <w:lang w:val="en-US"/>
+        </w:rPr>
+      </w:pPr>
+      <w:r>
+        <w:rPr>
+          <w:rFonts w:asciiTheme="majorHAnsi" w:hAnsiTheme="majorHAnsi" w:cstheme="majorHAnsi"/>
+          <w:sz w:val="26"/>
+          <w:szCs w:val="26"/>
+          <w:lang w:val="en-US"/>
+        </w:rPr>
+        <w:t xml:space="preserve">            sqlCmd.CommandText = "update SinhVien set TenSV=N'" + tenSV + "', GioiTinh=N'" + gioiTinh + "', NgaySinh=Cast('" + ngaySinh + "' as Datetime), QueQuan=N'" + queQuan + "', MaLop= '" + maLop + "' where MaSV='" + maSV + "'";</w:t>
+      </w:r>
+    </w:p>
+    <w:p>
+      <w:pPr>
+        <w:rPr>
+          <w:rFonts w:asciiTheme="majorHAnsi" w:hAnsiTheme="majorHAnsi" w:cstheme="majorHAnsi"/>
+          <w:sz w:val="26"/>
+          <w:szCs w:val="26"/>
+          <w:lang w:val="en-US"/>
+        </w:rPr>
+      </w:pPr>
+      <w:r>
+        <w:rPr>
+          <w:rFonts w:asciiTheme="majorHAnsi" w:hAnsiTheme="majorHAnsi" w:cstheme="majorHAnsi"/>
+          <w:sz w:val="26"/>
+          <w:szCs w:val="26"/>
+          <w:lang w:val="en-US"/>
+        </w:rPr>
+        <w:t xml:space="preserve">            sqlCmd.Connection = sqlCon;</w:t>
+      </w:r>
+    </w:p>
+    <w:p>
+      <w:pPr>
+        <w:rPr>
+          <w:rFonts w:asciiTheme="majorHAnsi" w:hAnsiTheme="majorHAnsi" w:cstheme="majorHAnsi"/>
+          <w:sz w:val="26"/>
+          <w:szCs w:val="26"/>
+          <w:lang w:val="en-US"/>
+        </w:rPr>
+      </w:pPr>
+      <w:r>
+        <w:rPr>
+          <w:rFonts w:asciiTheme="majorHAnsi" w:hAnsiTheme="majorHAnsi" w:cstheme="majorHAnsi"/>
+          <w:sz w:val="26"/>
+          <w:szCs w:val="26"/>
+          <w:lang w:val="en-US"/>
+        </w:rPr>
+        <w:t xml:space="preserve">            int kq = sqlCmd.ExecuteNonQuery();</w:t>
+      </w:r>
+    </w:p>
+    <w:p>
+      <w:pPr>
+        <w:rPr>
+          <w:rFonts w:asciiTheme="majorHAnsi" w:hAnsiTheme="majorHAnsi" w:cstheme="majorHAnsi"/>
+          <w:sz w:val="26"/>
+          <w:szCs w:val="26"/>
+          <w:lang w:val="en-US"/>
+        </w:rPr>
+      </w:pPr>
+      <w:r>
+        <w:rPr>
+          <w:rFonts w:asciiTheme="majorHAnsi" w:hAnsiTheme="majorHAnsi" w:cstheme="majorHAnsi"/>
+          <w:sz w:val="26"/>
+          <w:szCs w:val="26"/>
+          <w:lang w:val="en-US"/>
+        </w:rPr>
+        <w:t xml:space="preserve">            if (kq &gt; 0)</w:t>
+      </w:r>
+    </w:p>
+    <w:p>
+      <w:pPr>
+        <w:rPr>
+          <w:rFonts w:asciiTheme="majorHAnsi" w:hAnsiTheme="majorHAnsi" w:cstheme="majorHAnsi"/>
+          <w:sz w:val="26"/>
+          <w:szCs w:val="26"/>
+          <w:lang w:val="en-US"/>
+        </w:rPr>
+      </w:pPr>
+      <w:r>
+        <w:rPr>
+          <w:rFonts w:asciiTheme="majorHAnsi" w:hAnsiTheme="majorHAnsi" w:cstheme="majorHAnsi"/>
+          <w:sz w:val="26"/>
+          <w:szCs w:val="26"/>
+          <w:lang w:val="en-US"/>
+        </w:rPr>
+        <w:t xml:space="preserve">            {</w:t>
+      </w:r>
+    </w:p>
+    <w:p>
+      <w:pPr>
+        <w:rPr>
+          <w:rFonts w:asciiTheme="majorHAnsi" w:hAnsiTheme="majorHAnsi" w:cstheme="majorHAnsi"/>
+          <w:sz w:val="26"/>
+          <w:szCs w:val="26"/>
+          <w:lang w:val="en-US"/>
+        </w:rPr>
+      </w:pPr>
+      <w:r>
+        <w:rPr>
+          <w:rFonts w:asciiTheme="majorHAnsi" w:hAnsiTheme="majorHAnsi" w:cstheme="majorHAnsi"/>
+          <w:sz w:val="26"/>
+          <w:szCs w:val="26"/>
+          <w:lang w:val="en-US"/>
+        </w:rPr>
+        <w:t xml:space="preserve">                MessageBox.Show("Cập nhật thành công!");</w:t>
+      </w:r>
+    </w:p>
+    <w:p>
+      <w:pPr>
+        <w:rPr>
+          <w:rFonts w:asciiTheme="majorHAnsi" w:hAnsiTheme="majorHAnsi" w:cstheme="majorHAnsi"/>
+          <w:sz w:val="26"/>
+          <w:szCs w:val="26"/>
+          <w:lang w:val="en-US"/>
+        </w:rPr>
+      </w:pPr>
+      <w:r>
+        <w:rPr>
+          <w:rFonts w:asciiTheme="majorHAnsi" w:hAnsiTheme="majorHAnsi" w:cstheme="majorHAnsi"/>
+          <w:sz w:val="26"/>
+          <w:szCs w:val="26"/>
+          <w:lang w:val="en-US"/>
+        </w:rPr>
+        <w:t xml:space="preserve">                HienThiDSinhVienTheoLop(maLop);</w:t>
+      </w:r>
+    </w:p>
+    <w:p>
+      <w:pPr>
+        <w:rPr>
+          <w:rFonts w:asciiTheme="majorHAnsi" w:hAnsiTheme="majorHAnsi" w:cstheme="majorHAnsi"/>
+          <w:sz w:val="26"/>
+          <w:szCs w:val="26"/>
+          <w:lang w:val="en-US"/>
+        </w:rPr>
+      </w:pPr>
+      <w:r>
+        <w:rPr>
+          <w:rFonts w:asciiTheme="majorHAnsi" w:hAnsiTheme="majorHAnsi" w:cstheme="majorHAnsi"/>
+          <w:sz w:val="26"/>
+          <w:szCs w:val="26"/>
+          <w:lang w:val="en-US"/>
+        </w:rPr>
+        <w:t xml:space="preserve">            }</w:t>
+      </w:r>
+    </w:p>
+    <w:p>
+      <w:pPr>
+        <w:rPr>
+          <w:rFonts w:asciiTheme="majorHAnsi" w:hAnsiTheme="majorHAnsi" w:cstheme="majorHAnsi"/>
+          <w:sz w:val="26"/>
+          <w:szCs w:val="26"/>
+          <w:lang w:val="en-US"/>
+        </w:rPr>
+      </w:pPr>
+      <w:r>
+        <w:rPr>
+          <w:rFonts w:asciiTheme="majorHAnsi" w:hAnsiTheme="majorHAnsi" w:cstheme="majorHAnsi"/>
+          <w:sz w:val="26"/>
+          <w:szCs w:val="26"/>
+          <w:lang w:val="en-US"/>
+        </w:rPr>
+        <w:t xml:space="preserve">            else</w:t>
+      </w:r>
+    </w:p>
+    <w:p>
+      <w:pPr>
+        <w:rPr>
+          <w:rFonts w:asciiTheme="majorHAnsi" w:hAnsiTheme="majorHAnsi" w:cstheme="majorHAnsi"/>
+          <w:sz w:val="26"/>
+          <w:szCs w:val="26"/>
+          <w:lang w:val="en-US"/>
+        </w:rPr>
+      </w:pPr>
+      <w:r>
+        <w:rPr>
+          <w:rFonts w:asciiTheme="majorHAnsi" w:hAnsiTheme="majorHAnsi" w:cstheme="majorHAnsi"/>
+          <w:sz w:val="26"/>
+          <w:szCs w:val="26"/>
+          <w:lang w:val="en-US"/>
+        </w:rPr>
+        <w:t xml:space="preserve">            {</w:t>
+      </w:r>
+    </w:p>
+    <w:p>
+      <w:pPr>
+        <w:rPr>
+          <w:rFonts w:asciiTheme="majorHAnsi" w:hAnsiTheme="majorHAnsi" w:cstheme="majorHAnsi"/>
+          <w:sz w:val="26"/>
+          <w:szCs w:val="26"/>
+          <w:lang w:val="en-US"/>
+        </w:rPr>
+      </w:pPr>
+      <w:r>
+        <w:rPr>
+          <w:rFonts w:asciiTheme="majorHAnsi" w:hAnsiTheme="majorHAnsi" w:cstheme="majorHAnsi"/>
+          <w:sz w:val="26"/>
+          <w:szCs w:val="26"/>
+          <w:lang w:val="en-US"/>
+        </w:rPr>
+        <w:t xml:space="preserve">                MessageBox.Show("Cập nhật không thành công");</w:t>
+      </w:r>
+    </w:p>
+    <w:p>
+      <w:pPr>
+        <w:rPr>
+          <w:rFonts w:asciiTheme="majorHAnsi" w:hAnsiTheme="majorHAnsi" w:cstheme="majorHAnsi"/>
+          <w:sz w:val="26"/>
+          <w:szCs w:val="26"/>
+          <w:lang w:val="en-US"/>
+        </w:rPr>
+      </w:pPr>
+      <w:r>
+        <w:rPr>
+          <w:rFonts w:asciiTheme="majorHAnsi" w:hAnsiTheme="majorHAnsi" w:cstheme="majorHAnsi"/>
+          <w:sz w:val="26"/>
+          <w:szCs w:val="26"/>
+          <w:lang w:val="en-US"/>
+        </w:rPr>
+        <w:t xml:space="preserve">            }</w:t>
+      </w:r>
+    </w:p>
+    <w:p>
+      <w:pPr>
+        <w:rPr>
+          <w:rFonts w:asciiTheme="majorHAnsi" w:hAnsiTheme="majorHAnsi" w:cstheme="majorHAnsi"/>
+          <w:sz w:val="26"/>
+          <w:szCs w:val="26"/>
+          <w:lang w:val="en-US"/>
+        </w:rPr>
+      </w:pPr>
+    </w:p>
+    <w:p>
+      <w:pPr>
+        <w:rPr>
+          <w:rFonts w:asciiTheme="majorHAnsi" w:hAnsiTheme="majorHAnsi" w:cstheme="majorHAnsi"/>
+          <w:sz w:val="26"/>
+          <w:szCs w:val="26"/>
+          <w:lang w:val="en-US"/>
+        </w:rPr>
+      </w:pPr>
+      <w:r>
+        <w:rPr>
+          <w:rFonts w:asciiTheme="majorHAnsi" w:hAnsiTheme="majorHAnsi" w:cstheme="majorHAnsi"/>
+          <w:sz w:val="26"/>
+          <w:szCs w:val="26"/>
+          <w:lang w:val="en-US"/>
+        </w:rPr>
+        <w:t xml:space="preserve">            txtMaSV.Text = txtTenSV.Text = txtQueQuan.Text = txtMaLop.Text = "";</w:t>
+      </w:r>
+    </w:p>
+    <w:p>
+      <w:pPr>
+        <w:rPr>
+          <w:rFonts w:asciiTheme="majorHAnsi" w:hAnsiTheme="majorHAnsi" w:cstheme="majorHAnsi"/>
+          <w:sz w:val="26"/>
+          <w:szCs w:val="26"/>
+          <w:lang w:val="en-US"/>
+        </w:rPr>
+      </w:pPr>
+      <w:r>
+        <w:rPr>
+          <w:rFonts w:asciiTheme="majorHAnsi" w:hAnsiTheme="majorHAnsi" w:cstheme="majorHAnsi"/>
+          <w:sz w:val="26"/>
+          <w:szCs w:val="26"/>
+          <w:lang w:val="en-US"/>
+        </w:rPr>
+        <w:t xml:space="preserve">            cbGioiTinh.Text = "";</w:t>
+      </w:r>
+    </w:p>
+    <w:p>
+      <w:pPr>
+        <w:rPr>
+          <w:rFonts w:asciiTheme="majorHAnsi" w:hAnsiTheme="majorHAnsi" w:cstheme="majorHAnsi"/>
+          <w:sz w:val="26"/>
+          <w:szCs w:val="26"/>
+          <w:lang w:val="en-US"/>
+        </w:rPr>
+      </w:pPr>
+      <w:r>
+        <w:rPr>
+          <w:rFonts w:asciiTheme="majorHAnsi" w:hAnsiTheme="majorHAnsi" w:cstheme="majorHAnsi"/>
+          <w:sz w:val="26"/>
+          <w:szCs w:val="26"/>
+          <w:lang w:val="en-US"/>
+        </w:rPr>
+        <w:t xml:space="preserve">        }</w:t>
+      </w:r>
+    </w:p>
+    <w:p>
+      <w:pPr>
+        <w:rPr>
+          <w:rFonts w:asciiTheme="majorHAnsi" w:hAnsiTheme="majorHAnsi" w:cstheme="majorHAnsi"/>
+          <w:sz w:val="26"/>
+          <w:szCs w:val="26"/>
+          <w:lang w:val="en-US"/>
+        </w:rPr>
+      </w:pPr>
+      <w:r>
+        <w:rPr>
+          <w:rFonts w:asciiTheme="majorHAnsi" w:hAnsiTheme="majorHAnsi" w:cstheme="majorHAnsi"/>
+          <w:sz w:val="26"/>
+          <w:szCs w:val="26"/>
+          <w:lang w:val="en-US"/>
+        </w:rPr>
+        <w:t xml:space="preserve">    }</w:t>
+      </w:r>
+    </w:p>
+    <w:p>
+      <w:pPr>
+        <w:rPr>
+          <w:rFonts w:asciiTheme="majorHAnsi" w:hAnsiTheme="majorHAnsi" w:cstheme="majorHAnsi"/>
+          <w:sz w:val="26"/>
+          <w:szCs w:val="26"/>
+          <w:lang w:val="en-US"/>
+        </w:rPr>
+      </w:pPr>
+      <w:r>
+        <w:rPr>
+          <w:rFonts w:asciiTheme="majorHAnsi" w:hAnsiTheme="majorHAnsi" w:cstheme="majorHAnsi"/>
+          <w:sz w:val="26"/>
+          <w:szCs w:val="26"/>
+          <w:lang w:val="en-US"/>
+        </w:rPr>
+        <w:t>}</w:t>
+      </w:r>
+    </w:p>
+    <w:p>
+      <w:pPr>
+        <w:rPr>
+          <w:rFonts w:asciiTheme="majorHAnsi" w:hAnsiTheme="majorHAnsi" w:cstheme="majorHAnsi"/>
           <w:b/>
           <w:bCs/>
-        </w:rPr>
-      </w:pPr>
-      <w:r>
-        <w:rPr>
+          <w:sz w:val="26"/>
+          <w:szCs w:val="26"/>
+          <w:lang w:val="en-US"/>
+        </w:rPr>
+      </w:pPr>
+      <w:r>
+        <w:rPr>
+          <w:rFonts w:asciiTheme="majorHAnsi" w:hAnsiTheme="majorHAnsi" w:cstheme="majorHAnsi"/>
           <w:b/>
           <w:bCs/>
-        </w:rPr>
-        <w:t>Áp dụng 2: Sửa dữ liệu có dùng Parameter.</w:t>
-      </w:r>
-    </w:p>
-    <w:p>
-      <w:r>
+          <w:noProof/>
+          <w:sz w:val="26"/>
+          <w:szCs w:val="26"/>
+          <w:lang w:val="en-US"/>
+        </w:rPr>
         <w:lastRenderedPageBreak/>
-        <w:t>Cũng sửa dữ liệu cho 1 sinh viên vào bảng SinhVien như ví dụ trên. Tuy nhiên,</w:t>
-      </w:r>
-    </w:p>
-    <w:p>
-      <w:r>
-        <w:t>trong chương trình có sử dụng các Parameter.</w:t>
-      </w:r>
-    </w:p>
-    <w:p>
-      <w:pPr>
-        <w:rPr>
+        <w:drawing>
+          <wp:inline distT="0" distB="0" distL="0" distR="0" wp14:anchorId="436F3F26" wp14:editId="1DD66BF3">
+            <wp:extent cx="5731510" cy="3368675"/>
+            <wp:effectExtent l="0" t="0" r="2540" b="3175"/>
+            <wp:docPr id="15" name="Hình ảnh 15"/>
+            <wp:cNvGraphicFramePr>
+              <a:graphicFrameLocks xmlns:a="http://schemas.openxmlformats.org/drawingml/2006/main" noChangeAspect="1"/>
+            </wp:cNvGraphicFramePr>
+            <a:graphic xmlns:a="http://schemas.openxmlformats.org/drawingml/2006/main">
+              <a:graphicData uri="http://schemas.openxmlformats.org/drawingml/2006/picture">
+                <pic:pic xmlns:pic="http://schemas.openxmlformats.org/drawingml/2006/picture">
+                  <pic:nvPicPr>
+                    <pic:cNvPr id="1" name=""/>
+                    <pic:cNvPicPr/>
+                  </pic:nvPicPr>
+                  <pic:blipFill>
+                    <a:blip r:embed="rId8"/>
+                    <a:stretch>
+                      <a:fillRect/>
+                    </a:stretch>
+                  </pic:blipFill>
+                  <pic:spPr>
+                    <a:xfrm>
+                      <a:off x="0" y="0"/>
+                      <a:ext cx="5731510" cy="3368675"/>
+                    </a:xfrm>
+                    <a:prstGeom prst="rect">
+                      <a:avLst/>
+                    </a:prstGeom>
+                  </pic:spPr>
+                </pic:pic>
+              </a:graphicData>
+            </a:graphic>
+          </wp:inline>
+        </w:drawing>
+      </w:r>
+    </w:p>
+    <w:p>
+      <w:pPr>
+        <w:rPr>
+          <w:rFonts w:asciiTheme="majorHAnsi" w:hAnsiTheme="majorHAnsi" w:cstheme="majorHAnsi"/>
           <w:b/>
           <w:bCs/>
-        </w:rPr>
-      </w:pPr>
-      <w:r>
-        <w:rPr>
+          <w:sz w:val="26"/>
+          <w:szCs w:val="26"/>
+          <w:lang w:val="en-US"/>
+        </w:rPr>
+      </w:pPr>
+      <w:r>
+        <w:rPr>
+          <w:rFonts w:asciiTheme="majorHAnsi" w:hAnsiTheme="majorHAnsi" w:cstheme="majorHAnsi"/>
           <w:b/>
           <w:bCs/>
-        </w:rPr>
-        <w:t>Thực hành 4: Xóa dữ liệu không dùng Parameter.</w:t>
-      </w:r>
-    </w:p>
-    <w:p>
-      <w:r>
-        <w:t>− Sử dụng hàm ExecuteNonQuery để thực hiện xóa dữ liệu.</w:t>
-      </w:r>
-    </w:p>
-    <w:p>
-      <w:r>
-        <w:t>− Ví dụ: xóa dữ liệu của 1 sinh viên trong bảng SinhVien.</w:t>
-      </w:r>
-    </w:p>
-    <w:p/>
-    <w:p>
-      <w:pPr>
-        <w:rPr>
+          <w:noProof/>
+          <w:sz w:val="26"/>
+          <w:szCs w:val="26"/>
+          <w:lang w:val="en-US"/>
+        </w:rPr>
+        <w:drawing>
+          <wp:inline distT="0" distB="0" distL="0" distR="0" wp14:anchorId="45F80645" wp14:editId="5715595C">
+            <wp:extent cx="5731510" cy="3054350"/>
+            <wp:effectExtent l="0" t="0" r="2540" b="0"/>
+            <wp:docPr id="16" name="Hình ảnh 16"/>
+            <wp:cNvGraphicFramePr>
+              <a:graphicFrameLocks xmlns:a="http://schemas.openxmlformats.org/drawingml/2006/main" noChangeAspect="1"/>
+            </wp:cNvGraphicFramePr>
+            <a:graphic xmlns:a="http://schemas.openxmlformats.org/drawingml/2006/main">
+              <a:graphicData uri="http://schemas.openxmlformats.org/drawingml/2006/picture">
+                <pic:pic xmlns:pic="http://schemas.openxmlformats.org/drawingml/2006/picture">
+                  <pic:nvPicPr>
+                    <pic:cNvPr id="1" name=""/>
+                    <pic:cNvPicPr/>
+                  </pic:nvPicPr>
+                  <pic:blipFill>
+                    <a:blip r:embed="rId9"/>
+                    <a:stretch>
+                      <a:fillRect/>
+                    </a:stretch>
+                  </pic:blipFill>
+                  <pic:spPr>
+                    <a:xfrm>
+                      <a:off x="0" y="0"/>
+                      <a:ext cx="5731510" cy="3054350"/>
+                    </a:xfrm>
+                    <a:prstGeom prst="rect">
+                      <a:avLst/>
+                    </a:prstGeom>
+                  </pic:spPr>
+                </pic:pic>
+              </a:graphicData>
+            </a:graphic>
+          </wp:inline>
+        </w:drawing>
+      </w:r>
+    </w:p>
+    <w:p>
+      <w:pPr>
+        <w:rPr>
+          <w:rFonts w:asciiTheme="majorHAnsi" w:hAnsiTheme="majorHAnsi" w:cstheme="majorHAnsi"/>
           <w:b/>
           <w:bCs/>
-        </w:rPr>
-      </w:pPr>
-      <w:r>
-        <w:rPr>
+          <w:sz w:val="26"/>
+          <w:szCs w:val="26"/>
+          <w:lang w:val="en-US"/>
+        </w:rPr>
+      </w:pPr>
+      <w:r>
+        <w:rPr>
+          <w:rFonts w:asciiTheme="majorHAnsi" w:hAnsiTheme="majorHAnsi" w:cstheme="majorHAnsi"/>
           <w:b/>
           <w:bCs/>
-        </w:rPr>
-        <w:t>Áp dụng 3: Xóa dữ liệu có dùng Parameter.</w:t>
-      </w:r>
-    </w:p>
-    <w:p>
-      <w:r>
-        <w:t>Cũng xóa dữ liệu của 1 sinh viên trong bảng SinhVien như ví dụ trên. Tuy nhiên,</w:t>
-      </w:r>
-    </w:p>
-    <w:p>
-      <w:r>
-        <w:t>trong chương trình có sử dụng các Parameter.</w:t>
-      </w:r>
-      <w:bookmarkEnd w:id="0"/>
-    </w:p>
+          <w:noProof/>
+          <w:sz w:val="26"/>
+          <w:szCs w:val="26"/>
+          <w:lang w:val="en-US"/>
+        </w:rPr>
+        <w:lastRenderedPageBreak/>
+        <w:drawing>
+          <wp:inline distT="0" distB="0" distL="0" distR="0" wp14:anchorId="69120585" wp14:editId="736ABD1E">
+            <wp:extent cx="5731510" cy="3366135"/>
+            <wp:effectExtent l="0" t="0" r="2540" b="5715"/>
+            <wp:docPr id="17" name="Hình ảnh 17"/>
+            <wp:cNvGraphicFramePr>
+              <a:graphicFrameLocks xmlns:a="http://schemas.openxmlformats.org/drawingml/2006/main" noChangeAspect="1"/>
+            </wp:cNvGraphicFramePr>
+            <a:graphic xmlns:a="http://schemas.openxmlformats.org/drawingml/2006/main">
+              <a:graphicData uri="http://schemas.openxmlformats.org/drawingml/2006/picture">
+                <pic:pic xmlns:pic="http://schemas.openxmlformats.org/drawingml/2006/picture">
+                  <pic:nvPicPr>
+                    <pic:cNvPr id="1" name=""/>
+                    <pic:cNvPicPr/>
+                  </pic:nvPicPr>
+                  <pic:blipFill>
+                    <a:blip r:embed="rId10"/>
+                    <a:stretch>
+                      <a:fillRect/>
+                    </a:stretch>
+                  </pic:blipFill>
+                  <pic:spPr>
+                    <a:xfrm>
+                      <a:off x="0" y="0"/>
+                      <a:ext cx="5731510" cy="3366135"/>
+                    </a:xfrm>
+                    <a:prstGeom prst="rect">
+                      <a:avLst/>
+                    </a:prstGeom>
+                  </pic:spPr>
+                </pic:pic>
+              </a:graphicData>
+            </a:graphic>
+          </wp:inline>
+        </w:drawing>
+      </w:r>
+    </w:p>
+    <w:p>
+      <w:pPr>
+        <w:rPr>
+          <w:rFonts w:asciiTheme="majorHAnsi" w:hAnsiTheme="majorHAnsi" w:cstheme="majorHAnsi"/>
+          <w:sz w:val="26"/>
+          <w:szCs w:val="26"/>
+          <w:lang w:val="en-US"/>
+        </w:rPr>
+      </w:pPr>
+    </w:p>
+    <w:p>
+      <w:pPr>
+        <w:rPr>
+          <w:rFonts w:asciiTheme="majorHAnsi" w:hAnsiTheme="majorHAnsi" w:cstheme="majorHAnsi"/>
+          <w:b/>
+          <w:bCs/>
+          <w:sz w:val="26"/>
+          <w:szCs w:val="26"/>
+          <w:lang w:val="en-US"/>
+        </w:rPr>
+      </w:pPr>
+      <w:r>
+        <w:rPr>
+          <w:rFonts w:asciiTheme="majorHAnsi" w:hAnsiTheme="majorHAnsi" w:cstheme="majorHAnsi"/>
+          <w:b/>
+          <w:bCs/>
+          <w:sz w:val="26"/>
+          <w:szCs w:val="26"/>
+          <w:lang w:val="en-US"/>
+        </w:rPr>
+        <w:t>Thực hành 4: Xóa dữ liệu không dùng Parameter:</w:t>
+      </w:r>
+    </w:p>
+    <w:p>
+      <w:pPr>
+        <w:rPr>
+          <w:rFonts w:asciiTheme="majorHAnsi" w:hAnsiTheme="majorHAnsi" w:cstheme="majorHAnsi"/>
+          <w:b/>
+          <w:bCs/>
+          <w:sz w:val="26"/>
+          <w:szCs w:val="26"/>
+          <w:lang w:val="en-US"/>
+        </w:rPr>
+      </w:pPr>
+      <w:r>
+        <w:rPr>
+          <w:rFonts w:asciiTheme="majorHAnsi" w:hAnsiTheme="majorHAnsi" w:cstheme="majorHAnsi"/>
+          <w:b/>
+          <w:bCs/>
+          <w:sz w:val="26"/>
+          <w:szCs w:val="26"/>
+          <w:lang w:val="en-US"/>
+        </w:rPr>
+        <w:t>Form3.cs :</w:t>
+      </w:r>
+    </w:p>
+    <w:p>
+      <w:pPr>
+        <w:rPr>
+          <w:rFonts w:asciiTheme="majorHAnsi" w:hAnsiTheme="majorHAnsi" w:cstheme="majorHAnsi"/>
+          <w:sz w:val="26"/>
+          <w:szCs w:val="26"/>
+          <w:lang w:val="en-US"/>
+        </w:rPr>
+      </w:pPr>
+      <w:r>
+        <w:rPr>
+          <w:rFonts w:asciiTheme="majorHAnsi" w:hAnsiTheme="majorHAnsi" w:cstheme="majorHAnsi"/>
+          <w:sz w:val="26"/>
+          <w:szCs w:val="26"/>
+          <w:lang w:val="en-US"/>
+        </w:rPr>
+        <w:t>using System;</w:t>
+      </w:r>
+    </w:p>
+    <w:p>
+      <w:pPr>
+        <w:rPr>
+          <w:rFonts w:asciiTheme="majorHAnsi" w:hAnsiTheme="majorHAnsi" w:cstheme="majorHAnsi"/>
+          <w:sz w:val="26"/>
+          <w:szCs w:val="26"/>
+          <w:lang w:val="en-US"/>
+        </w:rPr>
+      </w:pPr>
+      <w:r>
+        <w:rPr>
+          <w:rFonts w:asciiTheme="majorHAnsi" w:hAnsiTheme="majorHAnsi" w:cstheme="majorHAnsi"/>
+          <w:sz w:val="26"/>
+          <w:szCs w:val="26"/>
+          <w:lang w:val="en-US"/>
+        </w:rPr>
+        <w:t>using System.Data;</w:t>
+      </w:r>
+    </w:p>
+    <w:p>
+      <w:pPr>
+        <w:rPr>
+          <w:rFonts w:asciiTheme="majorHAnsi" w:hAnsiTheme="majorHAnsi" w:cstheme="majorHAnsi"/>
+          <w:sz w:val="26"/>
+          <w:szCs w:val="26"/>
+          <w:lang w:val="en-US"/>
+        </w:rPr>
+      </w:pPr>
+      <w:r>
+        <w:rPr>
+          <w:rFonts w:asciiTheme="majorHAnsi" w:hAnsiTheme="majorHAnsi" w:cstheme="majorHAnsi"/>
+          <w:sz w:val="26"/>
+          <w:szCs w:val="26"/>
+          <w:lang w:val="en-US"/>
+        </w:rPr>
+        <w:t>using System.Data.SqlClient;</w:t>
+      </w:r>
+    </w:p>
+    <w:p>
+      <w:pPr>
+        <w:rPr>
+          <w:rFonts w:asciiTheme="majorHAnsi" w:hAnsiTheme="majorHAnsi" w:cstheme="majorHAnsi"/>
+          <w:sz w:val="26"/>
+          <w:szCs w:val="26"/>
+          <w:lang w:val="en-US"/>
+        </w:rPr>
+      </w:pPr>
+      <w:r>
+        <w:rPr>
+          <w:rFonts w:asciiTheme="majorHAnsi" w:hAnsiTheme="majorHAnsi" w:cstheme="majorHAnsi"/>
+          <w:sz w:val="26"/>
+          <w:szCs w:val="26"/>
+          <w:lang w:val="en-US"/>
+        </w:rPr>
+        <w:t>using System.Windows.Forms;</w:t>
+      </w:r>
+    </w:p>
+    <w:p>
+      <w:pPr>
+        <w:rPr>
+          <w:rFonts w:asciiTheme="majorHAnsi" w:hAnsiTheme="majorHAnsi" w:cstheme="majorHAnsi"/>
+          <w:sz w:val="26"/>
+          <w:szCs w:val="26"/>
+          <w:lang w:val="en-US"/>
+        </w:rPr>
+      </w:pPr>
+    </w:p>
+    <w:p>
+      <w:pPr>
+        <w:rPr>
+          <w:rFonts w:asciiTheme="majorHAnsi" w:hAnsiTheme="majorHAnsi" w:cstheme="majorHAnsi"/>
+          <w:sz w:val="26"/>
+          <w:szCs w:val="26"/>
+          <w:lang w:val="en-US"/>
+        </w:rPr>
+      </w:pPr>
+      <w:r>
+        <w:rPr>
+          <w:rFonts w:asciiTheme="majorHAnsi" w:hAnsiTheme="majorHAnsi" w:cstheme="majorHAnsi"/>
+          <w:sz w:val="26"/>
+          <w:szCs w:val="26"/>
+          <w:lang w:val="en-US"/>
+        </w:rPr>
+        <w:t>namespace _1150080059_LTB7</w:t>
+      </w:r>
+    </w:p>
+    <w:p>
+      <w:pPr>
+        <w:rPr>
+          <w:rFonts w:asciiTheme="majorHAnsi" w:hAnsiTheme="majorHAnsi" w:cstheme="majorHAnsi"/>
+          <w:sz w:val="26"/>
+          <w:szCs w:val="26"/>
+          <w:lang w:val="en-US"/>
+        </w:rPr>
+      </w:pPr>
+      <w:r>
+        <w:rPr>
+          <w:rFonts w:asciiTheme="majorHAnsi" w:hAnsiTheme="majorHAnsi" w:cstheme="majorHAnsi"/>
+          <w:sz w:val="26"/>
+          <w:szCs w:val="26"/>
+          <w:lang w:val="en-US"/>
+        </w:rPr>
+        <w:t>{</w:t>
+      </w:r>
+    </w:p>
+    <w:p>
+      <w:pPr>
+        <w:rPr>
+          <w:rFonts w:asciiTheme="majorHAnsi" w:hAnsiTheme="majorHAnsi" w:cstheme="majorHAnsi"/>
+          <w:sz w:val="26"/>
+          <w:szCs w:val="26"/>
+          <w:lang w:val="en-US"/>
+        </w:rPr>
+      </w:pPr>
+      <w:r>
+        <w:rPr>
+          <w:rFonts w:asciiTheme="majorHAnsi" w:hAnsiTheme="majorHAnsi" w:cstheme="majorHAnsi"/>
+          <w:sz w:val="26"/>
+          <w:szCs w:val="26"/>
+          <w:lang w:val="en-US"/>
+        </w:rPr>
+        <w:t xml:space="preserve">    public partial class Form3 : Form</w:t>
+      </w:r>
+    </w:p>
+    <w:p>
+      <w:pPr>
+        <w:rPr>
+          <w:rFonts w:asciiTheme="majorHAnsi" w:hAnsiTheme="majorHAnsi" w:cstheme="majorHAnsi"/>
+          <w:sz w:val="26"/>
+          <w:szCs w:val="26"/>
+          <w:lang w:val="en-US"/>
+        </w:rPr>
+      </w:pPr>
+      <w:r>
+        <w:rPr>
+          <w:rFonts w:asciiTheme="majorHAnsi" w:hAnsiTheme="majorHAnsi" w:cstheme="majorHAnsi"/>
+          <w:sz w:val="26"/>
+          <w:szCs w:val="26"/>
+          <w:lang w:val="en-US"/>
+        </w:rPr>
+        <w:t xml:space="preserve">    {</w:t>
+      </w:r>
+    </w:p>
+    <w:p>
+      <w:pPr>
+        <w:rPr>
+          <w:rFonts w:asciiTheme="majorHAnsi" w:hAnsiTheme="majorHAnsi" w:cstheme="majorHAnsi"/>
+          <w:sz w:val="26"/>
+          <w:szCs w:val="26"/>
+          <w:lang w:val="en-US"/>
+        </w:rPr>
+      </w:pPr>
+      <w:r>
+        <w:rPr>
+          <w:rFonts w:asciiTheme="majorHAnsi" w:hAnsiTheme="majorHAnsi" w:cstheme="majorHAnsi"/>
+          <w:sz w:val="26"/>
+          <w:szCs w:val="26"/>
+          <w:lang w:val="en-US"/>
+        </w:rPr>
+        <w:t xml:space="preserve">        public Form3()</w:t>
+      </w:r>
+    </w:p>
+    <w:p>
+      <w:pPr>
+        <w:rPr>
+          <w:rFonts w:asciiTheme="majorHAnsi" w:hAnsiTheme="majorHAnsi" w:cstheme="majorHAnsi"/>
+          <w:sz w:val="26"/>
+          <w:szCs w:val="26"/>
+          <w:lang w:val="en-US"/>
+        </w:rPr>
+      </w:pPr>
+      <w:r>
+        <w:rPr>
+          <w:rFonts w:asciiTheme="majorHAnsi" w:hAnsiTheme="majorHAnsi" w:cstheme="majorHAnsi"/>
+          <w:sz w:val="26"/>
+          <w:szCs w:val="26"/>
+          <w:lang w:val="en-US"/>
+        </w:rPr>
+        <w:t xml:space="preserve">        {</w:t>
+      </w:r>
+    </w:p>
+    <w:p>
+      <w:pPr>
+        <w:rPr>
+          <w:rFonts w:asciiTheme="majorHAnsi" w:hAnsiTheme="majorHAnsi" w:cstheme="majorHAnsi"/>
+          <w:sz w:val="26"/>
+          <w:szCs w:val="26"/>
+          <w:lang w:val="en-US"/>
+        </w:rPr>
+      </w:pPr>
+      <w:r>
+        <w:rPr>
+          <w:rFonts w:asciiTheme="majorHAnsi" w:hAnsiTheme="majorHAnsi" w:cstheme="majorHAnsi"/>
+          <w:sz w:val="26"/>
+          <w:szCs w:val="26"/>
+          <w:lang w:val="en-US"/>
+        </w:rPr>
+        <w:t xml:space="preserve">            InitializeComponent();</w:t>
+      </w:r>
+    </w:p>
+    <w:p>
+      <w:pPr>
+        <w:rPr>
+          <w:rFonts w:asciiTheme="majorHAnsi" w:hAnsiTheme="majorHAnsi" w:cstheme="majorHAnsi"/>
+          <w:sz w:val="26"/>
+          <w:szCs w:val="26"/>
+          <w:lang w:val="en-US"/>
+        </w:rPr>
+      </w:pPr>
+      <w:r>
+        <w:rPr>
+          <w:rFonts w:asciiTheme="majorHAnsi" w:hAnsiTheme="majorHAnsi" w:cstheme="majorHAnsi"/>
+          <w:sz w:val="26"/>
+          <w:szCs w:val="26"/>
+          <w:lang w:val="en-US"/>
+        </w:rPr>
+        <w:t xml:space="preserve">        }</w:t>
+      </w:r>
+    </w:p>
+    <w:p>
+      <w:pPr>
+        <w:rPr>
+          <w:rFonts w:asciiTheme="majorHAnsi" w:hAnsiTheme="majorHAnsi" w:cstheme="majorHAnsi"/>
+          <w:sz w:val="26"/>
+          <w:szCs w:val="26"/>
+          <w:lang w:val="en-US"/>
+        </w:rPr>
+      </w:pPr>
+    </w:p>
+    <w:p>
+      <w:pPr>
+        <w:rPr>
+          <w:rFonts w:asciiTheme="majorHAnsi" w:hAnsiTheme="majorHAnsi" w:cstheme="majorHAnsi"/>
+          <w:sz w:val="26"/>
+          <w:szCs w:val="26"/>
+          <w:lang w:val="en-US"/>
+        </w:rPr>
+      </w:pPr>
+      <w:r>
+        <w:rPr>
+          <w:rFonts w:asciiTheme="majorHAnsi" w:hAnsiTheme="majorHAnsi" w:cstheme="majorHAnsi"/>
+          <w:sz w:val="26"/>
+          <w:szCs w:val="26"/>
+          <w:lang w:val="en-US"/>
+        </w:rPr>
+        <w:lastRenderedPageBreak/>
+        <w:t xml:space="preserve">        // Chuoi ket noi</w:t>
+      </w:r>
+    </w:p>
+    <w:p>
+      <w:pPr>
+        <w:rPr>
+          <w:rFonts w:asciiTheme="majorHAnsi" w:hAnsiTheme="majorHAnsi" w:cstheme="majorHAnsi"/>
+          <w:sz w:val="26"/>
+          <w:szCs w:val="26"/>
+          <w:lang w:val="en-US"/>
+        </w:rPr>
+      </w:pPr>
+      <w:r>
+        <w:rPr>
+          <w:rFonts w:asciiTheme="majorHAnsi" w:hAnsiTheme="majorHAnsi" w:cstheme="majorHAnsi"/>
+          <w:sz w:val="26"/>
+          <w:szCs w:val="26"/>
+          <w:lang w:val="en-US"/>
+        </w:rPr>
+        <w:t xml:space="preserve">        string strCon = @"Data Source=DESKTOP-AHL97Q6\SQL;Initial Catalog=DBConnect;Integrated Security=True";</w:t>
+      </w:r>
+    </w:p>
+    <w:p>
+      <w:pPr>
+        <w:rPr>
+          <w:rFonts w:asciiTheme="majorHAnsi" w:hAnsiTheme="majorHAnsi" w:cstheme="majorHAnsi"/>
+          <w:sz w:val="26"/>
+          <w:szCs w:val="26"/>
+          <w:lang w:val="en-US"/>
+        </w:rPr>
+      </w:pPr>
+    </w:p>
+    <w:p>
+      <w:pPr>
+        <w:rPr>
+          <w:rFonts w:asciiTheme="majorHAnsi" w:hAnsiTheme="majorHAnsi" w:cstheme="majorHAnsi"/>
+          <w:sz w:val="26"/>
+          <w:szCs w:val="26"/>
+          <w:lang w:val="en-US"/>
+        </w:rPr>
+      </w:pPr>
+      <w:r>
+        <w:rPr>
+          <w:rFonts w:asciiTheme="majorHAnsi" w:hAnsiTheme="majorHAnsi" w:cstheme="majorHAnsi"/>
+          <w:sz w:val="26"/>
+          <w:szCs w:val="26"/>
+          <w:lang w:val="en-US"/>
+        </w:rPr>
+        <w:t xml:space="preserve">        // Doi tuong ket noi</w:t>
+      </w:r>
+    </w:p>
+    <w:p>
+      <w:pPr>
+        <w:rPr>
+          <w:rFonts w:asciiTheme="majorHAnsi" w:hAnsiTheme="majorHAnsi" w:cstheme="majorHAnsi"/>
+          <w:sz w:val="26"/>
+          <w:szCs w:val="26"/>
+          <w:lang w:val="en-US"/>
+        </w:rPr>
+      </w:pPr>
+      <w:r>
+        <w:rPr>
+          <w:rFonts w:asciiTheme="majorHAnsi" w:hAnsiTheme="majorHAnsi" w:cstheme="majorHAnsi"/>
+          <w:sz w:val="26"/>
+          <w:szCs w:val="26"/>
+          <w:lang w:val="en-US"/>
+        </w:rPr>
+        <w:t xml:space="preserve">        SqlConnection sqlCon = null;</w:t>
+      </w:r>
+    </w:p>
+    <w:p>
+      <w:pPr>
+        <w:rPr>
+          <w:rFonts w:asciiTheme="majorHAnsi" w:hAnsiTheme="majorHAnsi" w:cstheme="majorHAnsi"/>
+          <w:sz w:val="26"/>
+          <w:szCs w:val="26"/>
+          <w:lang w:val="en-US"/>
+        </w:rPr>
+      </w:pPr>
+    </w:p>
+    <w:p>
+      <w:pPr>
+        <w:rPr>
+          <w:rFonts w:asciiTheme="majorHAnsi" w:hAnsiTheme="majorHAnsi" w:cstheme="majorHAnsi"/>
+          <w:sz w:val="26"/>
+          <w:szCs w:val="26"/>
+          <w:lang w:val="en-US"/>
+        </w:rPr>
+      </w:pPr>
+      <w:r>
+        <w:rPr>
+          <w:rFonts w:asciiTheme="majorHAnsi" w:hAnsiTheme="majorHAnsi" w:cstheme="majorHAnsi"/>
+          <w:sz w:val="26"/>
+          <w:szCs w:val="26"/>
+          <w:lang w:val="en-US"/>
+        </w:rPr>
+        <w:t xml:space="preserve">        // Biến lưu mã sinh viên đang được chọn, khởi tạo là chuỗi rỗng</w:t>
+      </w:r>
+    </w:p>
+    <w:p>
+      <w:pPr>
+        <w:rPr>
+          <w:rFonts w:asciiTheme="majorHAnsi" w:hAnsiTheme="majorHAnsi" w:cstheme="majorHAnsi"/>
+          <w:sz w:val="26"/>
+          <w:szCs w:val="26"/>
+          <w:lang w:val="en-US"/>
+        </w:rPr>
+      </w:pPr>
+      <w:r>
+        <w:rPr>
+          <w:rFonts w:asciiTheme="majorHAnsi" w:hAnsiTheme="majorHAnsi" w:cstheme="majorHAnsi"/>
+          <w:sz w:val="26"/>
+          <w:szCs w:val="26"/>
+          <w:lang w:val="en-US"/>
+        </w:rPr>
+        <w:t xml:space="preserve">        string maSV = "";</w:t>
+      </w:r>
+    </w:p>
+    <w:p>
+      <w:pPr>
+        <w:rPr>
+          <w:rFonts w:asciiTheme="majorHAnsi" w:hAnsiTheme="majorHAnsi" w:cstheme="majorHAnsi"/>
+          <w:sz w:val="26"/>
+          <w:szCs w:val="26"/>
+          <w:lang w:val="en-US"/>
+        </w:rPr>
+      </w:pPr>
+    </w:p>
+    <w:p>
+      <w:pPr>
+        <w:rPr>
+          <w:rFonts w:asciiTheme="majorHAnsi" w:hAnsiTheme="majorHAnsi" w:cstheme="majorHAnsi"/>
+          <w:sz w:val="26"/>
+          <w:szCs w:val="26"/>
+          <w:lang w:val="en-US"/>
+        </w:rPr>
+      </w:pPr>
+      <w:r>
+        <w:rPr>
+          <w:rFonts w:asciiTheme="majorHAnsi" w:hAnsiTheme="majorHAnsi" w:cstheme="majorHAnsi"/>
+          <w:sz w:val="26"/>
+          <w:szCs w:val="26"/>
+          <w:lang w:val="en-US"/>
+        </w:rPr>
+        <w:t xml:space="preserve">        // Ham mo ket noi</w:t>
+      </w:r>
+    </w:p>
+    <w:p>
+      <w:pPr>
+        <w:rPr>
+          <w:rFonts w:asciiTheme="majorHAnsi" w:hAnsiTheme="majorHAnsi" w:cstheme="majorHAnsi"/>
+          <w:sz w:val="26"/>
+          <w:szCs w:val="26"/>
+          <w:lang w:val="en-US"/>
+        </w:rPr>
+      </w:pPr>
+      <w:r>
+        <w:rPr>
+          <w:rFonts w:asciiTheme="majorHAnsi" w:hAnsiTheme="majorHAnsi" w:cstheme="majorHAnsi"/>
+          <w:sz w:val="26"/>
+          <w:szCs w:val="26"/>
+          <w:lang w:val="en-US"/>
+        </w:rPr>
+        <w:t xml:space="preserve">        private void MoKetNoi()</w:t>
+      </w:r>
+    </w:p>
+    <w:p>
+      <w:pPr>
+        <w:rPr>
+          <w:rFonts w:asciiTheme="majorHAnsi" w:hAnsiTheme="majorHAnsi" w:cstheme="majorHAnsi"/>
+          <w:sz w:val="26"/>
+          <w:szCs w:val="26"/>
+          <w:lang w:val="en-US"/>
+        </w:rPr>
+      </w:pPr>
+      <w:r>
+        <w:rPr>
+          <w:rFonts w:asciiTheme="majorHAnsi" w:hAnsiTheme="majorHAnsi" w:cstheme="majorHAnsi"/>
+          <w:sz w:val="26"/>
+          <w:szCs w:val="26"/>
+          <w:lang w:val="en-US"/>
+        </w:rPr>
+        <w:t xml:space="preserve">        {</w:t>
+      </w:r>
+    </w:p>
+    <w:p>
+      <w:pPr>
+        <w:rPr>
+          <w:rFonts w:asciiTheme="majorHAnsi" w:hAnsiTheme="majorHAnsi" w:cstheme="majorHAnsi"/>
+          <w:sz w:val="26"/>
+          <w:szCs w:val="26"/>
+          <w:lang w:val="en-US"/>
+        </w:rPr>
+      </w:pPr>
+      <w:r>
+        <w:rPr>
+          <w:rFonts w:asciiTheme="majorHAnsi" w:hAnsiTheme="majorHAnsi" w:cstheme="majorHAnsi"/>
+          <w:sz w:val="26"/>
+          <w:szCs w:val="26"/>
+          <w:lang w:val="en-US"/>
+        </w:rPr>
+        <w:t xml:space="preserve">            if (sqlCon == null)</w:t>
+      </w:r>
+    </w:p>
+    <w:p>
+      <w:pPr>
+        <w:rPr>
+          <w:rFonts w:asciiTheme="majorHAnsi" w:hAnsiTheme="majorHAnsi" w:cstheme="majorHAnsi"/>
+          <w:sz w:val="26"/>
+          <w:szCs w:val="26"/>
+          <w:lang w:val="en-US"/>
+        </w:rPr>
+      </w:pPr>
+      <w:r>
+        <w:rPr>
+          <w:rFonts w:asciiTheme="majorHAnsi" w:hAnsiTheme="majorHAnsi" w:cstheme="majorHAnsi"/>
+          <w:sz w:val="26"/>
+          <w:szCs w:val="26"/>
+          <w:lang w:val="en-US"/>
+        </w:rPr>
+        <w:t xml:space="preserve">            {</w:t>
+      </w:r>
+    </w:p>
+    <w:p>
+      <w:pPr>
+        <w:rPr>
+          <w:rFonts w:asciiTheme="majorHAnsi" w:hAnsiTheme="majorHAnsi" w:cstheme="majorHAnsi"/>
+          <w:sz w:val="26"/>
+          <w:szCs w:val="26"/>
+          <w:lang w:val="en-US"/>
+        </w:rPr>
+      </w:pPr>
+      <w:r>
+        <w:rPr>
+          <w:rFonts w:asciiTheme="majorHAnsi" w:hAnsiTheme="majorHAnsi" w:cstheme="majorHAnsi"/>
+          <w:sz w:val="26"/>
+          <w:szCs w:val="26"/>
+          <w:lang w:val="en-US"/>
+        </w:rPr>
+        <w:t xml:space="preserve">                sqlCon = new SqlConnection(strCon);</w:t>
+      </w:r>
+    </w:p>
+    <w:p>
+      <w:pPr>
+        <w:rPr>
+          <w:rFonts w:asciiTheme="majorHAnsi" w:hAnsiTheme="majorHAnsi" w:cstheme="majorHAnsi"/>
+          <w:sz w:val="26"/>
+          <w:szCs w:val="26"/>
+          <w:lang w:val="en-US"/>
+        </w:rPr>
+      </w:pPr>
+      <w:r>
+        <w:rPr>
+          <w:rFonts w:asciiTheme="majorHAnsi" w:hAnsiTheme="majorHAnsi" w:cstheme="majorHAnsi"/>
+          <w:sz w:val="26"/>
+          <w:szCs w:val="26"/>
+          <w:lang w:val="en-US"/>
+        </w:rPr>
+        <w:t xml:space="preserve">            }</w:t>
+      </w:r>
+    </w:p>
+    <w:p>
+      <w:pPr>
+        <w:rPr>
+          <w:rFonts w:asciiTheme="majorHAnsi" w:hAnsiTheme="majorHAnsi" w:cstheme="majorHAnsi"/>
+          <w:sz w:val="26"/>
+          <w:szCs w:val="26"/>
+          <w:lang w:val="en-US"/>
+        </w:rPr>
+      </w:pPr>
+      <w:r>
+        <w:rPr>
+          <w:rFonts w:asciiTheme="majorHAnsi" w:hAnsiTheme="majorHAnsi" w:cstheme="majorHAnsi"/>
+          <w:sz w:val="26"/>
+          <w:szCs w:val="26"/>
+          <w:lang w:val="en-US"/>
+        </w:rPr>
+        <w:t xml:space="preserve">            if (sqlCon.State == ConnectionState.Closed)</w:t>
+      </w:r>
+    </w:p>
+    <w:p>
+      <w:pPr>
+        <w:rPr>
+          <w:rFonts w:asciiTheme="majorHAnsi" w:hAnsiTheme="majorHAnsi" w:cstheme="majorHAnsi"/>
+          <w:sz w:val="26"/>
+          <w:szCs w:val="26"/>
+          <w:lang w:val="en-US"/>
+        </w:rPr>
+      </w:pPr>
+      <w:r>
+        <w:rPr>
+          <w:rFonts w:asciiTheme="majorHAnsi" w:hAnsiTheme="majorHAnsi" w:cstheme="majorHAnsi"/>
+          <w:sz w:val="26"/>
+          <w:szCs w:val="26"/>
+          <w:lang w:val="en-US"/>
+        </w:rPr>
+        <w:t xml:space="preserve">            {</w:t>
+      </w:r>
+    </w:p>
+    <w:p>
+      <w:pPr>
+        <w:rPr>
+          <w:rFonts w:asciiTheme="majorHAnsi" w:hAnsiTheme="majorHAnsi" w:cstheme="majorHAnsi"/>
+          <w:sz w:val="26"/>
+          <w:szCs w:val="26"/>
+          <w:lang w:val="en-US"/>
+        </w:rPr>
+      </w:pPr>
+      <w:r>
+        <w:rPr>
+          <w:rFonts w:asciiTheme="majorHAnsi" w:hAnsiTheme="majorHAnsi" w:cstheme="majorHAnsi"/>
+          <w:sz w:val="26"/>
+          <w:szCs w:val="26"/>
+          <w:lang w:val="en-US"/>
+        </w:rPr>
+        <w:t xml:space="preserve">                sqlCon.Open();</w:t>
+      </w:r>
+    </w:p>
+    <w:p>
+      <w:pPr>
+        <w:rPr>
+          <w:rFonts w:asciiTheme="majorHAnsi" w:hAnsiTheme="majorHAnsi" w:cstheme="majorHAnsi"/>
+          <w:sz w:val="26"/>
+          <w:szCs w:val="26"/>
+          <w:lang w:val="en-US"/>
+        </w:rPr>
+      </w:pPr>
+      <w:r>
+        <w:rPr>
+          <w:rFonts w:asciiTheme="majorHAnsi" w:hAnsiTheme="majorHAnsi" w:cstheme="majorHAnsi"/>
+          <w:sz w:val="26"/>
+          <w:szCs w:val="26"/>
+          <w:lang w:val="en-US"/>
+        </w:rPr>
+        <w:t xml:space="preserve">            }</w:t>
+      </w:r>
+    </w:p>
+    <w:p>
+      <w:pPr>
+        <w:rPr>
+          <w:rFonts w:asciiTheme="majorHAnsi" w:hAnsiTheme="majorHAnsi" w:cstheme="majorHAnsi"/>
+          <w:sz w:val="26"/>
+          <w:szCs w:val="26"/>
+          <w:lang w:val="en-US"/>
+        </w:rPr>
+      </w:pPr>
+      <w:r>
+        <w:rPr>
+          <w:rFonts w:asciiTheme="majorHAnsi" w:hAnsiTheme="majorHAnsi" w:cstheme="majorHAnsi"/>
+          <w:sz w:val="26"/>
+          <w:szCs w:val="26"/>
+          <w:lang w:val="en-US"/>
+        </w:rPr>
+        <w:t xml:space="preserve">        }</w:t>
+      </w:r>
+    </w:p>
+    <w:p>
+      <w:pPr>
+        <w:rPr>
+          <w:rFonts w:asciiTheme="majorHAnsi" w:hAnsiTheme="majorHAnsi" w:cstheme="majorHAnsi"/>
+          <w:sz w:val="26"/>
+          <w:szCs w:val="26"/>
+          <w:lang w:val="en-US"/>
+        </w:rPr>
+      </w:pPr>
+    </w:p>
+    <w:p>
+      <w:pPr>
+        <w:rPr>
+          <w:rFonts w:asciiTheme="majorHAnsi" w:hAnsiTheme="majorHAnsi" w:cstheme="majorHAnsi"/>
+          <w:sz w:val="26"/>
+          <w:szCs w:val="26"/>
+          <w:lang w:val="en-US"/>
+        </w:rPr>
+      </w:pPr>
+      <w:r>
+        <w:rPr>
+          <w:rFonts w:asciiTheme="majorHAnsi" w:hAnsiTheme="majorHAnsi" w:cstheme="majorHAnsi"/>
+          <w:sz w:val="26"/>
+          <w:szCs w:val="26"/>
+          <w:lang w:val="en-US"/>
+        </w:rPr>
+        <w:t xml:space="preserve">        // Ham dong ket noi</w:t>
+      </w:r>
+    </w:p>
+    <w:p>
+      <w:pPr>
+        <w:rPr>
+          <w:rFonts w:asciiTheme="majorHAnsi" w:hAnsiTheme="majorHAnsi" w:cstheme="majorHAnsi"/>
+          <w:sz w:val="26"/>
+          <w:szCs w:val="26"/>
+          <w:lang w:val="en-US"/>
+        </w:rPr>
+      </w:pPr>
+      <w:r>
+        <w:rPr>
+          <w:rFonts w:asciiTheme="majorHAnsi" w:hAnsiTheme="majorHAnsi" w:cstheme="majorHAnsi"/>
+          <w:sz w:val="26"/>
+          <w:szCs w:val="26"/>
+          <w:lang w:val="en-US"/>
+        </w:rPr>
+        <w:t xml:space="preserve">        private void DongKetNoi()</w:t>
+      </w:r>
+    </w:p>
+    <w:p>
+      <w:pPr>
+        <w:rPr>
+          <w:rFonts w:asciiTheme="majorHAnsi" w:hAnsiTheme="majorHAnsi" w:cstheme="majorHAnsi"/>
+          <w:sz w:val="26"/>
+          <w:szCs w:val="26"/>
+          <w:lang w:val="en-US"/>
+        </w:rPr>
+      </w:pPr>
+      <w:r>
+        <w:rPr>
+          <w:rFonts w:asciiTheme="majorHAnsi" w:hAnsiTheme="majorHAnsi" w:cstheme="majorHAnsi"/>
+          <w:sz w:val="26"/>
+          <w:szCs w:val="26"/>
+          <w:lang w:val="en-US"/>
+        </w:rPr>
+        <w:t xml:space="preserve">        {</w:t>
+      </w:r>
+    </w:p>
+    <w:p>
+      <w:pPr>
+        <w:rPr>
+          <w:rFonts w:asciiTheme="majorHAnsi" w:hAnsiTheme="majorHAnsi" w:cstheme="majorHAnsi"/>
+          <w:sz w:val="26"/>
+          <w:szCs w:val="26"/>
+          <w:lang w:val="en-US"/>
+        </w:rPr>
+      </w:pPr>
+      <w:r>
+        <w:rPr>
+          <w:rFonts w:asciiTheme="majorHAnsi" w:hAnsiTheme="majorHAnsi" w:cstheme="majorHAnsi"/>
+          <w:sz w:val="26"/>
+          <w:szCs w:val="26"/>
+          <w:lang w:val="en-US"/>
+        </w:rPr>
+        <w:t xml:space="preserve">            if (sqlCon != null &amp;&amp; sqlCon.State == ConnectionState.Open)</w:t>
+      </w:r>
+    </w:p>
+    <w:p>
+      <w:pPr>
+        <w:rPr>
+          <w:rFonts w:asciiTheme="majorHAnsi" w:hAnsiTheme="majorHAnsi" w:cstheme="majorHAnsi"/>
+          <w:sz w:val="26"/>
+          <w:szCs w:val="26"/>
+          <w:lang w:val="en-US"/>
+        </w:rPr>
+      </w:pPr>
+      <w:r>
+        <w:rPr>
+          <w:rFonts w:asciiTheme="majorHAnsi" w:hAnsiTheme="majorHAnsi" w:cstheme="majorHAnsi"/>
+          <w:sz w:val="26"/>
+          <w:szCs w:val="26"/>
+          <w:lang w:val="en-US"/>
+        </w:rPr>
+        <w:t xml:space="preserve">            {</w:t>
+      </w:r>
+    </w:p>
+    <w:p>
+      <w:pPr>
+        <w:rPr>
+          <w:rFonts w:asciiTheme="majorHAnsi" w:hAnsiTheme="majorHAnsi" w:cstheme="majorHAnsi"/>
+          <w:sz w:val="26"/>
+          <w:szCs w:val="26"/>
+          <w:lang w:val="en-US"/>
+        </w:rPr>
+      </w:pPr>
+      <w:r>
+        <w:rPr>
+          <w:rFonts w:asciiTheme="majorHAnsi" w:hAnsiTheme="majorHAnsi" w:cstheme="majorHAnsi"/>
+          <w:sz w:val="26"/>
+          <w:szCs w:val="26"/>
+          <w:lang w:val="en-US"/>
+        </w:rPr>
+        <w:lastRenderedPageBreak/>
+        <w:t xml:space="preserve">                sqlCon.Close();</w:t>
+      </w:r>
+    </w:p>
+    <w:p>
+      <w:pPr>
+        <w:rPr>
+          <w:rFonts w:asciiTheme="majorHAnsi" w:hAnsiTheme="majorHAnsi" w:cstheme="majorHAnsi"/>
+          <w:sz w:val="26"/>
+          <w:szCs w:val="26"/>
+          <w:lang w:val="en-US"/>
+        </w:rPr>
+      </w:pPr>
+      <w:r>
+        <w:rPr>
+          <w:rFonts w:asciiTheme="majorHAnsi" w:hAnsiTheme="majorHAnsi" w:cstheme="majorHAnsi"/>
+          <w:sz w:val="26"/>
+          <w:szCs w:val="26"/>
+          <w:lang w:val="en-US"/>
+        </w:rPr>
+        <w:t xml:space="preserve">            }</w:t>
+      </w:r>
+    </w:p>
+    <w:p>
+      <w:pPr>
+        <w:rPr>
+          <w:rFonts w:asciiTheme="majorHAnsi" w:hAnsiTheme="majorHAnsi" w:cstheme="majorHAnsi"/>
+          <w:sz w:val="26"/>
+          <w:szCs w:val="26"/>
+          <w:lang w:val="en-US"/>
+        </w:rPr>
+      </w:pPr>
+      <w:r>
+        <w:rPr>
+          <w:rFonts w:asciiTheme="majorHAnsi" w:hAnsiTheme="majorHAnsi" w:cstheme="majorHAnsi"/>
+          <w:sz w:val="26"/>
+          <w:szCs w:val="26"/>
+          <w:lang w:val="en-US"/>
+        </w:rPr>
+        <w:t xml:space="preserve">        }</w:t>
+      </w:r>
+    </w:p>
+    <w:p>
+      <w:pPr>
+        <w:rPr>
+          <w:rFonts w:asciiTheme="majorHAnsi" w:hAnsiTheme="majorHAnsi" w:cstheme="majorHAnsi"/>
+          <w:sz w:val="26"/>
+          <w:szCs w:val="26"/>
+          <w:lang w:val="en-US"/>
+        </w:rPr>
+      </w:pPr>
+    </w:p>
+    <w:p>
+      <w:pPr>
+        <w:rPr>
+          <w:rFonts w:asciiTheme="majorHAnsi" w:hAnsiTheme="majorHAnsi" w:cstheme="majorHAnsi"/>
+          <w:sz w:val="26"/>
+          <w:szCs w:val="26"/>
+          <w:lang w:val="en-US"/>
+        </w:rPr>
+      </w:pPr>
+      <w:r>
+        <w:rPr>
+          <w:rFonts w:asciiTheme="majorHAnsi" w:hAnsiTheme="majorHAnsi" w:cstheme="majorHAnsi"/>
+          <w:sz w:val="26"/>
+          <w:szCs w:val="26"/>
+          <w:lang w:val="en-US"/>
+        </w:rPr>
+        <w:t xml:space="preserve">        // Ham hien thi danh sach sinh vien</w:t>
+      </w:r>
+    </w:p>
+    <w:p>
+      <w:pPr>
+        <w:rPr>
+          <w:rFonts w:asciiTheme="majorHAnsi" w:hAnsiTheme="majorHAnsi" w:cstheme="majorHAnsi"/>
+          <w:sz w:val="26"/>
+          <w:szCs w:val="26"/>
+          <w:lang w:val="en-US"/>
+        </w:rPr>
+      </w:pPr>
+      <w:r>
+        <w:rPr>
+          <w:rFonts w:asciiTheme="majorHAnsi" w:hAnsiTheme="majorHAnsi" w:cstheme="majorHAnsi"/>
+          <w:sz w:val="26"/>
+          <w:szCs w:val="26"/>
+          <w:lang w:val="en-US"/>
+        </w:rPr>
+        <w:t xml:space="preserve">        private void HienThiDSSinhVien()</w:t>
+      </w:r>
+    </w:p>
+    <w:p>
+      <w:pPr>
+        <w:rPr>
+          <w:rFonts w:asciiTheme="majorHAnsi" w:hAnsiTheme="majorHAnsi" w:cstheme="majorHAnsi"/>
+          <w:sz w:val="26"/>
+          <w:szCs w:val="26"/>
+          <w:lang w:val="en-US"/>
+        </w:rPr>
+      </w:pPr>
+      <w:r>
+        <w:rPr>
+          <w:rFonts w:asciiTheme="majorHAnsi" w:hAnsiTheme="majorHAnsi" w:cstheme="majorHAnsi"/>
+          <w:sz w:val="26"/>
+          <w:szCs w:val="26"/>
+          <w:lang w:val="en-US"/>
+        </w:rPr>
+        <w:t xml:space="preserve">        {</w:t>
+      </w:r>
+    </w:p>
+    <w:p>
+      <w:pPr>
+        <w:rPr>
+          <w:rFonts w:asciiTheme="majorHAnsi" w:hAnsiTheme="majorHAnsi" w:cstheme="majorHAnsi"/>
+          <w:sz w:val="26"/>
+          <w:szCs w:val="26"/>
+          <w:lang w:val="en-US"/>
+        </w:rPr>
+      </w:pPr>
+      <w:r>
+        <w:rPr>
+          <w:rFonts w:asciiTheme="majorHAnsi" w:hAnsiTheme="majorHAnsi" w:cstheme="majorHAnsi"/>
+          <w:sz w:val="26"/>
+          <w:szCs w:val="26"/>
+          <w:lang w:val="en-US"/>
+        </w:rPr>
+        <w:t xml:space="preserve">            MoKetNoi();</w:t>
+      </w:r>
+    </w:p>
+    <w:p>
+      <w:pPr>
+        <w:rPr>
+          <w:rFonts w:asciiTheme="majorHAnsi" w:hAnsiTheme="majorHAnsi" w:cstheme="majorHAnsi"/>
+          <w:sz w:val="26"/>
+          <w:szCs w:val="26"/>
+          <w:lang w:val="en-US"/>
+        </w:rPr>
+      </w:pPr>
+      <w:r>
+        <w:rPr>
+          <w:rFonts w:asciiTheme="majorHAnsi" w:hAnsiTheme="majorHAnsi" w:cstheme="majorHAnsi"/>
+          <w:sz w:val="26"/>
+          <w:szCs w:val="26"/>
+          <w:lang w:val="en-US"/>
+        </w:rPr>
+        <w:t xml:space="preserve">            SqlCommand sqlCmd = new SqlCommand();</w:t>
+      </w:r>
+    </w:p>
+    <w:p>
+      <w:pPr>
+        <w:rPr>
+          <w:rFonts w:asciiTheme="majorHAnsi" w:hAnsiTheme="majorHAnsi" w:cstheme="majorHAnsi"/>
+          <w:sz w:val="26"/>
+          <w:szCs w:val="26"/>
+          <w:lang w:val="en-US"/>
+        </w:rPr>
+      </w:pPr>
+      <w:r>
+        <w:rPr>
+          <w:rFonts w:asciiTheme="majorHAnsi" w:hAnsiTheme="majorHAnsi" w:cstheme="majorHAnsi"/>
+          <w:sz w:val="26"/>
+          <w:szCs w:val="26"/>
+          <w:lang w:val="en-US"/>
+        </w:rPr>
+        <w:t xml:space="preserve">            sqlCmd.CommandType = CommandType.Text;</w:t>
+      </w:r>
+    </w:p>
+    <w:p>
+      <w:pPr>
+        <w:rPr>
+          <w:rFonts w:asciiTheme="majorHAnsi" w:hAnsiTheme="majorHAnsi" w:cstheme="majorHAnsi"/>
+          <w:sz w:val="26"/>
+          <w:szCs w:val="26"/>
+          <w:lang w:val="en-US"/>
+        </w:rPr>
+      </w:pPr>
+      <w:r>
+        <w:rPr>
+          <w:rFonts w:asciiTheme="majorHAnsi" w:hAnsiTheme="majorHAnsi" w:cstheme="majorHAnsi"/>
+          <w:sz w:val="26"/>
+          <w:szCs w:val="26"/>
+          <w:lang w:val="en-US"/>
+        </w:rPr>
+        <w:t xml:space="preserve">            sqlCmd.CommandText = "select * from SinhVien";</w:t>
+      </w:r>
+    </w:p>
+    <w:p>
+      <w:pPr>
+        <w:rPr>
+          <w:rFonts w:asciiTheme="majorHAnsi" w:hAnsiTheme="majorHAnsi" w:cstheme="majorHAnsi"/>
+          <w:sz w:val="26"/>
+          <w:szCs w:val="26"/>
+          <w:lang w:val="en-US"/>
+        </w:rPr>
+      </w:pPr>
+      <w:r>
+        <w:rPr>
+          <w:rFonts w:asciiTheme="majorHAnsi" w:hAnsiTheme="majorHAnsi" w:cstheme="majorHAnsi"/>
+          <w:sz w:val="26"/>
+          <w:szCs w:val="26"/>
+          <w:lang w:val="en-US"/>
+        </w:rPr>
+        <w:t xml:space="preserve">            sqlCmd.Connection = sqlCon;</w:t>
+      </w:r>
+    </w:p>
+    <w:p>
+      <w:pPr>
+        <w:rPr>
+          <w:rFonts w:asciiTheme="majorHAnsi" w:hAnsiTheme="majorHAnsi" w:cstheme="majorHAnsi"/>
+          <w:sz w:val="26"/>
+          <w:szCs w:val="26"/>
+          <w:lang w:val="en-US"/>
+        </w:rPr>
+      </w:pPr>
+    </w:p>
+    <w:p>
+      <w:pPr>
+        <w:rPr>
+          <w:rFonts w:asciiTheme="majorHAnsi" w:hAnsiTheme="majorHAnsi" w:cstheme="majorHAnsi"/>
+          <w:sz w:val="26"/>
+          <w:szCs w:val="26"/>
+          <w:lang w:val="en-US"/>
+        </w:rPr>
+      </w:pPr>
+      <w:r>
+        <w:rPr>
+          <w:rFonts w:asciiTheme="majorHAnsi" w:hAnsiTheme="majorHAnsi" w:cstheme="majorHAnsi"/>
+          <w:sz w:val="26"/>
+          <w:szCs w:val="26"/>
+          <w:lang w:val="en-US"/>
+        </w:rPr>
+        <w:t xml:space="preserve">            lsvDanhSach.Items.Clear();</w:t>
+      </w:r>
+    </w:p>
+    <w:p>
+      <w:pPr>
+        <w:rPr>
+          <w:rFonts w:asciiTheme="majorHAnsi" w:hAnsiTheme="majorHAnsi" w:cstheme="majorHAnsi"/>
+          <w:sz w:val="26"/>
+          <w:szCs w:val="26"/>
+          <w:lang w:val="en-US"/>
+        </w:rPr>
+      </w:pPr>
+      <w:r>
+        <w:rPr>
+          <w:rFonts w:asciiTheme="majorHAnsi" w:hAnsiTheme="majorHAnsi" w:cstheme="majorHAnsi"/>
+          <w:sz w:val="26"/>
+          <w:szCs w:val="26"/>
+          <w:lang w:val="en-US"/>
+        </w:rPr>
+        <w:t xml:space="preserve">            SqlDataReader reader = sqlCmd.ExecuteReader();</w:t>
+      </w:r>
+    </w:p>
+    <w:p>
+      <w:pPr>
+        <w:rPr>
+          <w:rFonts w:asciiTheme="majorHAnsi" w:hAnsiTheme="majorHAnsi" w:cstheme="majorHAnsi"/>
+          <w:sz w:val="26"/>
+          <w:szCs w:val="26"/>
+          <w:lang w:val="en-US"/>
+        </w:rPr>
+      </w:pPr>
+      <w:r>
+        <w:rPr>
+          <w:rFonts w:asciiTheme="majorHAnsi" w:hAnsiTheme="majorHAnsi" w:cstheme="majorHAnsi"/>
+          <w:sz w:val="26"/>
+          <w:szCs w:val="26"/>
+          <w:lang w:val="en-US"/>
+        </w:rPr>
+        <w:t xml:space="preserve">            while (reader.Read())</w:t>
+      </w:r>
+    </w:p>
+    <w:p>
+      <w:pPr>
+        <w:rPr>
+          <w:rFonts w:asciiTheme="majorHAnsi" w:hAnsiTheme="majorHAnsi" w:cstheme="majorHAnsi"/>
+          <w:sz w:val="26"/>
+          <w:szCs w:val="26"/>
+          <w:lang w:val="en-US"/>
+        </w:rPr>
+      </w:pPr>
+      <w:r>
+        <w:rPr>
+          <w:rFonts w:asciiTheme="majorHAnsi" w:hAnsiTheme="majorHAnsi" w:cstheme="majorHAnsi"/>
+          <w:sz w:val="26"/>
+          <w:szCs w:val="26"/>
+          <w:lang w:val="en-US"/>
+        </w:rPr>
+        <w:t xml:space="preserve">            {</w:t>
+      </w:r>
+    </w:p>
+    <w:p>
+      <w:pPr>
+        <w:rPr>
+          <w:rFonts w:asciiTheme="majorHAnsi" w:hAnsiTheme="majorHAnsi" w:cstheme="majorHAnsi"/>
+          <w:sz w:val="26"/>
+          <w:szCs w:val="26"/>
+          <w:lang w:val="en-US"/>
+        </w:rPr>
+      </w:pPr>
+      <w:r>
+        <w:rPr>
+          <w:rFonts w:asciiTheme="majorHAnsi" w:hAnsiTheme="majorHAnsi" w:cstheme="majorHAnsi"/>
+          <w:sz w:val="26"/>
+          <w:szCs w:val="26"/>
+          <w:lang w:val="en-US"/>
+        </w:rPr>
+        <w:t xml:space="preserve">                string maSV = reader.GetString(0);</w:t>
+      </w:r>
+    </w:p>
+    <w:p>
+      <w:pPr>
+        <w:rPr>
+          <w:rFonts w:asciiTheme="majorHAnsi" w:hAnsiTheme="majorHAnsi" w:cstheme="majorHAnsi"/>
+          <w:sz w:val="26"/>
+          <w:szCs w:val="26"/>
+          <w:lang w:val="en-US"/>
+        </w:rPr>
+      </w:pPr>
+      <w:r>
+        <w:rPr>
+          <w:rFonts w:asciiTheme="majorHAnsi" w:hAnsiTheme="majorHAnsi" w:cstheme="majorHAnsi"/>
+          <w:sz w:val="26"/>
+          <w:szCs w:val="26"/>
+          <w:lang w:val="en-US"/>
+        </w:rPr>
+        <w:t xml:space="preserve">                string tenSV = reader.GetString(1);</w:t>
+      </w:r>
+    </w:p>
+    <w:p>
+      <w:pPr>
+        <w:rPr>
+          <w:rFonts w:asciiTheme="majorHAnsi" w:hAnsiTheme="majorHAnsi" w:cstheme="majorHAnsi"/>
+          <w:sz w:val="26"/>
+          <w:szCs w:val="26"/>
+          <w:lang w:val="en-US"/>
+        </w:rPr>
+      </w:pPr>
+      <w:r>
+        <w:rPr>
+          <w:rFonts w:asciiTheme="majorHAnsi" w:hAnsiTheme="majorHAnsi" w:cstheme="majorHAnsi"/>
+          <w:sz w:val="26"/>
+          <w:szCs w:val="26"/>
+          <w:lang w:val="en-US"/>
+        </w:rPr>
+        <w:t xml:space="preserve">                string gioiTinh = reader.GetString(2);</w:t>
+      </w:r>
+    </w:p>
+    <w:p>
+      <w:pPr>
+        <w:rPr>
+          <w:rFonts w:asciiTheme="majorHAnsi" w:hAnsiTheme="majorHAnsi" w:cstheme="majorHAnsi"/>
+          <w:sz w:val="26"/>
+          <w:szCs w:val="26"/>
+          <w:lang w:val="en-US"/>
+        </w:rPr>
+      </w:pPr>
+      <w:r>
+        <w:rPr>
+          <w:rFonts w:asciiTheme="majorHAnsi" w:hAnsiTheme="majorHAnsi" w:cstheme="majorHAnsi"/>
+          <w:sz w:val="26"/>
+          <w:szCs w:val="26"/>
+          <w:lang w:val="en-US"/>
+        </w:rPr>
+        <w:t xml:space="preserve">                string ngaySinh = reader.GetDateTime(3).ToString("MM/dd/yyyy");</w:t>
+      </w:r>
+    </w:p>
+    <w:p>
+      <w:pPr>
+        <w:rPr>
+          <w:rFonts w:asciiTheme="majorHAnsi" w:hAnsiTheme="majorHAnsi" w:cstheme="majorHAnsi"/>
+          <w:sz w:val="26"/>
+          <w:szCs w:val="26"/>
+          <w:lang w:val="en-US"/>
+        </w:rPr>
+      </w:pPr>
+      <w:r>
+        <w:rPr>
+          <w:rFonts w:asciiTheme="majorHAnsi" w:hAnsiTheme="majorHAnsi" w:cstheme="majorHAnsi"/>
+          <w:sz w:val="26"/>
+          <w:szCs w:val="26"/>
+          <w:lang w:val="en-US"/>
+        </w:rPr>
+        <w:t xml:space="preserve">                string queQuan = reader.GetString(4);</w:t>
+      </w:r>
+    </w:p>
+    <w:p>
+      <w:pPr>
+        <w:rPr>
+          <w:rFonts w:asciiTheme="majorHAnsi" w:hAnsiTheme="majorHAnsi" w:cstheme="majorHAnsi"/>
+          <w:sz w:val="26"/>
+          <w:szCs w:val="26"/>
+          <w:lang w:val="en-US"/>
+        </w:rPr>
+      </w:pPr>
+      <w:r>
+        <w:rPr>
+          <w:rFonts w:asciiTheme="majorHAnsi" w:hAnsiTheme="majorHAnsi" w:cstheme="majorHAnsi"/>
+          <w:sz w:val="26"/>
+          <w:szCs w:val="26"/>
+          <w:lang w:val="en-US"/>
+        </w:rPr>
+        <w:t xml:space="preserve">                string maLop = reader.GetString(5);</w:t>
+      </w:r>
+    </w:p>
+    <w:p>
+      <w:pPr>
+        <w:rPr>
+          <w:rFonts w:asciiTheme="majorHAnsi" w:hAnsiTheme="majorHAnsi" w:cstheme="majorHAnsi"/>
+          <w:sz w:val="26"/>
+          <w:szCs w:val="26"/>
+          <w:lang w:val="en-US"/>
+        </w:rPr>
+      </w:pPr>
+    </w:p>
+    <w:p>
+      <w:pPr>
+        <w:rPr>
+          <w:rFonts w:asciiTheme="majorHAnsi" w:hAnsiTheme="majorHAnsi" w:cstheme="majorHAnsi"/>
+          <w:sz w:val="26"/>
+          <w:szCs w:val="26"/>
+          <w:lang w:val="en-US"/>
+        </w:rPr>
+      </w:pPr>
+      <w:r>
+        <w:rPr>
+          <w:rFonts w:asciiTheme="majorHAnsi" w:hAnsiTheme="majorHAnsi" w:cstheme="majorHAnsi"/>
+          <w:sz w:val="26"/>
+          <w:szCs w:val="26"/>
+          <w:lang w:val="en-US"/>
+        </w:rPr>
+        <w:t xml:space="preserve">                ListViewItem lvi = new ListViewItem(maSV);</w:t>
+      </w:r>
+    </w:p>
+    <w:p>
+      <w:pPr>
+        <w:rPr>
+          <w:rFonts w:asciiTheme="majorHAnsi" w:hAnsiTheme="majorHAnsi" w:cstheme="majorHAnsi"/>
+          <w:sz w:val="26"/>
+          <w:szCs w:val="26"/>
+          <w:lang w:val="en-US"/>
+        </w:rPr>
+      </w:pPr>
+      <w:r>
+        <w:rPr>
+          <w:rFonts w:asciiTheme="majorHAnsi" w:hAnsiTheme="majorHAnsi" w:cstheme="majorHAnsi"/>
+          <w:sz w:val="26"/>
+          <w:szCs w:val="26"/>
+          <w:lang w:val="en-US"/>
+        </w:rPr>
+        <w:t xml:space="preserve">                lvi.SubItems.Add(tenSV);</w:t>
+      </w:r>
+    </w:p>
+    <w:p>
+      <w:pPr>
+        <w:rPr>
+          <w:rFonts w:asciiTheme="majorHAnsi" w:hAnsiTheme="majorHAnsi" w:cstheme="majorHAnsi"/>
+          <w:sz w:val="26"/>
+          <w:szCs w:val="26"/>
+          <w:lang w:val="en-US"/>
+        </w:rPr>
+      </w:pPr>
+      <w:r>
+        <w:rPr>
+          <w:rFonts w:asciiTheme="majorHAnsi" w:hAnsiTheme="majorHAnsi" w:cstheme="majorHAnsi"/>
+          <w:sz w:val="26"/>
+          <w:szCs w:val="26"/>
+          <w:lang w:val="en-US"/>
+        </w:rPr>
+        <w:t xml:space="preserve">                lvi.SubItems.Add(gioiTinh);</w:t>
+      </w:r>
+    </w:p>
+    <w:p>
+      <w:pPr>
+        <w:rPr>
+          <w:rFonts w:asciiTheme="majorHAnsi" w:hAnsiTheme="majorHAnsi" w:cstheme="majorHAnsi"/>
+          <w:sz w:val="26"/>
+          <w:szCs w:val="26"/>
+          <w:lang w:val="en-US"/>
+        </w:rPr>
+      </w:pPr>
+      <w:r>
+        <w:rPr>
+          <w:rFonts w:asciiTheme="majorHAnsi" w:hAnsiTheme="majorHAnsi" w:cstheme="majorHAnsi"/>
+          <w:sz w:val="26"/>
+          <w:szCs w:val="26"/>
+          <w:lang w:val="en-US"/>
+        </w:rPr>
+        <w:t xml:space="preserve">                lvi.SubItems.Add(ngaySinh);</w:t>
+      </w:r>
+    </w:p>
+    <w:p>
+      <w:pPr>
+        <w:rPr>
+          <w:rFonts w:asciiTheme="majorHAnsi" w:hAnsiTheme="majorHAnsi" w:cstheme="majorHAnsi"/>
+          <w:sz w:val="26"/>
+          <w:szCs w:val="26"/>
+          <w:lang w:val="en-US"/>
+        </w:rPr>
+      </w:pPr>
+      <w:r>
+        <w:rPr>
+          <w:rFonts w:asciiTheme="majorHAnsi" w:hAnsiTheme="majorHAnsi" w:cstheme="majorHAnsi"/>
+          <w:sz w:val="26"/>
+          <w:szCs w:val="26"/>
+          <w:lang w:val="en-US"/>
+        </w:rPr>
+        <w:lastRenderedPageBreak/>
+        <w:t xml:space="preserve">                lvi.SubItems.Add(queQuan);</w:t>
+      </w:r>
+    </w:p>
+    <w:p>
+      <w:pPr>
+        <w:rPr>
+          <w:rFonts w:asciiTheme="majorHAnsi" w:hAnsiTheme="majorHAnsi" w:cstheme="majorHAnsi"/>
+          <w:sz w:val="26"/>
+          <w:szCs w:val="26"/>
+          <w:lang w:val="en-US"/>
+        </w:rPr>
+      </w:pPr>
+      <w:r>
+        <w:rPr>
+          <w:rFonts w:asciiTheme="majorHAnsi" w:hAnsiTheme="majorHAnsi" w:cstheme="majorHAnsi"/>
+          <w:sz w:val="26"/>
+          <w:szCs w:val="26"/>
+          <w:lang w:val="en-US"/>
+        </w:rPr>
+        <w:t xml:space="preserve">                lvi.SubItems.Add(maLop);</w:t>
+      </w:r>
+    </w:p>
+    <w:p>
+      <w:pPr>
+        <w:rPr>
+          <w:rFonts w:asciiTheme="majorHAnsi" w:hAnsiTheme="majorHAnsi" w:cstheme="majorHAnsi"/>
+          <w:sz w:val="26"/>
+          <w:szCs w:val="26"/>
+          <w:lang w:val="en-US"/>
+        </w:rPr>
+      </w:pPr>
+      <w:r>
+        <w:rPr>
+          <w:rFonts w:asciiTheme="majorHAnsi" w:hAnsiTheme="majorHAnsi" w:cstheme="majorHAnsi"/>
+          <w:sz w:val="26"/>
+          <w:szCs w:val="26"/>
+          <w:lang w:val="en-US"/>
+        </w:rPr>
+        <w:t xml:space="preserve">                lsvDanhSach.Items.Add(lvi);</w:t>
+      </w:r>
+    </w:p>
+    <w:p>
+      <w:pPr>
+        <w:rPr>
+          <w:rFonts w:asciiTheme="majorHAnsi" w:hAnsiTheme="majorHAnsi" w:cstheme="majorHAnsi"/>
+          <w:sz w:val="26"/>
+          <w:szCs w:val="26"/>
+          <w:lang w:val="en-US"/>
+        </w:rPr>
+      </w:pPr>
+      <w:r>
+        <w:rPr>
+          <w:rFonts w:asciiTheme="majorHAnsi" w:hAnsiTheme="majorHAnsi" w:cstheme="majorHAnsi"/>
+          <w:sz w:val="26"/>
+          <w:szCs w:val="26"/>
+          <w:lang w:val="en-US"/>
+        </w:rPr>
+        <w:t xml:space="preserve">            }</w:t>
+      </w:r>
+    </w:p>
+    <w:p>
+      <w:pPr>
+        <w:rPr>
+          <w:rFonts w:asciiTheme="majorHAnsi" w:hAnsiTheme="majorHAnsi" w:cstheme="majorHAnsi"/>
+          <w:sz w:val="26"/>
+          <w:szCs w:val="26"/>
+          <w:lang w:val="en-US"/>
+        </w:rPr>
+      </w:pPr>
+      <w:r>
+        <w:rPr>
+          <w:rFonts w:asciiTheme="majorHAnsi" w:hAnsiTheme="majorHAnsi" w:cstheme="majorHAnsi"/>
+          <w:sz w:val="26"/>
+          <w:szCs w:val="26"/>
+          <w:lang w:val="en-US"/>
+        </w:rPr>
+        <w:t xml:space="preserve">            reader.Close();</w:t>
+      </w:r>
+    </w:p>
+    <w:p>
+      <w:pPr>
+        <w:rPr>
+          <w:rFonts w:asciiTheme="majorHAnsi" w:hAnsiTheme="majorHAnsi" w:cstheme="majorHAnsi"/>
+          <w:sz w:val="26"/>
+          <w:szCs w:val="26"/>
+          <w:lang w:val="en-US"/>
+        </w:rPr>
+      </w:pPr>
+      <w:r>
+        <w:rPr>
+          <w:rFonts w:asciiTheme="majorHAnsi" w:hAnsiTheme="majorHAnsi" w:cstheme="majorHAnsi"/>
+          <w:sz w:val="26"/>
+          <w:szCs w:val="26"/>
+          <w:lang w:val="en-US"/>
+        </w:rPr>
+        <w:t xml:space="preserve">        }</w:t>
+      </w:r>
+    </w:p>
+    <w:p>
+      <w:pPr>
+        <w:rPr>
+          <w:rFonts w:asciiTheme="majorHAnsi" w:hAnsiTheme="majorHAnsi" w:cstheme="majorHAnsi"/>
+          <w:sz w:val="26"/>
+          <w:szCs w:val="26"/>
+          <w:lang w:val="en-US"/>
+        </w:rPr>
+      </w:pPr>
+    </w:p>
+    <w:p>
+      <w:pPr>
+        <w:rPr>
+          <w:rFonts w:asciiTheme="majorHAnsi" w:hAnsiTheme="majorHAnsi" w:cstheme="majorHAnsi"/>
+          <w:sz w:val="26"/>
+          <w:szCs w:val="26"/>
+          <w:lang w:val="en-US"/>
+        </w:rPr>
+      </w:pPr>
+      <w:r>
+        <w:rPr>
+          <w:rFonts w:asciiTheme="majorHAnsi" w:hAnsiTheme="majorHAnsi" w:cstheme="majorHAnsi"/>
+          <w:sz w:val="26"/>
+          <w:szCs w:val="26"/>
+          <w:lang w:val="en-US"/>
+        </w:rPr>
+        <w:t xml:space="preserve">        private void Form3_Load(object sender, EventArgs e)</w:t>
+      </w:r>
+    </w:p>
+    <w:p>
+      <w:pPr>
+        <w:rPr>
+          <w:rFonts w:asciiTheme="majorHAnsi" w:hAnsiTheme="majorHAnsi" w:cstheme="majorHAnsi"/>
+          <w:sz w:val="26"/>
+          <w:szCs w:val="26"/>
+          <w:lang w:val="en-US"/>
+        </w:rPr>
+      </w:pPr>
+      <w:r>
+        <w:rPr>
+          <w:rFonts w:asciiTheme="majorHAnsi" w:hAnsiTheme="majorHAnsi" w:cstheme="majorHAnsi"/>
+          <w:sz w:val="26"/>
+          <w:szCs w:val="26"/>
+          <w:lang w:val="en-US"/>
+        </w:rPr>
+        <w:t xml:space="preserve">        {</w:t>
+      </w:r>
+    </w:p>
+    <w:p>
+      <w:pPr>
+        <w:rPr>
+          <w:rFonts w:asciiTheme="majorHAnsi" w:hAnsiTheme="majorHAnsi" w:cstheme="majorHAnsi"/>
+          <w:sz w:val="26"/>
+          <w:szCs w:val="26"/>
+          <w:lang w:val="en-US"/>
+        </w:rPr>
+      </w:pPr>
+      <w:r>
+        <w:rPr>
+          <w:rFonts w:asciiTheme="majorHAnsi" w:hAnsiTheme="majorHAnsi" w:cstheme="majorHAnsi"/>
+          <w:sz w:val="26"/>
+          <w:szCs w:val="26"/>
+          <w:lang w:val="en-US"/>
+        </w:rPr>
+        <w:t xml:space="preserve">            HienThiDSSinhVien();</w:t>
+      </w:r>
+    </w:p>
+    <w:p>
+      <w:pPr>
+        <w:rPr>
+          <w:rFonts w:asciiTheme="majorHAnsi" w:hAnsiTheme="majorHAnsi" w:cstheme="majorHAnsi"/>
+          <w:sz w:val="26"/>
+          <w:szCs w:val="26"/>
+          <w:lang w:val="en-US"/>
+        </w:rPr>
+      </w:pPr>
+      <w:r>
+        <w:rPr>
+          <w:rFonts w:asciiTheme="majorHAnsi" w:hAnsiTheme="majorHAnsi" w:cstheme="majorHAnsi"/>
+          <w:sz w:val="26"/>
+          <w:szCs w:val="26"/>
+          <w:lang w:val="en-US"/>
+        </w:rPr>
+        <w:t xml:space="preserve">        }</w:t>
+      </w:r>
+    </w:p>
+    <w:p>
+      <w:pPr>
+        <w:rPr>
+          <w:rFonts w:asciiTheme="majorHAnsi" w:hAnsiTheme="majorHAnsi" w:cstheme="majorHAnsi"/>
+          <w:sz w:val="26"/>
+          <w:szCs w:val="26"/>
+          <w:lang w:val="en-US"/>
+        </w:rPr>
+      </w:pPr>
+    </w:p>
+    <w:p>
+      <w:pPr>
+        <w:rPr>
+          <w:rFonts w:asciiTheme="majorHAnsi" w:hAnsiTheme="majorHAnsi" w:cstheme="majorHAnsi"/>
+          <w:sz w:val="26"/>
+          <w:szCs w:val="26"/>
+          <w:lang w:val="en-US"/>
+        </w:rPr>
+      </w:pPr>
+      <w:r>
+        <w:rPr>
+          <w:rFonts w:asciiTheme="majorHAnsi" w:hAnsiTheme="majorHAnsi" w:cstheme="majorHAnsi"/>
+          <w:sz w:val="26"/>
+          <w:szCs w:val="26"/>
+          <w:lang w:val="en-US"/>
+        </w:rPr>
+        <w:t xml:space="preserve">        private void lsvDanhSach_SelectedIndexChanged(object sender, EventArgs e)</w:t>
+      </w:r>
+    </w:p>
+    <w:p>
+      <w:pPr>
+        <w:rPr>
+          <w:rFonts w:asciiTheme="majorHAnsi" w:hAnsiTheme="majorHAnsi" w:cstheme="majorHAnsi"/>
+          <w:sz w:val="26"/>
+          <w:szCs w:val="26"/>
+          <w:lang w:val="en-US"/>
+        </w:rPr>
+      </w:pPr>
+      <w:r>
+        <w:rPr>
+          <w:rFonts w:asciiTheme="majorHAnsi" w:hAnsiTheme="majorHAnsi" w:cstheme="majorHAnsi"/>
+          <w:sz w:val="26"/>
+          <w:szCs w:val="26"/>
+          <w:lang w:val="en-US"/>
+        </w:rPr>
+        <w:t xml:space="preserve">        {</w:t>
+      </w:r>
+    </w:p>
+    <w:p>
+      <w:pPr>
+        <w:rPr>
+          <w:rFonts w:asciiTheme="majorHAnsi" w:hAnsiTheme="majorHAnsi" w:cstheme="majorHAnsi"/>
+          <w:sz w:val="26"/>
+          <w:szCs w:val="26"/>
+          <w:lang w:val="en-US"/>
+        </w:rPr>
+      </w:pPr>
+      <w:r>
+        <w:rPr>
+          <w:rFonts w:asciiTheme="majorHAnsi" w:hAnsiTheme="majorHAnsi" w:cstheme="majorHAnsi"/>
+          <w:sz w:val="26"/>
+          <w:szCs w:val="26"/>
+          <w:lang w:val="en-US"/>
+        </w:rPr>
+        <w:t xml:space="preserve">            if (lsvDanhSach.SelectedItems.Count == 0) return;</w:t>
+      </w:r>
+    </w:p>
+    <w:p>
+      <w:pPr>
+        <w:rPr>
+          <w:rFonts w:asciiTheme="majorHAnsi" w:hAnsiTheme="majorHAnsi" w:cstheme="majorHAnsi"/>
+          <w:sz w:val="26"/>
+          <w:szCs w:val="26"/>
+          <w:lang w:val="en-US"/>
+        </w:rPr>
+      </w:pPr>
+    </w:p>
+    <w:p>
+      <w:pPr>
+        <w:rPr>
+          <w:rFonts w:asciiTheme="majorHAnsi" w:hAnsiTheme="majorHAnsi" w:cstheme="majorHAnsi"/>
+          <w:sz w:val="26"/>
+          <w:szCs w:val="26"/>
+          <w:lang w:val="en-US"/>
+        </w:rPr>
+      </w:pPr>
+      <w:r>
+        <w:rPr>
+          <w:rFonts w:asciiTheme="majorHAnsi" w:hAnsiTheme="majorHAnsi" w:cstheme="majorHAnsi"/>
+          <w:sz w:val="26"/>
+          <w:szCs w:val="26"/>
+          <w:lang w:val="en-US"/>
+        </w:rPr>
+        <w:t xml:space="preserve">            ListViewItem lvi = lsvDanhSach.SelectedItems[0];</w:t>
+      </w:r>
+    </w:p>
+    <w:p>
+      <w:pPr>
+        <w:rPr>
+          <w:rFonts w:asciiTheme="majorHAnsi" w:hAnsiTheme="majorHAnsi" w:cstheme="majorHAnsi"/>
+          <w:sz w:val="26"/>
+          <w:szCs w:val="26"/>
+          <w:lang w:val="en-US"/>
+        </w:rPr>
+      </w:pPr>
+      <w:r>
+        <w:rPr>
+          <w:rFonts w:asciiTheme="majorHAnsi" w:hAnsiTheme="majorHAnsi" w:cstheme="majorHAnsi"/>
+          <w:sz w:val="26"/>
+          <w:szCs w:val="26"/>
+          <w:lang w:val="en-US"/>
+        </w:rPr>
+        <w:t xml:space="preserve">            maSV = lvi.SubItems[0].Text.Trim();</w:t>
+      </w:r>
+    </w:p>
+    <w:p>
+      <w:pPr>
+        <w:rPr>
+          <w:rFonts w:asciiTheme="majorHAnsi" w:hAnsiTheme="majorHAnsi" w:cstheme="majorHAnsi"/>
+          <w:sz w:val="26"/>
+          <w:szCs w:val="26"/>
+          <w:lang w:val="en-US"/>
+        </w:rPr>
+      </w:pPr>
+      <w:r>
+        <w:rPr>
+          <w:rFonts w:asciiTheme="majorHAnsi" w:hAnsiTheme="majorHAnsi" w:cstheme="majorHAnsi"/>
+          <w:sz w:val="26"/>
+          <w:szCs w:val="26"/>
+          <w:lang w:val="en-US"/>
+        </w:rPr>
+        <w:t xml:space="preserve">        }</w:t>
+      </w:r>
+    </w:p>
+    <w:p>
+      <w:pPr>
+        <w:rPr>
+          <w:rFonts w:asciiTheme="majorHAnsi" w:hAnsiTheme="majorHAnsi" w:cstheme="majorHAnsi"/>
+          <w:sz w:val="26"/>
+          <w:szCs w:val="26"/>
+          <w:lang w:val="en-US"/>
+        </w:rPr>
+      </w:pPr>
+    </w:p>
+    <w:p>
+      <w:pPr>
+        <w:rPr>
+          <w:rFonts w:asciiTheme="majorHAnsi" w:hAnsiTheme="majorHAnsi" w:cstheme="majorHAnsi"/>
+          <w:sz w:val="26"/>
+          <w:szCs w:val="26"/>
+          <w:lang w:val="en-US"/>
+        </w:rPr>
+      </w:pPr>
+      <w:r>
+        <w:rPr>
+          <w:rFonts w:asciiTheme="majorHAnsi" w:hAnsiTheme="majorHAnsi" w:cstheme="majorHAnsi"/>
+          <w:sz w:val="26"/>
+          <w:szCs w:val="26"/>
+          <w:lang w:val="en-US"/>
+        </w:rPr>
+        <w:t xml:space="preserve">        private void XoaSV(string maSVToDelete)</w:t>
+      </w:r>
+    </w:p>
+    <w:p>
+      <w:pPr>
+        <w:rPr>
+          <w:rFonts w:asciiTheme="majorHAnsi" w:hAnsiTheme="majorHAnsi" w:cstheme="majorHAnsi"/>
+          <w:sz w:val="26"/>
+          <w:szCs w:val="26"/>
+          <w:lang w:val="en-US"/>
+        </w:rPr>
+      </w:pPr>
+      <w:r>
+        <w:rPr>
+          <w:rFonts w:asciiTheme="majorHAnsi" w:hAnsiTheme="majorHAnsi" w:cstheme="majorHAnsi"/>
+          <w:sz w:val="26"/>
+          <w:szCs w:val="26"/>
+          <w:lang w:val="en-US"/>
+        </w:rPr>
+        <w:t xml:space="preserve">        {</w:t>
+      </w:r>
+    </w:p>
+    <w:p>
+      <w:pPr>
+        <w:rPr>
+          <w:rFonts w:asciiTheme="majorHAnsi" w:hAnsiTheme="majorHAnsi" w:cstheme="majorHAnsi"/>
+          <w:sz w:val="26"/>
+          <w:szCs w:val="26"/>
+          <w:lang w:val="en-US"/>
+        </w:rPr>
+      </w:pPr>
+      <w:r>
+        <w:rPr>
+          <w:rFonts w:asciiTheme="majorHAnsi" w:hAnsiTheme="majorHAnsi" w:cstheme="majorHAnsi"/>
+          <w:sz w:val="26"/>
+          <w:szCs w:val="26"/>
+          <w:lang w:val="en-US"/>
+        </w:rPr>
+        <w:t xml:space="preserve">            MoKetNoi();</w:t>
+      </w:r>
+    </w:p>
+    <w:p>
+      <w:pPr>
+        <w:rPr>
+          <w:rFonts w:asciiTheme="majorHAnsi" w:hAnsiTheme="majorHAnsi" w:cstheme="majorHAnsi"/>
+          <w:sz w:val="26"/>
+          <w:szCs w:val="26"/>
+          <w:lang w:val="en-US"/>
+        </w:rPr>
+      </w:pPr>
+      <w:r>
+        <w:rPr>
+          <w:rFonts w:asciiTheme="majorHAnsi" w:hAnsiTheme="majorHAnsi" w:cstheme="majorHAnsi"/>
+          <w:sz w:val="26"/>
+          <w:szCs w:val="26"/>
+          <w:lang w:val="en-US"/>
+        </w:rPr>
+        <w:t xml:space="preserve">            SqlCommand sqlCmd = new SqlCommand();</w:t>
+      </w:r>
+    </w:p>
+    <w:p>
+      <w:pPr>
+        <w:rPr>
+          <w:rFonts w:asciiTheme="majorHAnsi" w:hAnsiTheme="majorHAnsi" w:cstheme="majorHAnsi"/>
+          <w:sz w:val="26"/>
+          <w:szCs w:val="26"/>
+          <w:lang w:val="en-US"/>
+        </w:rPr>
+      </w:pPr>
+      <w:r>
+        <w:rPr>
+          <w:rFonts w:asciiTheme="majorHAnsi" w:hAnsiTheme="majorHAnsi" w:cstheme="majorHAnsi"/>
+          <w:sz w:val="26"/>
+          <w:szCs w:val="26"/>
+          <w:lang w:val="en-US"/>
+        </w:rPr>
+        <w:t xml:space="preserve">            sqlCmd.CommandType = CommandType.Text;</w:t>
+      </w:r>
+    </w:p>
+    <w:p>
+      <w:pPr>
+        <w:rPr>
+          <w:rFonts w:asciiTheme="majorHAnsi" w:hAnsiTheme="majorHAnsi" w:cstheme="majorHAnsi"/>
+          <w:sz w:val="26"/>
+          <w:szCs w:val="26"/>
+          <w:lang w:val="en-US"/>
+        </w:rPr>
+      </w:pPr>
+      <w:r>
+        <w:rPr>
+          <w:rFonts w:asciiTheme="majorHAnsi" w:hAnsiTheme="majorHAnsi" w:cstheme="majorHAnsi"/>
+          <w:sz w:val="26"/>
+          <w:szCs w:val="26"/>
+          <w:lang w:val="en-US"/>
+        </w:rPr>
+        <w:t xml:space="preserve">            sqlCmd.CommandText = "delete from SinhVien where MaSV='" + maSVToDelete + "'";</w:t>
+      </w:r>
+    </w:p>
+    <w:p>
+      <w:pPr>
+        <w:rPr>
+          <w:rFonts w:asciiTheme="majorHAnsi" w:hAnsiTheme="majorHAnsi" w:cstheme="majorHAnsi"/>
+          <w:sz w:val="26"/>
+          <w:szCs w:val="26"/>
+          <w:lang w:val="en-US"/>
+        </w:rPr>
+      </w:pPr>
+      <w:r>
+        <w:rPr>
+          <w:rFonts w:asciiTheme="majorHAnsi" w:hAnsiTheme="majorHAnsi" w:cstheme="majorHAnsi"/>
+          <w:sz w:val="26"/>
+          <w:szCs w:val="26"/>
+          <w:lang w:val="en-US"/>
+        </w:rPr>
+        <w:t xml:space="preserve">            sqlCmd.Connection = sqlCon;</w:t>
+      </w:r>
+    </w:p>
+    <w:p>
+      <w:pPr>
+        <w:rPr>
+          <w:rFonts w:asciiTheme="majorHAnsi" w:hAnsiTheme="majorHAnsi" w:cstheme="majorHAnsi"/>
+          <w:sz w:val="26"/>
+          <w:szCs w:val="26"/>
+          <w:lang w:val="en-US"/>
+        </w:rPr>
+      </w:pPr>
+    </w:p>
+    <w:p>
+      <w:pPr>
+        <w:rPr>
+          <w:rFonts w:asciiTheme="majorHAnsi" w:hAnsiTheme="majorHAnsi" w:cstheme="majorHAnsi"/>
+          <w:sz w:val="26"/>
+          <w:szCs w:val="26"/>
+          <w:lang w:val="en-US"/>
+        </w:rPr>
+      </w:pPr>
+      <w:r>
+        <w:rPr>
+          <w:rFonts w:asciiTheme="majorHAnsi" w:hAnsiTheme="majorHAnsi" w:cstheme="majorHAnsi"/>
+          <w:sz w:val="26"/>
+          <w:szCs w:val="26"/>
+          <w:lang w:val="en-US"/>
+        </w:rPr>
+        <w:t xml:space="preserve">            int kq = sqlCmd.ExecuteNonQuery();</w:t>
+      </w:r>
+    </w:p>
+    <w:p>
+      <w:pPr>
+        <w:rPr>
+          <w:rFonts w:asciiTheme="majorHAnsi" w:hAnsiTheme="majorHAnsi" w:cstheme="majorHAnsi"/>
+          <w:sz w:val="26"/>
+          <w:szCs w:val="26"/>
+          <w:lang w:val="en-US"/>
+        </w:rPr>
+      </w:pPr>
+      <w:r>
+        <w:rPr>
+          <w:rFonts w:asciiTheme="majorHAnsi" w:hAnsiTheme="majorHAnsi" w:cstheme="majorHAnsi"/>
+          <w:sz w:val="26"/>
+          <w:szCs w:val="26"/>
+          <w:lang w:val="en-US"/>
+        </w:rPr>
+        <w:t xml:space="preserve">            if (kq &gt; 0)</w:t>
+      </w:r>
+    </w:p>
+    <w:p>
+      <w:pPr>
+        <w:rPr>
+          <w:rFonts w:asciiTheme="majorHAnsi" w:hAnsiTheme="majorHAnsi" w:cstheme="majorHAnsi"/>
+          <w:sz w:val="26"/>
+          <w:szCs w:val="26"/>
+          <w:lang w:val="en-US"/>
+        </w:rPr>
+      </w:pPr>
+      <w:r>
+        <w:rPr>
+          <w:rFonts w:asciiTheme="majorHAnsi" w:hAnsiTheme="majorHAnsi" w:cstheme="majorHAnsi"/>
+          <w:sz w:val="26"/>
+          <w:szCs w:val="26"/>
+          <w:lang w:val="en-US"/>
+        </w:rPr>
+        <w:t xml:space="preserve">            {</w:t>
+      </w:r>
+    </w:p>
+    <w:p>
+      <w:pPr>
+        <w:rPr>
+          <w:rFonts w:asciiTheme="majorHAnsi" w:hAnsiTheme="majorHAnsi" w:cstheme="majorHAnsi"/>
+          <w:sz w:val="26"/>
+          <w:szCs w:val="26"/>
+          <w:lang w:val="en-US"/>
+        </w:rPr>
+      </w:pPr>
+      <w:r>
+        <w:rPr>
+          <w:rFonts w:asciiTheme="majorHAnsi" w:hAnsiTheme="majorHAnsi" w:cstheme="majorHAnsi"/>
+          <w:sz w:val="26"/>
+          <w:szCs w:val="26"/>
+          <w:lang w:val="en-US"/>
+        </w:rPr>
+        <w:t xml:space="preserve">                MessageBox.Show("Xóa dữ liệu thành công!");</w:t>
+      </w:r>
+    </w:p>
+    <w:p>
+      <w:pPr>
+        <w:rPr>
+          <w:rFonts w:asciiTheme="majorHAnsi" w:hAnsiTheme="majorHAnsi" w:cstheme="majorHAnsi"/>
+          <w:sz w:val="26"/>
+          <w:szCs w:val="26"/>
+          <w:lang w:val="en-US"/>
+        </w:rPr>
+      </w:pPr>
+      <w:r>
+        <w:rPr>
+          <w:rFonts w:asciiTheme="majorHAnsi" w:hAnsiTheme="majorHAnsi" w:cstheme="majorHAnsi"/>
+          <w:sz w:val="26"/>
+          <w:szCs w:val="26"/>
+          <w:lang w:val="en-US"/>
+        </w:rPr>
+        <w:t xml:space="preserve">                HienThiDSSinhVien();</w:t>
+      </w:r>
+    </w:p>
+    <w:p>
+      <w:pPr>
+        <w:rPr>
+          <w:rFonts w:asciiTheme="majorHAnsi" w:hAnsiTheme="majorHAnsi" w:cstheme="majorHAnsi"/>
+          <w:sz w:val="26"/>
+          <w:szCs w:val="26"/>
+          <w:lang w:val="en-US"/>
+        </w:rPr>
+      </w:pPr>
+      <w:r>
+        <w:rPr>
+          <w:rFonts w:asciiTheme="majorHAnsi" w:hAnsiTheme="majorHAnsi" w:cstheme="majorHAnsi"/>
+          <w:sz w:val="26"/>
+          <w:szCs w:val="26"/>
+          <w:lang w:val="en-US"/>
+        </w:rPr>
+        <w:t xml:space="preserve">            }</w:t>
+      </w:r>
+    </w:p>
+    <w:p>
+      <w:pPr>
+        <w:rPr>
+          <w:rFonts w:asciiTheme="majorHAnsi" w:hAnsiTheme="majorHAnsi" w:cstheme="majorHAnsi"/>
+          <w:sz w:val="26"/>
+          <w:szCs w:val="26"/>
+          <w:lang w:val="en-US"/>
+        </w:rPr>
+      </w:pPr>
+      <w:r>
+        <w:rPr>
+          <w:rFonts w:asciiTheme="majorHAnsi" w:hAnsiTheme="majorHAnsi" w:cstheme="majorHAnsi"/>
+          <w:sz w:val="26"/>
+          <w:szCs w:val="26"/>
+          <w:lang w:val="en-US"/>
+        </w:rPr>
+        <w:t xml:space="preserve">            else</w:t>
+      </w:r>
+    </w:p>
+    <w:p>
+      <w:pPr>
+        <w:rPr>
+          <w:rFonts w:asciiTheme="majorHAnsi" w:hAnsiTheme="majorHAnsi" w:cstheme="majorHAnsi"/>
+          <w:sz w:val="26"/>
+          <w:szCs w:val="26"/>
+          <w:lang w:val="en-US"/>
+        </w:rPr>
+      </w:pPr>
+      <w:r>
+        <w:rPr>
+          <w:rFonts w:asciiTheme="majorHAnsi" w:hAnsiTheme="majorHAnsi" w:cstheme="majorHAnsi"/>
+          <w:sz w:val="26"/>
+          <w:szCs w:val="26"/>
+          <w:lang w:val="en-US"/>
+        </w:rPr>
+        <w:t xml:space="preserve">            {</w:t>
+      </w:r>
+    </w:p>
+    <w:p>
+      <w:pPr>
+        <w:rPr>
+          <w:rFonts w:asciiTheme="majorHAnsi" w:hAnsiTheme="majorHAnsi" w:cstheme="majorHAnsi"/>
+          <w:sz w:val="26"/>
+          <w:szCs w:val="26"/>
+          <w:lang w:val="en-US"/>
+        </w:rPr>
+      </w:pPr>
+      <w:r>
+        <w:rPr>
+          <w:rFonts w:asciiTheme="majorHAnsi" w:hAnsiTheme="majorHAnsi" w:cstheme="majorHAnsi"/>
+          <w:sz w:val="26"/>
+          <w:szCs w:val="26"/>
+          <w:lang w:val="en-US"/>
+        </w:rPr>
+        <w:t xml:space="preserve">                MessageBox.Show("Xóa dữ liệu không thành công!");</w:t>
+      </w:r>
+    </w:p>
+    <w:p>
+      <w:pPr>
+        <w:rPr>
+          <w:rFonts w:asciiTheme="majorHAnsi" w:hAnsiTheme="majorHAnsi" w:cstheme="majorHAnsi"/>
+          <w:sz w:val="26"/>
+          <w:szCs w:val="26"/>
+          <w:lang w:val="en-US"/>
+        </w:rPr>
+      </w:pPr>
+      <w:r>
+        <w:rPr>
+          <w:rFonts w:asciiTheme="majorHAnsi" w:hAnsiTheme="majorHAnsi" w:cstheme="majorHAnsi"/>
+          <w:sz w:val="26"/>
+          <w:szCs w:val="26"/>
+          <w:lang w:val="en-US"/>
+        </w:rPr>
+        <w:t xml:space="preserve">            }</w:t>
+      </w:r>
+    </w:p>
+    <w:p>
+      <w:pPr>
+        <w:rPr>
+          <w:rFonts w:asciiTheme="majorHAnsi" w:hAnsiTheme="majorHAnsi" w:cstheme="majorHAnsi"/>
+          <w:sz w:val="26"/>
+          <w:szCs w:val="26"/>
+          <w:lang w:val="en-US"/>
+        </w:rPr>
+      </w:pPr>
+      <w:r>
+        <w:rPr>
+          <w:rFonts w:asciiTheme="majorHAnsi" w:hAnsiTheme="majorHAnsi" w:cstheme="majorHAnsi"/>
+          <w:sz w:val="26"/>
+          <w:szCs w:val="26"/>
+          <w:lang w:val="en-US"/>
+        </w:rPr>
+        <w:t xml:space="preserve">        }</w:t>
+      </w:r>
+    </w:p>
+    <w:p>
+      <w:pPr>
+        <w:rPr>
+          <w:rFonts w:asciiTheme="majorHAnsi" w:hAnsiTheme="majorHAnsi" w:cstheme="majorHAnsi"/>
+          <w:sz w:val="26"/>
+          <w:szCs w:val="26"/>
+          <w:lang w:val="en-US"/>
+        </w:rPr>
+      </w:pPr>
+    </w:p>
+    <w:p>
+      <w:pPr>
+        <w:rPr>
+          <w:rFonts w:asciiTheme="majorHAnsi" w:hAnsiTheme="majorHAnsi" w:cstheme="majorHAnsi"/>
+          <w:sz w:val="26"/>
+          <w:szCs w:val="26"/>
+          <w:lang w:val="en-US"/>
+        </w:rPr>
+      </w:pPr>
+      <w:r>
+        <w:rPr>
+          <w:rFonts w:asciiTheme="majorHAnsi" w:hAnsiTheme="majorHAnsi" w:cstheme="majorHAnsi"/>
+          <w:sz w:val="26"/>
+          <w:szCs w:val="26"/>
+          <w:lang w:val="en-US"/>
+        </w:rPr>
+        <w:t xml:space="preserve">        private void btnXoaSV_Click(object sender, EventArgs e)</w:t>
+      </w:r>
+    </w:p>
+    <w:p>
+      <w:pPr>
+        <w:rPr>
+          <w:rFonts w:asciiTheme="majorHAnsi" w:hAnsiTheme="majorHAnsi" w:cstheme="majorHAnsi"/>
+          <w:sz w:val="26"/>
+          <w:szCs w:val="26"/>
+          <w:lang w:val="en-US"/>
+        </w:rPr>
+      </w:pPr>
+      <w:r>
+        <w:rPr>
+          <w:rFonts w:asciiTheme="majorHAnsi" w:hAnsiTheme="majorHAnsi" w:cstheme="majorHAnsi"/>
+          <w:sz w:val="26"/>
+          <w:szCs w:val="26"/>
+          <w:lang w:val="en-US"/>
+        </w:rPr>
+        <w:t xml:space="preserve">        {</w:t>
+      </w:r>
+    </w:p>
+    <w:p>
+      <w:pPr>
+        <w:rPr>
+          <w:rFonts w:asciiTheme="majorHAnsi" w:hAnsiTheme="majorHAnsi" w:cstheme="majorHAnsi"/>
+          <w:sz w:val="26"/>
+          <w:szCs w:val="26"/>
+          <w:lang w:val="en-US"/>
+        </w:rPr>
+      </w:pPr>
+      <w:r>
+        <w:rPr>
+          <w:rFonts w:asciiTheme="majorHAnsi" w:hAnsiTheme="majorHAnsi" w:cstheme="majorHAnsi"/>
+          <w:sz w:val="26"/>
+          <w:szCs w:val="26"/>
+          <w:lang w:val="en-US"/>
+        </w:rPr>
+        <w:t xml:space="preserve">            if (string.IsNullOrEmpty(maSV))</w:t>
+      </w:r>
+    </w:p>
+    <w:p>
+      <w:pPr>
+        <w:rPr>
+          <w:rFonts w:asciiTheme="majorHAnsi" w:hAnsiTheme="majorHAnsi" w:cstheme="majorHAnsi"/>
+          <w:sz w:val="26"/>
+          <w:szCs w:val="26"/>
+          <w:lang w:val="en-US"/>
+        </w:rPr>
+      </w:pPr>
+      <w:r>
+        <w:rPr>
+          <w:rFonts w:asciiTheme="majorHAnsi" w:hAnsiTheme="majorHAnsi" w:cstheme="majorHAnsi"/>
+          <w:sz w:val="26"/>
+          <w:szCs w:val="26"/>
+          <w:lang w:val="en-US"/>
+        </w:rPr>
+        <w:t xml:space="preserve">            {</w:t>
+      </w:r>
+    </w:p>
+    <w:p>
+      <w:pPr>
+        <w:rPr>
+          <w:rFonts w:asciiTheme="majorHAnsi" w:hAnsiTheme="majorHAnsi" w:cstheme="majorHAnsi"/>
+          <w:sz w:val="26"/>
+          <w:szCs w:val="26"/>
+          <w:lang w:val="en-US"/>
+        </w:rPr>
+      </w:pPr>
+      <w:r>
+        <w:rPr>
+          <w:rFonts w:asciiTheme="majorHAnsi" w:hAnsiTheme="majorHAnsi" w:cstheme="majorHAnsi"/>
+          <w:sz w:val="26"/>
+          <w:szCs w:val="26"/>
+          <w:lang w:val="en-US"/>
+        </w:rPr>
+        <w:t xml:space="preserve">                MessageBox.Show("Bạn chưa chọn sinh viên nào để xóa!", "Thông báo", MessageBoxButtons.OK, MessageBoxIcon.Warning);</w:t>
+      </w:r>
+    </w:p>
+    <w:p>
+      <w:pPr>
+        <w:rPr>
+          <w:rFonts w:asciiTheme="majorHAnsi" w:hAnsiTheme="majorHAnsi" w:cstheme="majorHAnsi"/>
+          <w:sz w:val="26"/>
+          <w:szCs w:val="26"/>
+          <w:lang w:val="en-US"/>
+        </w:rPr>
+      </w:pPr>
+      <w:r>
+        <w:rPr>
+          <w:rFonts w:asciiTheme="majorHAnsi" w:hAnsiTheme="majorHAnsi" w:cstheme="majorHAnsi"/>
+          <w:sz w:val="26"/>
+          <w:szCs w:val="26"/>
+          <w:lang w:val="en-US"/>
+        </w:rPr>
+        <w:t xml:space="preserve">                return;</w:t>
+      </w:r>
+    </w:p>
+    <w:p>
+      <w:pPr>
+        <w:rPr>
+          <w:rFonts w:asciiTheme="majorHAnsi" w:hAnsiTheme="majorHAnsi" w:cstheme="majorHAnsi"/>
+          <w:sz w:val="26"/>
+          <w:szCs w:val="26"/>
+          <w:lang w:val="en-US"/>
+        </w:rPr>
+      </w:pPr>
+      <w:r>
+        <w:rPr>
+          <w:rFonts w:asciiTheme="majorHAnsi" w:hAnsiTheme="majorHAnsi" w:cstheme="majorHAnsi"/>
+          <w:sz w:val="26"/>
+          <w:szCs w:val="26"/>
+          <w:lang w:val="en-US"/>
+        </w:rPr>
+        <w:t xml:space="preserve">            }</w:t>
+      </w:r>
+    </w:p>
+    <w:p>
+      <w:pPr>
+        <w:rPr>
+          <w:rFonts w:asciiTheme="majorHAnsi" w:hAnsiTheme="majorHAnsi" w:cstheme="majorHAnsi"/>
+          <w:sz w:val="26"/>
+          <w:szCs w:val="26"/>
+          <w:lang w:val="en-US"/>
+        </w:rPr>
+      </w:pPr>
+    </w:p>
+    <w:p>
+      <w:pPr>
+        <w:rPr>
+          <w:rFonts w:asciiTheme="majorHAnsi" w:hAnsiTheme="majorHAnsi" w:cstheme="majorHAnsi"/>
+          <w:sz w:val="26"/>
+          <w:szCs w:val="26"/>
+          <w:lang w:val="en-US"/>
+        </w:rPr>
+      </w:pPr>
+      <w:r>
+        <w:rPr>
+          <w:rFonts w:asciiTheme="majorHAnsi" w:hAnsiTheme="majorHAnsi" w:cstheme="majorHAnsi"/>
+          <w:sz w:val="26"/>
+          <w:szCs w:val="26"/>
+          <w:lang w:val="en-US"/>
+        </w:rPr>
+        <w:t xml:space="preserve">            DialogResult result = MessageBox.Show("Bạn có thực sự muốn xóa sinh viên này không?", "Xác nhận xóa", MessageBoxButtons.YesNo, MessageBoxIcon.Question);</w:t>
+      </w:r>
+    </w:p>
+    <w:p>
+      <w:pPr>
+        <w:rPr>
+          <w:rFonts w:asciiTheme="majorHAnsi" w:hAnsiTheme="majorHAnsi" w:cstheme="majorHAnsi"/>
+          <w:sz w:val="26"/>
+          <w:szCs w:val="26"/>
+          <w:lang w:val="en-US"/>
+        </w:rPr>
+      </w:pPr>
+    </w:p>
+    <w:p>
+      <w:pPr>
+        <w:rPr>
+          <w:rFonts w:asciiTheme="majorHAnsi" w:hAnsiTheme="majorHAnsi" w:cstheme="majorHAnsi"/>
+          <w:sz w:val="26"/>
+          <w:szCs w:val="26"/>
+          <w:lang w:val="en-US"/>
+        </w:rPr>
+      </w:pPr>
+      <w:r>
+        <w:rPr>
+          <w:rFonts w:asciiTheme="majorHAnsi" w:hAnsiTheme="majorHAnsi" w:cstheme="majorHAnsi"/>
+          <w:sz w:val="26"/>
+          <w:szCs w:val="26"/>
+          <w:lang w:val="en-US"/>
+        </w:rPr>
+        <w:t xml:space="preserve">            if (result == DialogResult.Yes)</w:t>
+      </w:r>
+    </w:p>
+    <w:p>
+      <w:pPr>
+        <w:rPr>
+          <w:rFonts w:asciiTheme="majorHAnsi" w:hAnsiTheme="majorHAnsi" w:cstheme="majorHAnsi"/>
+          <w:sz w:val="26"/>
+          <w:szCs w:val="26"/>
+          <w:lang w:val="en-US"/>
+        </w:rPr>
+      </w:pPr>
+      <w:r>
+        <w:rPr>
+          <w:rFonts w:asciiTheme="majorHAnsi" w:hAnsiTheme="majorHAnsi" w:cstheme="majorHAnsi"/>
+          <w:sz w:val="26"/>
+          <w:szCs w:val="26"/>
+          <w:lang w:val="en-US"/>
+        </w:rPr>
+        <w:t xml:space="preserve">            {</w:t>
+      </w:r>
+    </w:p>
+    <w:p>
+      <w:pPr>
+        <w:rPr>
+          <w:rFonts w:asciiTheme="majorHAnsi" w:hAnsiTheme="majorHAnsi" w:cstheme="majorHAnsi"/>
+          <w:sz w:val="26"/>
+          <w:szCs w:val="26"/>
+          <w:lang w:val="en-US"/>
+        </w:rPr>
+      </w:pPr>
+      <w:r>
+        <w:rPr>
+          <w:rFonts w:asciiTheme="majorHAnsi" w:hAnsiTheme="majorHAnsi" w:cstheme="majorHAnsi"/>
+          <w:sz w:val="26"/>
+          <w:szCs w:val="26"/>
+          <w:lang w:val="en-US"/>
+        </w:rPr>
+        <w:t xml:space="preserve">                XoaSV(maSV);</w:t>
+      </w:r>
+    </w:p>
+    <w:p>
+      <w:pPr>
+        <w:rPr>
+          <w:rFonts w:asciiTheme="majorHAnsi" w:hAnsiTheme="majorHAnsi" w:cstheme="majorHAnsi"/>
+          <w:sz w:val="26"/>
+          <w:szCs w:val="26"/>
+          <w:lang w:val="en-US"/>
+        </w:rPr>
+      </w:pPr>
+      <w:r>
+        <w:rPr>
+          <w:rFonts w:asciiTheme="majorHAnsi" w:hAnsiTheme="majorHAnsi" w:cstheme="majorHAnsi"/>
+          <w:sz w:val="26"/>
+          <w:szCs w:val="26"/>
+          <w:lang w:val="en-US"/>
+        </w:rPr>
+        <w:lastRenderedPageBreak/>
+        <w:t xml:space="preserve">                maSV = ""; // Reset lại biến sau khi xóa</w:t>
+      </w:r>
+    </w:p>
+    <w:p>
+      <w:pPr>
+        <w:rPr>
+          <w:rFonts w:asciiTheme="majorHAnsi" w:hAnsiTheme="majorHAnsi" w:cstheme="majorHAnsi"/>
+          <w:sz w:val="26"/>
+          <w:szCs w:val="26"/>
+          <w:lang w:val="en-US"/>
+        </w:rPr>
+      </w:pPr>
+      <w:r>
+        <w:rPr>
+          <w:rFonts w:asciiTheme="majorHAnsi" w:hAnsiTheme="majorHAnsi" w:cstheme="majorHAnsi"/>
+          <w:sz w:val="26"/>
+          <w:szCs w:val="26"/>
+          <w:lang w:val="en-US"/>
+        </w:rPr>
+        <w:t xml:space="preserve">            }</w:t>
+      </w:r>
+    </w:p>
+    <w:p>
+      <w:pPr>
+        <w:rPr>
+          <w:rFonts w:asciiTheme="majorHAnsi" w:hAnsiTheme="majorHAnsi" w:cstheme="majorHAnsi"/>
+          <w:sz w:val="26"/>
+          <w:szCs w:val="26"/>
+          <w:lang w:val="en-US"/>
+        </w:rPr>
+      </w:pPr>
+      <w:r>
+        <w:rPr>
+          <w:rFonts w:asciiTheme="majorHAnsi" w:hAnsiTheme="majorHAnsi" w:cstheme="majorHAnsi"/>
+          <w:sz w:val="26"/>
+          <w:szCs w:val="26"/>
+          <w:lang w:val="en-US"/>
+        </w:rPr>
+        <w:t xml:space="preserve">        }</w:t>
+      </w:r>
+    </w:p>
+    <w:p>
+      <w:pPr>
+        <w:rPr>
+          <w:rFonts w:asciiTheme="majorHAnsi" w:hAnsiTheme="majorHAnsi" w:cstheme="majorHAnsi"/>
+          <w:sz w:val="26"/>
+          <w:szCs w:val="26"/>
+          <w:lang w:val="en-US"/>
+        </w:rPr>
+      </w:pPr>
+      <w:r>
+        <w:rPr>
+          <w:rFonts w:asciiTheme="majorHAnsi" w:hAnsiTheme="majorHAnsi" w:cstheme="majorHAnsi"/>
+          <w:sz w:val="26"/>
+          <w:szCs w:val="26"/>
+          <w:lang w:val="en-US"/>
+        </w:rPr>
+        <w:t xml:space="preserve">    }</w:t>
+      </w:r>
+    </w:p>
+    <w:p>
+      <w:pPr>
+        <w:rPr>
+          <w:rFonts w:asciiTheme="majorHAnsi" w:hAnsiTheme="majorHAnsi" w:cstheme="majorHAnsi"/>
+          <w:sz w:val="26"/>
+          <w:szCs w:val="26"/>
+          <w:lang w:val="en-US"/>
+        </w:rPr>
+      </w:pPr>
+      <w:r>
+        <w:rPr>
+          <w:rFonts w:asciiTheme="majorHAnsi" w:hAnsiTheme="majorHAnsi" w:cstheme="majorHAnsi"/>
+          <w:sz w:val="26"/>
+          <w:szCs w:val="26"/>
+          <w:lang w:val="en-US"/>
+        </w:rPr>
+        <w:t>}</w:t>
+      </w:r>
+    </w:p>
+    <w:p>
+      <w:pPr>
+        <w:rPr>
+          <w:rFonts w:asciiTheme="majorHAnsi" w:hAnsiTheme="majorHAnsi" w:cstheme="majorHAnsi"/>
+          <w:b/>
+          <w:bCs/>
+          <w:sz w:val="26"/>
+          <w:szCs w:val="26"/>
+          <w:lang w:val="en-US"/>
+        </w:rPr>
+      </w:pPr>
+    </w:p>
+    <w:p>
+      <w:pPr>
+        <w:rPr>
+          <w:rFonts w:asciiTheme="majorHAnsi" w:hAnsiTheme="majorHAnsi" w:cstheme="majorHAnsi"/>
+          <w:sz w:val="26"/>
+          <w:szCs w:val="26"/>
+          <w:lang w:val="en-US"/>
+        </w:rPr>
+      </w:pPr>
+      <w:r>
+        <w:rPr>
+          <w:rFonts w:asciiTheme="majorHAnsi" w:hAnsiTheme="majorHAnsi" w:cstheme="majorHAnsi"/>
+          <w:noProof/>
+          <w:sz w:val="26"/>
+          <w:szCs w:val="26"/>
+          <w:lang w:val="en-US"/>
+        </w:rPr>
+        <w:drawing>
+          <wp:inline distT="0" distB="0" distL="0" distR="0" wp14:anchorId="60E62720" wp14:editId="7877E0F2">
+            <wp:extent cx="5731510" cy="3054350"/>
+            <wp:effectExtent l="0" t="0" r="2540" b="0"/>
+            <wp:docPr id="18" name="Hình ảnh 18"/>
+            <wp:cNvGraphicFramePr>
+              <a:graphicFrameLocks xmlns:a="http://schemas.openxmlformats.org/drawingml/2006/main" noChangeAspect="1"/>
+            </wp:cNvGraphicFramePr>
+            <a:graphic xmlns:a="http://schemas.openxmlformats.org/drawingml/2006/main">
+              <a:graphicData uri="http://schemas.openxmlformats.org/drawingml/2006/picture">
+                <pic:pic xmlns:pic="http://schemas.openxmlformats.org/drawingml/2006/picture">
+                  <pic:nvPicPr>
+                    <pic:cNvPr id="1" name=""/>
+                    <pic:cNvPicPr/>
+                  </pic:nvPicPr>
+                  <pic:blipFill>
+                    <a:blip r:embed="rId11"/>
+                    <a:stretch>
+                      <a:fillRect/>
+                    </a:stretch>
+                  </pic:blipFill>
+                  <pic:spPr>
+                    <a:xfrm>
+                      <a:off x="0" y="0"/>
+                      <a:ext cx="5731510" cy="3054350"/>
+                    </a:xfrm>
+                    <a:prstGeom prst="rect">
+                      <a:avLst/>
+                    </a:prstGeom>
+                  </pic:spPr>
+                </pic:pic>
+              </a:graphicData>
+            </a:graphic>
+          </wp:inline>
+        </w:drawing>
+      </w:r>
+    </w:p>
+    <w:p>
+      <w:pPr>
+        <w:rPr>
+          <w:rFonts w:asciiTheme="majorHAnsi" w:hAnsiTheme="majorHAnsi" w:cstheme="majorHAnsi"/>
+          <w:sz w:val="26"/>
+          <w:szCs w:val="26"/>
+          <w:lang w:val="en-US"/>
+        </w:rPr>
+      </w:pPr>
+      <w:r>
+        <w:rPr>
+          <w:rFonts w:asciiTheme="majorHAnsi" w:hAnsiTheme="majorHAnsi" w:cstheme="majorHAnsi"/>
+          <w:noProof/>
+          <w:sz w:val="26"/>
+          <w:szCs w:val="26"/>
+          <w:lang w:val="en-US"/>
+        </w:rPr>
+        <w:drawing>
+          <wp:inline distT="0" distB="0" distL="0" distR="0" wp14:anchorId="29FD9A74" wp14:editId="011B1568">
+            <wp:extent cx="5731510" cy="3046730"/>
+            <wp:effectExtent l="0" t="0" r="2540" b="1270"/>
+            <wp:docPr id="19" name="Hình ảnh 19"/>
+            <wp:cNvGraphicFramePr>
+              <a:graphicFrameLocks xmlns:a="http://schemas.openxmlformats.org/drawingml/2006/main" noChangeAspect="1"/>
+            </wp:cNvGraphicFramePr>
+            <a:graphic xmlns:a="http://schemas.openxmlformats.org/drawingml/2006/main">
+              <a:graphicData uri="http://schemas.openxmlformats.org/drawingml/2006/picture">
+                <pic:pic xmlns:pic="http://schemas.openxmlformats.org/drawingml/2006/picture">
+                  <pic:nvPicPr>
+                    <pic:cNvPr id="1" name=""/>
+                    <pic:cNvPicPr/>
+                  </pic:nvPicPr>
+                  <pic:blipFill>
+                    <a:blip r:embed="rId12"/>
+                    <a:stretch>
+                      <a:fillRect/>
+                    </a:stretch>
+                  </pic:blipFill>
+                  <pic:spPr>
+                    <a:xfrm>
+                      <a:off x="0" y="0"/>
+                      <a:ext cx="5731510" cy="3046730"/>
+                    </a:xfrm>
+                    <a:prstGeom prst="rect">
+                      <a:avLst/>
+                    </a:prstGeom>
+                  </pic:spPr>
+                </pic:pic>
+              </a:graphicData>
+            </a:graphic>
+          </wp:inline>
+        </w:drawing>
+      </w:r>
+    </w:p>
+    <w:p>
+      <w:pPr>
+        <w:rPr>
+          <w:rFonts w:asciiTheme="majorHAnsi" w:hAnsiTheme="majorHAnsi" w:cstheme="majorHAnsi"/>
+          <w:sz w:val="26"/>
+          <w:szCs w:val="26"/>
+          <w:lang w:val="en-US"/>
+        </w:rPr>
+      </w:pPr>
+      <w:r>
+        <w:rPr>
+          <w:rFonts w:asciiTheme="majorHAnsi" w:hAnsiTheme="majorHAnsi" w:cstheme="majorHAnsi"/>
+          <w:noProof/>
+          <w:sz w:val="26"/>
+          <w:szCs w:val="26"/>
+          <w:lang w:val="en-US"/>
+        </w:rPr>
+        <w:lastRenderedPageBreak/>
+        <w:drawing>
+          <wp:inline distT="0" distB="0" distL="0" distR="0" wp14:anchorId="0710F247" wp14:editId="302B49D0">
+            <wp:extent cx="5525271" cy="4629796"/>
+            <wp:effectExtent l="0" t="0" r="0" b="0"/>
+            <wp:docPr id="9" name="Hình ảnh 9"/>
+            <wp:cNvGraphicFramePr>
+              <a:graphicFrameLocks xmlns:a="http://schemas.openxmlformats.org/drawingml/2006/main" noChangeAspect="1"/>
+            </wp:cNvGraphicFramePr>
+            <a:graphic xmlns:a="http://schemas.openxmlformats.org/drawingml/2006/main">
+              <a:graphicData uri="http://schemas.openxmlformats.org/drawingml/2006/picture">
+                <pic:pic xmlns:pic="http://schemas.openxmlformats.org/drawingml/2006/picture">
+                  <pic:nvPicPr>
+                    <pic:cNvPr id="1" name=""/>
+                    <pic:cNvPicPr/>
+                  </pic:nvPicPr>
+                  <pic:blipFill>
+                    <a:blip r:embed="rId13"/>
+                    <a:stretch>
+                      <a:fillRect/>
+                    </a:stretch>
+                  </pic:blipFill>
+                  <pic:spPr>
+                    <a:xfrm>
+                      <a:off x="0" y="0"/>
+                      <a:ext cx="5525271" cy="4629796"/>
+                    </a:xfrm>
+                    <a:prstGeom prst="rect">
+                      <a:avLst/>
+                    </a:prstGeom>
+                  </pic:spPr>
+                </pic:pic>
+              </a:graphicData>
+            </a:graphic>
+          </wp:inline>
+        </w:drawing>
+      </w:r>
+    </w:p>
+    <w:p>
+      <w:pPr>
+        <w:rPr>
+          <w:rFonts w:asciiTheme="majorHAnsi" w:hAnsiTheme="majorHAnsi" w:cstheme="majorHAnsi"/>
+          <w:sz w:val="26"/>
+          <w:szCs w:val="26"/>
+          <w:lang w:val="en-US"/>
+        </w:rPr>
+      </w:pPr>
+    </w:p>
+    <w:p>
+      <w:pPr>
+        <w:rPr>
+          <w:rFonts w:asciiTheme="majorHAnsi" w:hAnsiTheme="majorHAnsi" w:cstheme="majorHAnsi"/>
+          <w:sz w:val="26"/>
+          <w:szCs w:val="26"/>
+          <w:lang w:val="en-US"/>
+        </w:rPr>
+      </w:pPr>
+      <w:r>
+        <w:rPr>
+          <w:rFonts w:asciiTheme="majorHAnsi" w:hAnsiTheme="majorHAnsi" w:cstheme="majorHAnsi"/>
+          <w:noProof/>
+          <w:sz w:val="26"/>
+          <w:szCs w:val="26"/>
+          <w:lang w:val="en-US"/>
+        </w:rPr>
+        <w:lastRenderedPageBreak/>
+        <w:drawing>
+          <wp:inline distT="0" distB="0" distL="0" distR="0" wp14:anchorId="07BB8280" wp14:editId="3F8A20BC">
+            <wp:extent cx="5410955" cy="4525006"/>
+            <wp:effectExtent l="0" t="0" r="0" b="9525"/>
+            <wp:docPr id="20" name="Hình ảnh 20"/>
+            <wp:cNvGraphicFramePr>
+              <a:graphicFrameLocks xmlns:a="http://schemas.openxmlformats.org/drawingml/2006/main" noChangeAspect="1"/>
+            </wp:cNvGraphicFramePr>
+            <a:graphic xmlns:a="http://schemas.openxmlformats.org/drawingml/2006/main">
+              <a:graphicData uri="http://schemas.openxmlformats.org/drawingml/2006/picture">
+                <pic:pic xmlns:pic="http://schemas.openxmlformats.org/drawingml/2006/picture">
+                  <pic:nvPicPr>
+                    <pic:cNvPr id="1" name=""/>
+                    <pic:cNvPicPr/>
+                  </pic:nvPicPr>
+                  <pic:blipFill>
+                    <a:blip r:embed="rId14"/>
+                    <a:stretch>
+                      <a:fillRect/>
+                    </a:stretch>
+                  </pic:blipFill>
+                  <pic:spPr>
+                    <a:xfrm>
+                      <a:off x="0" y="0"/>
+                      <a:ext cx="5410955" cy="4525006"/>
+                    </a:xfrm>
+                    <a:prstGeom prst="rect">
+                      <a:avLst/>
+                    </a:prstGeom>
+                  </pic:spPr>
+                </pic:pic>
+              </a:graphicData>
+            </a:graphic>
+          </wp:inline>
+        </w:drawing>
+      </w:r>
+    </w:p>
+    <w:p>
+      <w:pPr>
+        <w:rPr>
+          <w:rFonts w:asciiTheme="majorHAnsi" w:hAnsiTheme="majorHAnsi" w:cstheme="majorHAnsi"/>
+          <w:sz w:val="26"/>
+          <w:szCs w:val="26"/>
+        </w:rPr>
+      </w:pPr>
+    </w:p>
+    <w:p/>
     <w:sectPr>
-      <w:pgSz w:w="12240" w:h="15840"/>
-      <w:pgMar w:top="1440" w:right="1440" w:bottom="1440" w:left="1440" w:header="720" w:footer="720" w:gutter="0"/>
-      <w:cols w:space="720"/>
+      <w:pgSz w:w="11906" w:h="16838"/>
+      <w:pgMar w:top="1440" w:right="1440" w:bottom="1440" w:left="1440" w:header="708" w:footer="708" w:gutter="0"/>
+      <w:cols w:space="708"/>
       <w:docGrid w:linePitch="360"/>
     </w:sectPr>
   </w:body>
@@ -754,6 +8764,17 @@
   <w:style w:type="paragraph" w:default="1" w:styleId="Binhthng">
     <w:name w:val="Normal"/>
     <w:qFormat/>
+    <w:rsid w:val="00722806"/>
+    <w:pPr>
+      <w:spacing w:line="259" w:lineRule="auto"/>
+    </w:pPr>
+    <w:rPr>
+      <w:kern w:val="0"/>
+      <w:sz w:val="22"/>
+      <w:szCs w:val="22"/>
+      <w:lang w:val="vi-VN"/>
+      <w14:ligatures w14:val="none"/>
+    </w:rPr>
   </w:style>
   <w:style w:type="paragraph" w:styleId="u1">
     <w:name w:val="heading 1"/>
@@ -766,14 +8787,17 @@
     <w:pPr>
       <w:keepNext/>
       <w:keepLines/>
-      <w:spacing w:before="360" w:after="80"/>
+      <w:spacing w:before="360" w:after="80" w:line="278" w:lineRule="auto"/>
       <w:outlineLvl w:val="0"/>
     </w:pPr>
     <w:rPr>
       <w:rFonts w:asciiTheme="majorHAnsi" w:eastAsiaTheme="majorEastAsia" w:hAnsiTheme="majorHAnsi" w:cstheme="majorBidi"/>
       <w:color w:val="0F4761" w:themeColor="accent1" w:themeShade="BF"/>
+      <w:kern w:val="2"/>
       <w:sz w:val="40"/>
       <w:szCs w:val="40"/>
+      <w:lang w:val="en-US"/>
+      <w14:ligatures w14:val="standardContextual"/>
     </w:rPr>
   </w:style>
   <w:style w:type="paragraph" w:styleId="u2">
@@ -789,14 +8813,17 @@
     <w:pPr>
       <w:keepNext/>
       <w:keepLines/>
-      <w:spacing w:before="160" w:after="80"/>
+      <w:spacing w:before="160" w:after="80" w:line="278" w:lineRule="auto"/>
       <w:outlineLvl w:val="1"/>
     </w:pPr>
     <w:rPr>
       <w:rFonts w:asciiTheme="majorHAnsi" w:eastAsiaTheme="majorEastAsia" w:hAnsiTheme="majorHAnsi" w:cstheme="majorBidi"/>
       <w:color w:val="0F4761" w:themeColor="accent1" w:themeShade="BF"/>
+      <w:kern w:val="2"/>
       <w:sz w:val="32"/>
       <w:szCs w:val="32"/>
+      <w:lang w:val="en-US"/>
+      <w14:ligatures w14:val="standardContextual"/>
     </w:rPr>
   </w:style>
   <w:style w:type="paragraph" w:styleId="u3">
@@ -812,14 +8839,17 @@
     <w:pPr>
       <w:keepNext/>
       <w:keepLines/>
-      <w:spacing w:before="160" w:after="80"/>
+      <w:spacing w:before="160" w:after="80" w:line="278" w:lineRule="auto"/>
       <w:outlineLvl w:val="2"/>
     </w:pPr>
     <w:rPr>
       <w:rFonts w:eastAsiaTheme="majorEastAsia" w:cstheme="majorBidi"/>
       <w:color w:val="0F4761" w:themeColor="accent1" w:themeShade="BF"/>
+      <w:kern w:val="2"/>
       <w:sz w:val="28"/>
       <w:szCs w:val="28"/>
+      <w:lang w:val="en-US"/>
+      <w14:ligatures w14:val="standardContextual"/>
     </w:rPr>
   </w:style>
   <w:style w:type="paragraph" w:styleId="u4">
@@ -835,7 +8865,7 @@
     <w:pPr>
       <w:keepNext/>
       <w:keepLines/>
-      <w:spacing w:before="80" w:after="40"/>
+      <w:spacing w:before="80" w:after="40" w:line="278" w:lineRule="auto"/>
       <w:outlineLvl w:val="3"/>
     </w:pPr>
     <w:rPr>
@@ -843,6 +8873,11 @@
       <w:i/>
       <w:iCs/>
       <w:color w:val="0F4761" w:themeColor="accent1" w:themeShade="BF"/>
+      <w:kern w:val="2"/>
+      <w:sz w:val="24"/>
+      <w:szCs w:val="24"/>
+      <w:lang w:val="en-US"/>
+      <w14:ligatures w14:val="standardContextual"/>
     </w:rPr>
   </w:style>
   <w:style w:type="paragraph" w:styleId="u5">
@@ -858,12 +8893,17 @@
     <w:pPr>
       <w:keepNext/>
       <w:keepLines/>
-      <w:spacing w:before="80" w:after="40"/>
+      <w:spacing w:before="80" w:after="40" w:line="278" w:lineRule="auto"/>
       <w:outlineLvl w:val="4"/>
     </w:pPr>
     <w:rPr>
       <w:rFonts w:eastAsiaTheme="majorEastAsia" w:cstheme="majorBidi"/>
       <w:color w:val="0F4761" w:themeColor="accent1" w:themeShade="BF"/>
+      <w:kern w:val="2"/>
+      <w:sz w:val="24"/>
+      <w:szCs w:val="24"/>
+      <w:lang w:val="en-US"/>
+      <w14:ligatures w14:val="standardContextual"/>
     </w:rPr>
   </w:style>
   <w:style w:type="paragraph" w:styleId="u6">
@@ -879,7 +8919,7 @@
     <w:pPr>
       <w:keepNext/>
       <w:keepLines/>
-      <w:spacing w:before="40" w:after="0"/>
+      <w:spacing w:before="40" w:after="0" w:line="278" w:lineRule="auto"/>
       <w:outlineLvl w:val="5"/>
     </w:pPr>
     <w:rPr>
@@ -887,6 +8927,11 @@
       <w:i/>
       <w:iCs/>
       <w:color w:val="595959" w:themeColor="text1" w:themeTint="A6"/>
+      <w:kern w:val="2"/>
+      <w:sz w:val="24"/>
+      <w:szCs w:val="24"/>
+      <w:lang w:val="en-US"/>
+      <w14:ligatures w14:val="standardContextual"/>
     </w:rPr>
   </w:style>
   <w:style w:type="paragraph" w:styleId="u7">
@@ -902,12 +8947,17 @@
     <w:pPr>
       <w:keepNext/>
       <w:keepLines/>
-      <w:spacing w:before="40" w:after="0"/>
+      <w:spacing w:before="40" w:after="0" w:line="278" w:lineRule="auto"/>
       <w:outlineLvl w:val="6"/>
     </w:pPr>
     <w:rPr>
       <w:rFonts w:eastAsiaTheme="majorEastAsia" w:cstheme="majorBidi"/>
       <w:color w:val="595959" w:themeColor="text1" w:themeTint="A6"/>
+      <w:kern w:val="2"/>
+      <w:sz w:val="24"/>
+      <w:szCs w:val="24"/>
+      <w:lang w:val="en-US"/>
+      <w14:ligatures w14:val="standardContextual"/>
     </w:rPr>
   </w:style>
   <w:style w:type="paragraph" w:styleId="u8">
@@ -923,7 +8973,7 @@
     <w:pPr>
       <w:keepNext/>
       <w:keepLines/>
-      <w:spacing w:after="0"/>
+      <w:spacing w:after="0" w:line="278" w:lineRule="auto"/>
       <w:outlineLvl w:val="7"/>
     </w:pPr>
     <w:rPr>
@@ -931,6 +8981,11 @@
       <w:i/>
       <w:iCs/>
       <w:color w:val="272727" w:themeColor="text1" w:themeTint="D8"/>
+      <w:kern w:val="2"/>
+      <w:sz w:val="24"/>
+      <w:szCs w:val="24"/>
+      <w:lang w:val="en-US"/>
+      <w14:ligatures w14:val="standardContextual"/>
     </w:rPr>
   </w:style>
   <w:style w:type="paragraph" w:styleId="u9">
@@ -946,12 +9001,17 @@
     <w:pPr>
       <w:keepNext/>
       <w:keepLines/>
-      <w:spacing w:after="0"/>
+      <w:spacing w:after="0" w:line="278" w:lineRule="auto"/>
       <w:outlineLvl w:val="8"/>
     </w:pPr>
     <w:rPr>
       <w:rFonts w:eastAsiaTheme="majorEastAsia" w:cstheme="majorBidi"/>
       <w:color w:val="272727" w:themeColor="text1" w:themeTint="D8"/>
+      <w:kern w:val="2"/>
+      <w:sz w:val="24"/>
+      <w:szCs w:val="24"/>
+      <w:lang w:val="en-US"/>
+      <w14:ligatures w14:val="standardContextual"/>
     </w:rPr>
   </w:style>
   <w:style w:type="character" w:default="1" w:styleId="Phngmcinhcuaoanvn">
@@ -1118,6 +9178,8 @@
       <w:kern w:val="28"/>
       <w:sz w:val="56"/>
       <w:szCs w:val="56"/>
+      <w:lang w:val="en-US"/>
+      <w14:ligatures w14:val="standardContextual"/>
     </w:rPr>
   </w:style>
   <w:style w:type="character" w:customStyle="1" w:styleId="TiuChar">
@@ -1146,13 +9208,17 @@
       <w:numPr>
         <w:ilvl w:val="1"/>
       </w:numPr>
+      <w:spacing w:line="278" w:lineRule="auto"/>
     </w:pPr>
     <w:rPr>
       <w:rFonts w:eastAsiaTheme="majorEastAsia" w:cstheme="majorBidi"/>
       <w:color w:val="595959" w:themeColor="text1" w:themeTint="A6"/>
       <w:spacing w:val="15"/>
+      <w:kern w:val="2"/>
       <w:sz w:val="28"/>
       <w:szCs w:val="28"/>
+      <w:lang w:val="en-US"/>
+      <w14:ligatures w14:val="standardContextual"/>
     </w:rPr>
   </w:style>
   <w:style w:type="character" w:customStyle="1" w:styleId="TiuphuChar">
@@ -1178,13 +9244,18 @@
     <w:qFormat/>
     <w:rsid w:val="004C7118"/>
     <w:pPr>
-      <w:spacing w:before="160"/>
+      <w:spacing w:before="160" w:line="278" w:lineRule="auto"/>
       <w:jc w:val="center"/>
     </w:pPr>
     <w:rPr>
       <w:i/>
       <w:iCs/>
       <w:color w:val="404040" w:themeColor="text1" w:themeTint="BF"/>
+      <w:kern w:val="2"/>
+      <w:sz w:val="24"/>
+      <w:szCs w:val="24"/>
+      <w:lang w:val="en-US"/>
+      <w14:ligatures w14:val="standardContextual"/>
     </w:rPr>
   </w:style>
   <w:style w:type="character" w:customStyle="1" w:styleId="LitrichdnChar">
@@ -1206,9 +9277,17 @@
     <w:qFormat/>
     <w:rsid w:val="004C7118"/>
     <w:pPr>
+      <w:spacing w:line="278" w:lineRule="auto"/>
       <w:ind w:left="720"/>
       <w:contextualSpacing/>
     </w:pPr>
+    <w:rPr>
+      <w:kern w:val="2"/>
+      <w:sz w:val="24"/>
+      <w:szCs w:val="24"/>
+      <w:lang w:val="en-US"/>
+      <w14:ligatures w14:val="standardContextual"/>
+    </w:rPr>
   </w:style>
   <w:style w:type="character" w:styleId="NhnmnhThm">
     <w:name w:val="Intense Emphasis"/>
@@ -1235,7 +9314,7 @@
         <w:top w:val="single" w:sz="4" w:space="10" w:color="0F4761" w:themeColor="accent1" w:themeShade="BF"/>
         <w:bottom w:val="single" w:sz="4" w:space="10" w:color="0F4761" w:themeColor="accent1" w:themeShade="BF"/>
       </w:pBdr>
-      <w:spacing w:before="360" w:after="360"/>
+      <w:spacing w:before="360" w:after="360" w:line="278" w:lineRule="auto"/>
       <w:ind w:left="864" w:right="864"/>
       <w:jc w:val="center"/>
     </w:pPr>
@@ -1243,6 +9322,11 @@
       <w:i/>
       <w:iCs/>
       <w:color w:val="0F4761" w:themeColor="accent1" w:themeShade="BF"/>
+      <w:kern w:val="2"/>
+      <w:sz w:val="24"/>
+      <w:szCs w:val="24"/>
+      <w:lang w:val="en-US"/>
+      <w14:ligatures w14:val="standardContextual"/>
     </w:rPr>
   </w:style>
   <w:style w:type="character" w:customStyle="1" w:styleId="NhaykepmChar">
